--- a/Bee-Hop dokumentáció.docx
+++ b/Bee-Hop dokumentáció.docx
@@ -1,6 +1,6 @@
 
 <file path=word/document.xml><?xml version="1.0" encoding="utf-8"?>
-<w:document xmlns:wpc="http://schemas.microsoft.com/office/word/2010/wordprocessingCanvas" xmlns:cx="http://schemas.microsoft.com/office/drawing/2014/chartex" xmlns:cx1="http://schemas.microsoft.com/office/drawing/2015/9/8/chartex" xmlns:cx2="http://schemas.microsoft.com/office/drawing/2015/10/21/chartex" xmlns:cx3="http://schemas.microsoft.com/office/drawing/2016/5/9/chartex" xmlns:cx4="http://schemas.microsoft.com/office/drawing/2016/5/10/chartex" xmlns:cx5="http://schemas.microsoft.com/office/drawing/2016/5/11/chartex" xmlns:cx6="http://schemas.microsoft.com/office/drawing/2016/5/12/chartex" xmlns:cx7="http://schemas.microsoft.com/office/drawing/2016/5/13/chartex" xmlns:cx8="http://schemas.microsoft.com/office/drawing/2016/5/14/chartex" xmlns:mc="http://schemas.openxmlformats.org/markup-compatibility/2006" xmlns:aink="http://schemas.microsoft.com/office/drawing/2016/ink" xmlns:am3d="http://schemas.microsoft.com/office/drawing/2017/model3d" xmlns:o="urn:schemas-microsoft-com:office:office" xmlns:oel="http://schemas.microsoft.com/office/2019/extlst" xmlns:r="http://schemas.openxmlformats.org/officeDocument/2006/relationships" xmlns:m="http://schemas.openxmlformats.org/officeDocument/2006/math" xmlns:v="urn:schemas-microsoft-com:vml" xmlns:wp14="http://schemas.microsoft.com/office/word/2010/wordprocessingDrawing" xmlns:wp="http://schemas.openxmlformats.org/drawingml/2006/wordprocessingDrawing" xmlns:w10="urn:schemas-microsoft-com:office:word" xmlns:w="http://schemas.openxmlformats.org/wordprocessingml/2006/main" xmlns:w14="http://schemas.microsoft.com/office/word/2010/wordml" xmlns:w15="http://schemas.microsoft.com/office/word/2012/wordml" xmlns:w16cex="http://schemas.microsoft.com/office/word/2018/wordml/cex" xmlns:w16cid="http://schemas.microsoft.com/office/word/2016/wordml/cid" xmlns:w16="http://schemas.microsoft.com/office/word/2018/wordml" xmlns:w16du="http://schemas.microsoft.com/office/word/2023/wordml/word16du" xmlns:w16sdtdh="http://schemas.microsoft.com/office/word/2020/wordml/sdtdatahash" xmlns:w16sdtfl="http://schemas.microsoft.com/office/word/2024/wordml/sdtformatlock" xmlns:w16se="http://schemas.microsoft.com/office/word/2015/wordml/symex" xmlns:wpg="http://schemas.microsoft.com/office/word/2010/wordprocessingGroup" xmlns:wpi="http://schemas.microsoft.com/office/word/2010/wordprocessingInk" xmlns:wne="http://schemas.microsoft.com/office/word/2006/wordml" xmlns:wps="http://schemas.microsoft.com/office/word/2010/wordprocessingShape" mc:Ignorable="w14 w15 w16se w16cid w16 w16cex w16sdtdh w16sdtfl w16du wp14">
+<w:document xmlns:wpc="http://schemas.microsoft.com/office/word/2010/wordprocessingCanvas" xmlns:cx="http://schemas.microsoft.com/office/drawing/2014/chartex" xmlns:cx1="http://schemas.microsoft.com/office/drawing/2015/9/8/chartex" xmlns:cx2="http://schemas.microsoft.com/office/drawing/2015/10/21/chartex" xmlns:cx3="http://schemas.microsoft.com/office/drawing/2016/5/9/chartex" xmlns:cx4="http://schemas.microsoft.com/office/drawing/2016/5/10/chartex" xmlns:cx5="http://schemas.microsoft.com/office/drawing/2016/5/11/chartex" xmlns:cx6="http://schemas.microsoft.com/office/drawing/2016/5/12/chartex" xmlns:cx7="http://schemas.microsoft.com/office/drawing/2016/5/13/chartex" xmlns:cx8="http://schemas.microsoft.com/office/drawing/2016/5/14/chartex" xmlns:mc="http://schemas.openxmlformats.org/markup-compatibility/2006" xmlns:aink="http://schemas.microsoft.com/office/drawing/2016/ink" xmlns:am3d="http://schemas.microsoft.com/office/drawing/2017/model3d" xmlns:o="urn:schemas-microsoft-com:office:office" xmlns:r="http://schemas.openxmlformats.org/officeDocument/2006/relationships" xmlns:m="http://schemas.openxmlformats.org/officeDocument/2006/math" xmlns:v="urn:schemas-microsoft-com:vml" xmlns:wp14="http://schemas.microsoft.com/office/word/2010/wordprocessingDrawing" xmlns:wp="http://schemas.openxmlformats.org/drawingml/2006/wordprocessingDrawing" xmlns:w10="urn:schemas-microsoft-com:office:word" xmlns:w="http://schemas.openxmlformats.org/wordprocessingml/2006/main" xmlns:w14="http://schemas.microsoft.com/office/word/2010/wordml" xmlns:w15="http://schemas.microsoft.com/office/word/2012/wordml" xmlns:w16cex="http://schemas.microsoft.com/office/word/2018/wordml/cex" xmlns:w16cid="http://schemas.microsoft.com/office/word/2016/wordml/cid" xmlns:w16="http://schemas.microsoft.com/office/word/2018/wordml" xmlns:w16sdtdh="http://schemas.microsoft.com/office/word/2020/wordml/sdtdatahash" xmlns:w16se="http://schemas.microsoft.com/office/word/2015/wordml/symex" xmlns:wpg="http://schemas.microsoft.com/office/word/2010/wordprocessingGroup" xmlns:wpi="http://schemas.microsoft.com/office/word/2010/wordprocessingInk" xmlns:wne="http://schemas.microsoft.com/office/word/2006/wordml" xmlns:wps="http://schemas.microsoft.com/office/word/2010/wordprocessingShape" mc:Ignorable="w14 w15 w16se w16cid w16 w16cex w16sdtdh wp14">
   <w:body>
     <w:p/>
     <w:p>
@@ -364,25 +364,23 @@
           <w:szCs w:val="24"/>
           <w:lang w:val="hu-HU"/>
         </w:rPr>
-        <w:t xml:space="preserve"> A kezdőképernyőn lévő gombra, a képernyőre kattintva vagy a </w:t>
-      </w:r>
-      <w:proofErr w:type="spellStart"/>
+        <w:t xml:space="preserve"> A kezdőképernyőn lévő</w:t>
+      </w:r>
       <w:r>
         <w:rPr>
           <w:sz w:val="24"/>
           <w:szCs w:val="24"/>
           <w:lang w:val="hu-HU"/>
         </w:rPr>
-        <w:t>Space</w:t>
-      </w:r>
-      <w:proofErr w:type="spellEnd"/>
+        <w:t xml:space="preserve"> START</w:t>
+      </w:r>
       <w:r>
         <w:rPr>
           <w:sz w:val="24"/>
           <w:szCs w:val="24"/>
           <w:lang w:val="hu-HU"/>
         </w:rPr>
-        <w:t xml:space="preserve"> billentyű megnyomásával indítható el a játékmenet. </w:t>
+        <w:t xml:space="preserve"> gombra kattintva indítható el a játékmenet. </w:t>
       </w:r>
     </w:p>
     <w:p>
@@ -432,7 +430,7 @@
           <w:szCs w:val="24"/>
           <w:lang w:val="hu-HU"/>
         </w:rPr>
-        <w:t xml:space="preserve"> billentyű lenyomásával vagy az egérkattintással a méhecske felfelé ugrik, majd a gravitáció hatására elkezd lefelé süllyedni. </w:t>
+        <w:t xml:space="preserve"> lenyomásával vagy az egérkattintással a méhecske felfelé ugrik, majd a gravitáció hatására elkezd lefelé süllyedni. </w:t>
       </w:r>
     </w:p>
     <w:p>
@@ -631,7 +629,7 @@
           <w:sz w:val="24"/>
           <w:szCs w:val="24"/>
         </w:rPr>
-        <w:t xml:space="preserve">Az alkalmazás egy egyoldalas webalkalmazás, amely HTML5, CSS3 és JavaScript technológiákkal készült. Az adatok tárolása a böngésző </w:t>
+        <w:t xml:space="preserve">Az alkalmazás egy egyoldalas webalkalmazás, amely HTML, CSS és JavaScript technológiákkal készült. Az adatok tárolása a böngésző </w:t>
       </w:r>
       <w:r>
         <w:rPr>
@@ -737,7 +735,6 @@
         </w:rPr>
       </w:pPr>
       <w:proofErr w:type="spellStart"/>
-      <w:proofErr w:type="gramStart"/>
       <w:r>
         <w:rPr>
           <w:b/>
@@ -755,17 +752,7 @@
           <w:sz w:val="24"/>
           <w:szCs w:val="24"/>
         </w:rPr>
-        <w:t>(</w:t>
-      </w:r>
-      <w:proofErr w:type="gramEnd"/>
-      <w:r>
-        <w:rPr>
-          <w:b/>
-          <w:bCs/>
-          <w:sz w:val="24"/>
-          <w:szCs w:val="24"/>
-        </w:rPr>
-        <w:t>):</w:t>
+        <w:t>():</w:t>
       </w:r>
       <w:r>
         <w:rPr>
@@ -783,7 +770,6 @@
         </w:rPr>
       </w:pPr>
       <w:proofErr w:type="spellStart"/>
-      <w:proofErr w:type="gramStart"/>
       <w:r>
         <w:rPr>
           <w:b/>
@@ -801,31 +787,14 @@
           <w:sz w:val="24"/>
           <w:szCs w:val="24"/>
         </w:rPr>
-        <w:t>(</w:t>
-      </w:r>
-      <w:proofErr w:type="gramEnd"/>
-      <w:r>
-        <w:rPr>
-          <w:b/>
-          <w:bCs/>
-          <w:sz w:val="24"/>
-          <w:szCs w:val="24"/>
-        </w:rPr>
-        <w:t>):</w:t>
-      </w:r>
-      <w:r>
-        <w:rPr>
-          <w:sz w:val="24"/>
-          <w:szCs w:val="24"/>
-        </w:rPr>
-        <w:t xml:space="preserve"> A játék fő frissítési ciklusa. Alkalmazza a gravitációt, frissíti a méhecske pozícióját, lépteti az oszlopokat balra ellenőrzi az ütközéseket és kezeli a pontszám növekedését</w:t>
-      </w:r>
-      <w:r>
-        <w:rPr>
-          <w:sz w:val="24"/>
-          <w:szCs w:val="24"/>
-        </w:rPr>
-        <w:t>.</w:t>
+        <w:t>():</w:t>
+      </w:r>
+      <w:r>
+        <w:rPr>
+          <w:sz w:val="24"/>
+          <w:szCs w:val="24"/>
+        </w:rPr>
+        <w:t xml:space="preserve"> A játék fő frissítési ciklusa. Alkalmazza a gravitációt, frissíti a méhecske pozícióját, lépteti az oszlopokat balra ellenőrzi az ütközéseket és kezeli a pontszám növekedését.</w:t>
       </w:r>
     </w:p>
     <w:p>
@@ -836,7 +805,6 @@
         </w:rPr>
       </w:pPr>
       <w:proofErr w:type="spellStart"/>
-      <w:proofErr w:type="gramStart"/>
       <w:r>
         <w:rPr>
           <w:b/>
@@ -854,17 +822,7 @@
           <w:sz w:val="24"/>
           <w:szCs w:val="24"/>
         </w:rPr>
-        <w:t>(</w:t>
-      </w:r>
-      <w:proofErr w:type="gramEnd"/>
-      <w:r>
-        <w:rPr>
-          <w:b/>
-          <w:bCs/>
-          <w:sz w:val="24"/>
-          <w:szCs w:val="24"/>
-        </w:rPr>
-        <w:t>):</w:t>
+        <w:t>():</w:t>
       </w:r>
       <w:r>
         <w:rPr>
@@ -882,7 +840,6 @@
         </w:rPr>
       </w:pPr>
       <w:proofErr w:type="spellStart"/>
-      <w:proofErr w:type="gramStart"/>
       <w:r>
         <w:rPr>
           <w:b/>
@@ -900,47 +857,14 @@
           <w:sz w:val="24"/>
           <w:szCs w:val="24"/>
         </w:rPr>
-        <w:t>(</w:t>
-      </w:r>
-      <w:proofErr w:type="gramEnd"/>
-      <w:r>
-        <w:rPr>
-          <w:b/>
-          <w:bCs/>
-          <w:sz w:val="24"/>
-          <w:szCs w:val="24"/>
-        </w:rPr>
-        <w:t>):</w:t>
-      </w:r>
-      <w:r>
-        <w:rPr>
-          <w:sz w:val="24"/>
-          <w:szCs w:val="24"/>
-        </w:rPr>
-        <w:t xml:space="preserve"> Véletlenszerű magasságú felső és alsó oszlop elemeket generál a DOM-ban a megadott </w:t>
-      </w:r>
-      <w:proofErr w:type="gramStart"/>
-      <w:r>
-        <w:rPr>
-          <w:sz w:val="24"/>
-          <w:szCs w:val="24"/>
-        </w:rPr>
-        <w:t>résmérettel ,</w:t>
-      </w:r>
-      <w:proofErr w:type="gramEnd"/>
-      <w:r>
-        <w:rPr>
-          <w:sz w:val="24"/>
-          <w:szCs w:val="24"/>
-        </w:rPr>
-        <w:t xml:space="preserve"> majd elhelyezi őket az oszlopok tömbben</w:t>
-      </w:r>
-      <w:r>
-        <w:rPr>
-          <w:sz w:val="24"/>
-          <w:szCs w:val="24"/>
-        </w:rPr>
-        <w:t xml:space="preserve"> </w:t>
+        <w:t>():</w:t>
+      </w:r>
+      <w:r>
+        <w:rPr>
+          <w:sz w:val="24"/>
+          <w:szCs w:val="24"/>
+        </w:rPr>
+        <w:t xml:space="preserve"> Véletlenszerű magasságú felső és alsó oszlop elemeket generál a DOM-ban a megadott résmérettel , majd elhelyezi őket az oszlopok tömbben </w:t>
       </w:r>
     </w:p>
     <w:p>
@@ -951,7 +875,6 @@
         </w:rPr>
       </w:pPr>
       <w:proofErr w:type="spellStart"/>
-      <w:proofErr w:type="gramStart"/>
       <w:r>
         <w:rPr>
           <w:b/>
@@ -969,31 +892,14 @@
           <w:sz w:val="24"/>
           <w:szCs w:val="24"/>
         </w:rPr>
-        <w:t>(</w:t>
-      </w:r>
-      <w:proofErr w:type="gramEnd"/>
-      <w:r>
-        <w:rPr>
-          <w:b/>
-          <w:bCs/>
-          <w:sz w:val="24"/>
-          <w:szCs w:val="24"/>
-        </w:rPr>
-        <w:t>):</w:t>
-      </w:r>
-      <w:r>
-        <w:rPr>
-          <w:sz w:val="24"/>
-          <w:szCs w:val="24"/>
-        </w:rPr>
-        <w:t xml:space="preserve"> A méhecske és egy adott oszloppár közötti téglalap-alapú ütközésvizsgálatot végzi el</w:t>
-      </w:r>
-      <w:r>
-        <w:rPr>
-          <w:sz w:val="24"/>
-          <w:szCs w:val="24"/>
-        </w:rPr>
-        <w:t>.</w:t>
+        <w:t>():</w:t>
+      </w:r>
+      <w:r>
+        <w:rPr>
+          <w:sz w:val="24"/>
+          <w:szCs w:val="24"/>
+        </w:rPr>
+        <w:t xml:space="preserve"> A méhecske és egy adott oszloppár közötti téglalap-alapú ütközésvizsgálatot végzi el.</w:t>
       </w:r>
     </w:p>
     <w:p>
@@ -1004,7 +910,6 @@
         </w:rPr>
       </w:pPr>
       <w:proofErr w:type="spellStart"/>
-      <w:proofErr w:type="gramStart"/>
       <w:r>
         <w:rPr>
           <w:b/>
@@ -1022,17 +927,7 @@
           <w:sz w:val="24"/>
           <w:szCs w:val="24"/>
         </w:rPr>
-        <w:t>(</w:t>
-      </w:r>
-      <w:proofErr w:type="gramEnd"/>
-      <w:r>
-        <w:rPr>
-          <w:b/>
-          <w:bCs/>
-          <w:sz w:val="24"/>
-          <w:szCs w:val="24"/>
-        </w:rPr>
-        <w:t>):</w:t>
+        <w:t>():</w:t>
       </w:r>
       <w:r>
         <w:rPr>
@@ -1097,7 +992,7 @@
           <w:sz w:val="24"/>
           <w:szCs w:val="24"/>
         </w:rPr>
-        <w:t xml:space="preserve">Elrendezés és Stílus: CSS </w:t>
+        <w:t xml:space="preserve">Reszponzív Elrendezés és Stílus: CSS </w:t>
       </w:r>
       <w:proofErr w:type="spellStart"/>
       <w:r>
@@ -1113,8 +1008,44 @@
           <w:sz w:val="24"/>
           <w:szCs w:val="24"/>
         </w:rPr>
-        <w:t xml:space="preserve"> és abszolút pozicionálás a játéktér, a méhecske, az oszlopok és az átfedő képernyők (Start, Game Over) precíz elhelyezésére. </w:t>
-      </w:r>
+        <w:t xml:space="preserve">, </w:t>
+      </w:r>
+      <w:proofErr w:type="spellStart"/>
+      <w:r>
+        <w:rPr>
+          <w:rStyle w:val="HTML-kd"/>
+          <w:rFonts w:ascii="Arial" w:eastAsia="Arial" w:hAnsi="Arial" w:cs="Arial"/>
+          <w:sz w:val="24"/>
+          <w:szCs w:val="24"/>
+        </w:rPr>
+        <w:t>aspect</w:t>
+      </w:r>
+      <w:proofErr w:type="spellEnd"/>
+      <w:r>
+        <w:rPr>
+          <w:rStyle w:val="HTML-kd"/>
+          <w:rFonts w:ascii="Arial" w:eastAsia="Arial" w:hAnsi="Arial" w:cs="Arial"/>
+          <w:sz w:val="24"/>
+          <w:szCs w:val="24"/>
+        </w:rPr>
+        <w:t>-ratio</w:t>
+      </w:r>
+      <w:r>
+        <w:rPr>
+          <w:sz w:val="24"/>
+          <w:szCs w:val="24"/>
+        </w:rPr>
+        <w:t xml:space="preserve"> méretezés használata a felületen, kiegészítve relatív/százalékos pozicionálással a játéktér, a méhecske, az oszlopok és az átfedő képernyők (Start, Game Over) pontos, automatikusan skálázódó elhelyezésére bármilyen </w:t>
+      </w:r>
+      <w:proofErr w:type="spellStart"/>
+      <w:r>
+        <w:rPr>
+          <w:sz w:val="24"/>
+          <w:szCs w:val="24"/>
+        </w:rPr>
+        <w:t>képernyőméreten.</w:t>
+      </w:r>
+      <w:proofErr w:type="spellEnd"/>
     </w:p>
     <w:p>
       <w:pPr>
@@ -1133,7 +1064,7 @@
           <w:sz w:val="24"/>
           <w:szCs w:val="24"/>
         </w:rPr>
-        <w:t>Eseménykezelés: `</w:t>
+        <w:t xml:space="preserve">Eseménykezelés: </w:t>
       </w:r>
       <w:proofErr w:type="spellStart"/>
       <w:r>
@@ -1149,7 +1080,7 @@
           <w:sz w:val="24"/>
           <w:szCs w:val="24"/>
         </w:rPr>
-        <w:t>` (</w:t>
+        <w:t xml:space="preserve"> (</w:t>
       </w:r>
       <w:proofErr w:type="spellStart"/>
       <w:r>
@@ -1220,7 +1151,14 @@
         <w:t>.</w:t>
       </w:r>
     </w:p>
-    <w:p/>
+    <w:p>
+      <w:pPr>
+        <w:rPr>
+          <w:sz w:val="24"/>
+          <w:szCs w:val="24"/>
+        </w:rPr>
+      </w:pPr>
+    </w:p>
     <w:p/>
     <w:p/>
     <w:p>
@@ -1253,7 +1191,7 @@
         <w:spacing w:after="240"/>
       </w:pPr>
       <w:r>
-        <w:t>A tesztelés manuálisan történt Google Chrome böngészőben.</w:t>
+        <w:t>A tesztelés manuálisan történt böngészőben.</w:t>
       </w:r>
     </w:p>
     <w:tbl>
@@ -1562,21 +1500,7 @@
                 <w:sz w:val="24"/>
                 <w:szCs w:val="24"/>
               </w:rPr>
-              <w:t>"</w:t>
-            </w:r>
-            <w:r>
-              <w:rPr>
-                <w:sz w:val="24"/>
-                <w:szCs w:val="24"/>
-              </w:rPr>
-              <w:t>START</w:t>
-            </w:r>
-            <w:r>
-              <w:rPr>
-                <w:sz w:val="24"/>
-                <w:szCs w:val="24"/>
-              </w:rPr>
-              <w:t xml:space="preserve">" gomb / </w:t>
+              <w:t xml:space="preserve">"START" gomb / </w:t>
             </w:r>
             <w:proofErr w:type="spellStart"/>
             <w:r>
@@ -1592,21 +1516,7 @@
                 <w:sz w:val="24"/>
                 <w:szCs w:val="24"/>
               </w:rPr>
-              <w:t xml:space="preserve"> gomb megnyomá</w:t>
-            </w:r>
-            <w:r>
-              <w:rPr>
-                <w:sz w:val="24"/>
-                <w:szCs w:val="24"/>
-              </w:rPr>
-              <w:t>s</w:t>
-            </w:r>
-            <w:r>
-              <w:rPr>
-                <w:sz w:val="24"/>
-                <w:szCs w:val="24"/>
-              </w:rPr>
-              <w:t>a</w:t>
+              <w:t xml:space="preserve"> gomb megnyomása</w:t>
             </w:r>
             <w:r>
               <w:rPr>
@@ -2140,144 +2050,125 @@
         <w:t xml:space="preserve">              </w:t>
       </w:r>
       <w:r>
+        <w:t xml:space="preserve"> </w:t>
+      </w:r>
+      <w:r>
         <w:t xml:space="preserve"> | </w:t>
       </w:r>
     </w:p>
     <w:p>
       <w:r>
+        <w:t xml:space="preserve">| </w:t>
+      </w:r>
+      <w:r>
+        <w:t xml:space="preserve">  </w:t>
+      </w:r>
+      <w:r>
+        <w:t>[</w:t>
+      </w:r>
+      <w:proofErr w:type="spellStart"/>
+      <w:r>
+        <w:t>Téma:</w:t>
+      </w:r>
+      <w:r>
+        <w:t>DAY</w:t>
+      </w:r>
+      <w:proofErr w:type="spellEnd"/>
+      <w:r>
+        <w:t>] [</w:t>
+      </w:r>
+      <w:proofErr w:type="spellStart"/>
+      <w:r>
+        <w:t>Téma:</w:t>
+      </w:r>
+      <w:r>
+        <w:t>NIGHT</w:t>
+      </w:r>
+      <w:proofErr w:type="spellEnd"/>
+      <w:r>
+        <w:t>]</w:t>
+      </w:r>
+      <w:r>
+        <w:t xml:space="preserve"> </w:t>
+      </w:r>
+      <w:r>
+        <w:t xml:space="preserve"> </w:t>
+      </w:r>
+      <w:r>
         <w:t>|</w:t>
       </w:r>
-      <w:proofErr w:type="gramStart"/>
-      <w:r>
-        <w:t xml:space="preserve"> </w:t>
-      </w:r>
-      <w:r>
-        <w:t xml:space="preserve">  </w:t>
-      </w:r>
-      <w:r>
-        <w:t>[</w:t>
-      </w:r>
-      <w:proofErr w:type="gramEnd"/>
-      <w:r>
-        <w:t xml:space="preserve">Téma: Nyár] [Téma: </w:t>
-      </w:r>
-      <w:proofErr w:type="gramStart"/>
-      <w:r>
-        <w:t>Ősz]</w:t>
+    </w:p>
+    <w:p>
+      <w:r>
+        <w:t>|</w:t>
+      </w:r>
+      <w:r>
+        <w:t xml:space="preserve">               </w:t>
+      </w:r>
+      <w:r>
+        <w:t xml:space="preserve"> [Téma: </w:t>
+      </w:r>
+      <w:r>
+        <w:t>CYBER</w:t>
+      </w:r>
+      <w:r>
+        <w:t xml:space="preserve">] </w:t>
+      </w:r>
+      <w:r>
+        <w:t xml:space="preserve">      </w:t>
+      </w:r>
+      <w:r>
+        <w:t xml:space="preserve">| </w:t>
+      </w:r>
+    </w:p>
+    <w:p>
+      <w:r>
+        <w:t xml:space="preserve">+---------------------------------------+ </w:t>
+      </w:r>
+    </w:p>
+    <w:p>
+      <w:r>
+        <w:t xml:space="preserve">| </w:t>
+      </w:r>
+      <w:r>
+        <w:t xml:space="preserve">                </w:t>
+      </w:r>
+      <w:r>
+        <w:t xml:space="preserve">PONT: 5 </w:t>
+      </w:r>
+      <w:r>
+        <w:t xml:space="preserve">                 </w:t>
+      </w:r>
+      <w:r>
+        <w:t>|</w:t>
+      </w:r>
+    </w:p>
+    <w:p>
+      <w:r>
+        <w:t xml:space="preserve">| </w:t>
+      </w:r>
+      <w:r>
+        <w:t xml:space="preserve">         </w:t>
+      </w:r>
+      <w:r>
+        <w:t xml:space="preserve">Végső pontszám: 5 </w:t>
+      </w:r>
+      <w:r>
+        <w:t xml:space="preserve">       </w:t>
+      </w:r>
+      <w:r>
+        <w:t xml:space="preserve">| </w:t>
+      </w:r>
+    </w:p>
+    <w:p>
+      <w:r>
+        <w:t xml:space="preserve">| </w:t>
       </w:r>
       <w:r>
         <w:t xml:space="preserve">   </w:t>
       </w:r>
-      <w:proofErr w:type="gramEnd"/>
-      <w:r>
-        <w:t xml:space="preserve"> </w:t>
-      </w:r>
-      <w:r>
-        <w:t>|</w:t>
-      </w:r>
-    </w:p>
-    <w:p>
-      <w:r>
-        <w:t>|</w:t>
-      </w:r>
-      <w:r>
-        <w:t xml:space="preserve">             </w:t>
-      </w:r>
-      <w:proofErr w:type="gramStart"/>
-      <w:r>
-        <w:t xml:space="preserve">  </w:t>
-      </w:r>
-      <w:r>
-        <w:t xml:space="preserve"> [</w:t>
-      </w:r>
-      <w:proofErr w:type="gramEnd"/>
-      <w:r>
-        <w:t xml:space="preserve">Téma: </w:t>
-      </w:r>
-      <w:proofErr w:type="gramStart"/>
-      <w:r>
-        <w:t xml:space="preserve">Éj] </w:t>
-      </w:r>
-      <w:r>
-        <w:t xml:space="preserve">  </w:t>
-      </w:r>
-      <w:proofErr w:type="gramEnd"/>
-      <w:r>
-        <w:t xml:space="preserve">             </w:t>
-      </w:r>
-      <w:r>
-        <w:t xml:space="preserve">| </w:t>
-      </w:r>
-    </w:p>
-    <w:p>
-      <w:r>
-        <w:t xml:space="preserve">+---------------------------------------+ </w:t>
-      </w:r>
-    </w:p>
-    <w:p>
-      <w:r>
-        <w:t xml:space="preserve">| </w:t>
-      </w:r>
-      <w:r>
-        <w:t xml:space="preserve">                </w:t>
-      </w:r>
-      <w:r>
-        <w:t xml:space="preserve">PONT: 5 </w:t>
-      </w:r>
-      <w:r>
-        <w:t xml:space="preserve">                 </w:t>
-      </w:r>
-      <w:r>
-        <w:t>|</w:t>
-      </w:r>
-    </w:p>
-    <w:p>
-      <w:r>
-        <w:t xml:space="preserve">| </w:t>
-      </w:r>
-      <w:r>
-        <w:t xml:space="preserve">         </w:t>
-      </w:r>
-      <w:r>
-        <w:t xml:space="preserve">Végső pontszám: 5 </w:t>
-      </w:r>
-      <w:r>
-        <w:t xml:space="preserve">       </w:t>
-      </w:r>
-      <w:r>
-        <w:t xml:space="preserve">| </w:t>
-      </w:r>
-    </w:p>
-    <w:p>
-      <w:r>
-        <w:t xml:space="preserve">| </w:t>
-      </w:r>
-      <w:proofErr w:type="gramStart"/>
-      <w:r>
-        <w:t xml:space="preserve">   </w:t>
-      </w:r>
-      <w:r>
-        <w:t>[</w:t>
-      </w:r>
-      <w:proofErr w:type="gramEnd"/>
-      <w:r>
-        <w:t xml:space="preserve"> </w:t>
-      </w:r>
-      <w:proofErr w:type="gramStart"/>
-      <w:r>
-        <w:t>ÚJRAJÁTÉK ]</w:t>
-      </w:r>
-      <w:proofErr w:type="gramEnd"/>
-      <w:r>
-        <w:t xml:space="preserve"> </w:t>
-      </w:r>
-      <w:proofErr w:type="gramStart"/>
-      <w:r>
-        <w:t>[ MENÜ</w:t>
-      </w:r>
-      <w:proofErr w:type="gramEnd"/>
-      <w:r>
-        <w:t xml:space="preserve"> ] </w:t>
+      <w:r>
+        <w:t xml:space="preserve">[ ÚJRAJÁTÉK ] [ MENÜ ] </w:t>
       </w:r>
       <w:r>
         <w:t xml:space="preserve">    </w:t>
@@ -2305,7 +2196,7 @@
 </file>
 
 <file path=word/numbering.xml><?xml version="1.0" encoding="utf-8"?>
-<w:numbering xmlns:wpc="http://schemas.microsoft.com/office/word/2010/wordprocessingCanvas" xmlns:cx="http://schemas.microsoft.com/office/drawing/2014/chartex" xmlns:cx1="http://schemas.microsoft.com/office/drawing/2015/9/8/chartex" xmlns:cx2="http://schemas.microsoft.com/office/drawing/2015/10/21/chartex" xmlns:cx3="http://schemas.microsoft.com/office/drawing/2016/5/9/chartex" xmlns:cx4="http://schemas.microsoft.com/office/drawing/2016/5/10/chartex" xmlns:cx5="http://schemas.microsoft.com/office/drawing/2016/5/11/chartex" xmlns:cx6="http://schemas.microsoft.com/office/drawing/2016/5/12/chartex" xmlns:cx7="http://schemas.microsoft.com/office/drawing/2016/5/13/chartex" xmlns:cx8="http://schemas.microsoft.com/office/drawing/2016/5/14/chartex" xmlns:mc="http://schemas.openxmlformats.org/markup-compatibility/2006" xmlns:aink="http://schemas.microsoft.com/office/drawing/2016/ink" xmlns:am3d="http://schemas.microsoft.com/office/drawing/2017/model3d" xmlns:o="urn:schemas-microsoft-com:office:office" xmlns:oel="http://schemas.microsoft.com/office/2019/extlst" xmlns:r="http://schemas.openxmlformats.org/officeDocument/2006/relationships" xmlns:m="http://schemas.openxmlformats.org/officeDocument/2006/math" xmlns:v="urn:schemas-microsoft-com:vml" xmlns:wp14="http://schemas.microsoft.com/office/word/2010/wordprocessingDrawing" xmlns:wp="http://schemas.openxmlformats.org/drawingml/2006/wordprocessingDrawing" xmlns:w10="urn:schemas-microsoft-com:office:word" xmlns:w="http://schemas.openxmlformats.org/wordprocessingml/2006/main" xmlns:w14="http://schemas.microsoft.com/office/word/2010/wordml" xmlns:w15="http://schemas.microsoft.com/office/word/2012/wordml" xmlns:w16cex="http://schemas.microsoft.com/office/word/2018/wordml/cex" xmlns:w16cid="http://schemas.microsoft.com/office/word/2016/wordml/cid" xmlns:w16="http://schemas.microsoft.com/office/word/2018/wordml" xmlns:w16du="http://schemas.microsoft.com/office/word/2023/wordml/word16du" xmlns:w16sdtdh="http://schemas.microsoft.com/office/word/2020/wordml/sdtdatahash" xmlns:w16sdtfl="http://schemas.microsoft.com/office/word/2024/wordml/sdtformatlock" xmlns:w16se="http://schemas.microsoft.com/office/word/2015/wordml/symex" xmlns:wpg="http://schemas.microsoft.com/office/word/2010/wordprocessingGroup" xmlns:wpi="http://schemas.microsoft.com/office/word/2010/wordprocessingInk" xmlns:wne="http://schemas.microsoft.com/office/word/2006/wordml" xmlns:wps="http://schemas.microsoft.com/office/word/2010/wordprocessingShape" mc:Ignorable="w14 w15 w16se w16cid w16 w16cex w16sdtdh w16sdtfl w16du wp14">
+<w:numbering xmlns:wpc="http://schemas.microsoft.com/office/word/2010/wordprocessingCanvas" xmlns:cx="http://schemas.microsoft.com/office/drawing/2014/chartex" xmlns:cx1="http://schemas.microsoft.com/office/drawing/2015/9/8/chartex" xmlns:cx2="http://schemas.microsoft.com/office/drawing/2015/10/21/chartex" xmlns:cx3="http://schemas.microsoft.com/office/drawing/2016/5/9/chartex" xmlns:cx4="http://schemas.microsoft.com/office/drawing/2016/5/10/chartex" xmlns:cx5="http://schemas.microsoft.com/office/drawing/2016/5/11/chartex" xmlns:cx6="http://schemas.microsoft.com/office/drawing/2016/5/12/chartex" xmlns:cx7="http://schemas.microsoft.com/office/drawing/2016/5/13/chartex" xmlns:cx8="http://schemas.microsoft.com/office/drawing/2016/5/14/chartex" xmlns:mc="http://schemas.openxmlformats.org/markup-compatibility/2006" xmlns:aink="http://schemas.microsoft.com/office/drawing/2016/ink" xmlns:am3d="http://schemas.microsoft.com/office/drawing/2017/model3d" xmlns:o="urn:schemas-microsoft-com:office:office" xmlns:r="http://schemas.openxmlformats.org/officeDocument/2006/relationships" xmlns:m="http://schemas.openxmlformats.org/officeDocument/2006/math" xmlns:v="urn:schemas-microsoft-com:vml" xmlns:wp14="http://schemas.microsoft.com/office/word/2010/wordprocessingDrawing" xmlns:wp="http://schemas.openxmlformats.org/drawingml/2006/wordprocessingDrawing" xmlns:w10="urn:schemas-microsoft-com:office:word" xmlns:w="http://schemas.openxmlformats.org/wordprocessingml/2006/main" xmlns:w14="http://schemas.microsoft.com/office/word/2010/wordml" xmlns:w15="http://schemas.microsoft.com/office/word/2012/wordml" xmlns:w16cex="http://schemas.microsoft.com/office/word/2018/wordml/cex" xmlns:w16cid="http://schemas.microsoft.com/office/word/2016/wordml/cid" xmlns:w16="http://schemas.microsoft.com/office/word/2018/wordml" xmlns:w16sdtdh="http://schemas.microsoft.com/office/word/2020/wordml/sdtdatahash" xmlns:w16se="http://schemas.microsoft.com/office/word/2015/wordml/symex" xmlns:wpg="http://schemas.microsoft.com/office/word/2010/wordprocessingGroup" xmlns:wpi="http://schemas.microsoft.com/office/word/2010/wordprocessingInk" xmlns:wne="http://schemas.microsoft.com/office/word/2006/wordml" xmlns:wps="http://schemas.microsoft.com/office/word/2010/wordprocessingShape" mc:Ignorable="w14 w15 w16se w16cid w16 w16cex w16sdtdh wp14">
   <w:abstractNum w:abstractNumId="0" w15:restartNumberingAfterBreak="0">
     <w:nsid w:val="0907755C"/>
     <w:multiLevelType w:val="multilevel"/>
@@ -3439,41 +3330,41 @@
       </w:rPr>
     </w:lvl>
   </w:abstractNum>
-  <w:num w:numId="1" w16cid:durableId="1625388367">
+  <w:num w:numId="1">
     <w:abstractNumId w:val="6"/>
   </w:num>
-  <w:num w:numId="2" w16cid:durableId="793138330">
+  <w:num w:numId="2">
     <w:abstractNumId w:val="7"/>
   </w:num>
-  <w:num w:numId="3" w16cid:durableId="1938168324">
+  <w:num w:numId="3">
     <w:abstractNumId w:val="0"/>
   </w:num>
-  <w:num w:numId="4" w16cid:durableId="1422676335">
+  <w:num w:numId="4">
     <w:abstractNumId w:val="5"/>
   </w:num>
-  <w:num w:numId="5" w16cid:durableId="871458744">
+  <w:num w:numId="5">
     <w:abstractNumId w:val="8"/>
   </w:num>
-  <w:num w:numId="6" w16cid:durableId="1810442638">
+  <w:num w:numId="6">
     <w:abstractNumId w:val="9"/>
   </w:num>
-  <w:num w:numId="7" w16cid:durableId="45229288">
+  <w:num w:numId="7">
     <w:abstractNumId w:val="3"/>
   </w:num>
-  <w:num w:numId="8" w16cid:durableId="1687901616">
+  <w:num w:numId="8">
     <w:abstractNumId w:val="1"/>
   </w:num>
-  <w:num w:numId="9" w16cid:durableId="1854420309">
+  <w:num w:numId="9">
     <w:abstractNumId w:val="4"/>
   </w:num>
-  <w:num w:numId="10" w16cid:durableId="163404089">
+  <w:num w:numId="10">
     <w:abstractNumId w:val="2"/>
   </w:num>
 </w:numbering>
 </file>
 
 <file path=word/styles.xml><?xml version="1.0" encoding="utf-8"?>
-<w:styles xmlns:mc="http://schemas.openxmlformats.org/markup-compatibility/2006" xmlns:r="http://schemas.openxmlformats.org/officeDocument/2006/relationships" xmlns:w="http://schemas.openxmlformats.org/wordprocessingml/2006/main" xmlns:w14="http://schemas.microsoft.com/office/word/2010/wordml" xmlns:w15="http://schemas.microsoft.com/office/word/2012/wordml" xmlns:w16cex="http://schemas.microsoft.com/office/word/2018/wordml/cex" xmlns:w16cid="http://schemas.microsoft.com/office/word/2016/wordml/cid" xmlns:w16="http://schemas.microsoft.com/office/word/2018/wordml" xmlns:w16du="http://schemas.microsoft.com/office/word/2023/wordml/word16du" xmlns:w16sdtdh="http://schemas.microsoft.com/office/word/2020/wordml/sdtdatahash" xmlns:w16sdtfl="http://schemas.microsoft.com/office/word/2024/wordml/sdtformatlock" xmlns:w16se="http://schemas.microsoft.com/office/word/2015/wordml/symex" mc:Ignorable="w14 w15 w16se w16cid w16 w16cex w16sdtdh w16sdtfl w16du">
+<w:styles xmlns:mc="http://schemas.openxmlformats.org/markup-compatibility/2006" xmlns:r="http://schemas.openxmlformats.org/officeDocument/2006/relationships" xmlns:w="http://schemas.openxmlformats.org/wordprocessingml/2006/main" xmlns:w14="http://schemas.microsoft.com/office/word/2010/wordml" xmlns:w15="http://schemas.microsoft.com/office/word/2012/wordml" xmlns:w16cex="http://schemas.microsoft.com/office/word/2018/wordml/cex" xmlns:w16cid="http://schemas.microsoft.com/office/word/2016/wordml/cid" xmlns:w16="http://schemas.microsoft.com/office/word/2018/wordml" xmlns:w16sdtdh="http://schemas.microsoft.com/office/word/2020/wordml/sdtdatahash" xmlns:w16se="http://schemas.microsoft.com/office/word/2015/wordml/symex" mc:Ignorable="w14 w15 w16se w16cid w16 w16cex w16sdtdh">
   <w:docDefaults>
     <w:rPrDefault>
       <w:rPr>
@@ -3986,6 +3877,7 @@
   <w:style w:type="character" w:default="1" w:styleId="Bekezdsalapbettpusa">
     <w:name w:val="Default Paragraph Font"/>
     <w:uiPriority w:val="1"/>
+    <w:semiHidden/>
     <w:unhideWhenUsed/>
   </w:style>
   <w:style w:type="table" w:default="1" w:styleId="Normltblzat">

--- a/Bee-Hop dokumentáció.docx
+++ b/Bee-Hop dokumentáció.docx
@@ -1,6 +1,6 @@
 
 <file path=word/document.xml><?xml version="1.0" encoding="utf-8"?>
-<w:document xmlns:wpc="http://schemas.microsoft.com/office/word/2010/wordprocessingCanvas" xmlns:cx="http://schemas.microsoft.com/office/drawing/2014/chartex" xmlns:cx1="http://schemas.microsoft.com/office/drawing/2015/9/8/chartex" xmlns:cx2="http://schemas.microsoft.com/office/drawing/2015/10/21/chartex" xmlns:cx3="http://schemas.microsoft.com/office/drawing/2016/5/9/chartex" xmlns:cx4="http://schemas.microsoft.com/office/drawing/2016/5/10/chartex" xmlns:cx5="http://schemas.microsoft.com/office/drawing/2016/5/11/chartex" xmlns:cx6="http://schemas.microsoft.com/office/drawing/2016/5/12/chartex" xmlns:cx7="http://schemas.microsoft.com/office/drawing/2016/5/13/chartex" xmlns:cx8="http://schemas.microsoft.com/office/drawing/2016/5/14/chartex" xmlns:mc="http://schemas.openxmlformats.org/markup-compatibility/2006" xmlns:aink="http://schemas.microsoft.com/office/drawing/2016/ink" xmlns:am3d="http://schemas.microsoft.com/office/drawing/2017/model3d" xmlns:o="urn:schemas-microsoft-com:office:office" xmlns:r="http://schemas.openxmlformats.org/officeDocument/2006/relationships" xmlns:m="http://schemas.openxmlformats.org/officeDocument/2006/math" xmlns:v="urn:schemas-microsoft-com:vml" xmlns:wp14="http://schemas.microsoft.com/office/word/2010/wordprocessingDrawing" xmlns:wp="http://schemas.openxmlformats.org/drawingml/2006/wordprocessingDrawing" xmlns:w10="urn:schemas-microsoft-com:office:word" xmlns:w="http://schemas.openxmlformats.org/wordprocessingml/2006/main" xmlns:w14="http://schemas.microsoft.com/office/word/2010/wordml" xmlns:w15="http://schemas.microsoft.com/office/word/2012/wordml" xmlns:w16cex="http://schemas.microsoft.com/office/word/2018/wordml/cex" xmlns:w16cid="http://schemas.microsoft.com/office/word/2016/wordml/cid" xmlns:w16="http://schemas.microsoft.com/office/word/2018/wordml" xmlns:w16sdtdh="http://schemas.microsoft.com/office/word/2020/wordml/sdtdatahash" xmlns:w16se="http://schemas.microsoft.com/office/word/2015/wordml/symex" xmlns:wpg="http://schemas.microsoft.com/office/word/2010/wordprocessingGroup" xmlns:wpi="http://schemas.microsoft.com/office/word/2010/wordprocessingInk" xmlns:wne="http://schemas.microsoft.com/office/word/2006/wordml" xmlns:wps="http://schemas.microsoft.com/office/word/2010/wordprocessingShape" mc:Ignorable="w14 w15 w16se w16cid w16 w16cex w16sdtdh wp14">
+<w:document xmlns:wpc="http://schemas.microsoft.com/office/word/2010/wordprocessingCanvas" xmlns:cx="http://schemas.microsoft.com/office/drawing/2014/chartex" xmlns:cx1="http://schemas.microsoft.com/office/drawing/2015/9/8/chartex" xmlns:cx2="http://schemas.microsoft.com/office/drawing/2015/10/21/chartex" xmlns:cx3="http://schemas.microsoft.com/office/drawing/2016/5/9/chartex" xmlns:cx4="http://schemas.microsoft.com/office/drawing/2016/5/10/chartex" xmlns:cx5="http://schemas.microsoft.com/office/drawing/2016/5/11/chartex" xmlns:cx6="http://schemas.microsoft.com/office/drawing/2016/5/12/chartex" xmlns:cx7="http://schemas.microsoft.com/office/drawing/2016/5/13/chartex" xmlns:cx8="http://schemas.microsoft.com/office/drawing/2016/5/14/chartex" xmlns:mc="http://schemas.openxmlformats.org/markup-compatibility/2006" xmlns:aink="http://schemas.microsoft.com/office/drawing/2016/ink" xmlns:am3d="http://schemas.microsoft.com/office/drawing/2017/model3d" xmlns:o="urn:schemas-microsoft-com:office:office" xmlns:oel="http://schemas.microsoft.com/office/2019/extlst" xmlns:r="http://schemas.openxmlformats.org/officeDocument/2006/relationships" xmlns:m="http://schemas.openxmlformats.org/officeDocument/2006/math" xmlns:v="urn:schemas-microsoft-com:vml" xmlns:wp14="http://schemas.microsoft.com/office/word/2010/wordprocessingDrawing" xmlns:wp="http://schemas.openxmlformats.org/drawingml/2006/wordprocessingDrawing" xmlns:w10="urn:schemas-microsoft-com:office:word" xmlns:w="http://schemas.openxmlformats.org/wordprocessingml/2006/main" xmlns:w14="http://schemas.microsoft.com/office/word/2010/wordml" xmlns:w15="http://schemas.microsoft.com/office/word/2012/wordml" xmlns:w16cex="http://schemas.microsoft.com/office/word/2018/wordml/cex" xmlns:w16cid="http://schemas.microsoft.com/office/word/2016/wordml/cid" xmlns:w16="http://schemas.microsoft.com/office/word/2018/wordml" xmlns:w16du="http://schemas.microsoft.com/office/word/2023/wordml/word16du" xmlns:w16sdtdh="http://schemas.microsoft.com/office/word/2020/wordml/sdtdatahash" xmlns:w16sdtfl="http://schemas.microsoft.com/office/word/2024/wordml/sdtformatlock" xmlns:w16se="http://schemas.microsoft.com/office/word/2015/wordml/symex" xmlns:wpg="http://schemas.microsoft.com/office/word/2010/wordprocessingGroup" xmlns:wpi="http://schemas.microsoft.com/office/word/2010/wordprocessingInk" xmlns:wne="http://schemas.microsoft.com/office/word/2006/wordml" xmlns:wps="http://schemas.microsoft.com/office/word/2010/wordprocessingShape" mc:Ignorable="w14 w15 w16se w16cid w16 w16cex w16sdtdh w16sdtfl w16du wp14">
   <w:body>
     <w:p/>
     <w:p>
@@ -364,23 +364,25 @@
           <w:szCs w:val="24"/>
           <w:lang w:val="hu-HU"/>
         </w:rPr>
-        <w:t xml:space="preserve"> A kezdőképernyőn lévő</w:t>
-      </w:r>
+        <w:t xml:space="preserve"> A kezdőképernyőn lévő gombra, a képernyőre kattintva vagy a </w:t>
+      </w:r>
+      <w:proofErr w:type="spellStart"/>
       <w:r>
         <w:rPr>
           <w:sz w:val="24"/>
           <w:szCs w:val="24"/>
           <w:lang w:val="hu-HU"/>
         </w:rPr>
-        <w:t xml:space="preserve"> START</w:t>
-      </w:r>
+        <w:t>Space</w:t>
+      </w:r>
+      <w:proofErr w:type="spellEnd"/>
       <w:r>
         <w:rPr>
           <w:sz w:val="24"/>
           <w:szCs w:val="24"/>
           <w:lang w:val="hu-HU"/>
         </w:rPr>
-        <w:t xml:space="preserve"> gombra kattintva indítható el a játékmenet. </w:t>
+        <w:t xml:space="preserve"> billentyű megnyomásával indítható el a játékmenet. </w:t>
       </w:r>
     </w:p>
     <w:p>
@@ -430,7 +432,7 @@
           <w:szCs w:val="24"/>
           <w:lang w:val="hu-HU"/>
         </w:rPr>
-        <w:t xml:space="preserve"> lenyomásával vagy az egérkattintással a méhecske felfelé ugrik, majd a gravitáció hatására elkezd lefelé süllyedni. </w:t>
+        <w:t xml:space="preserve"> billentyű lenyomásával vagy az egérkattintással a méhecske felfelé ugrik, majd a gravitáció hatására elkezd lefelé süllyedni. </w:t>
       </w:r>
     </w:p>
     <w:p>
@@ -629,7 +631,7 @@
           <w:sz w:val="24"/>
           <w:szCs w:val="24"/>
         </w:rPr>
-        <w:t xml:space="preserve">Az alkalmazás egy egyoldalas webalkalmazás, amely HTML, CSS és JavaScript technológiákkal készült. Az adatok tárolása a böngésző </w:t>
+        <w:t xml:space="preserve">Az alkalmazás egy egyoldalas webalkalmazás, amely HTML5, CSS3 és JavaScript technológiákkal készült. Az adatok tárolása a böngésző </w:t>
       </w:r>
       <w:r>
         <w:rPr>
@@ -735,6 +737,7 @@
         </w:rPr>
       </w:pPr>
       <w:proofErr w:type="spellStart"/>
+      <w:proofErr w:type="gramStart"/>
       <w:r>
         <w:rPr>
           <w:b/>
@@ -752,7 +755,17 @@
           <w:sz w:val="24"/>
           <w:szCs w:val="24"/>
         </w:rPr>
-        <w:t>():</w:t>
+        <w:t>(</w:t>
+      </w:r>
+      <w:proofErr w:type="gramEnd"/>
+      <w:r>
+        <w:rPr>
+          <w:b/>
+          <w:bCs/>
+          <w:sz w:val="24"/>
+          <w:szCs w:val="24"/>
+        </w:rPr>
+        <w:t>):</w:t>
       </w:r>
       <w:r>
         <w:rPr>
@@ -770,6 +783,7 @@
         </w:rPr>
       </w:pPr>
       <w:proofErr w:type="spellStart"/>
+      <w:proofErr w:type="gramStart"/>
       <w:r>
         <w:rPr>
           <w:b/>
@@ -787,14 +801,31 @@
           <w:sz w:val="24"/>
           <w:szCs w:val="24"/>
         </w:rPr>
-        <w:t>():</w:t>
-      </w:r>
-      <w:r>
-        <w:rPr>
-          <w:sz w:val="24"/>
-          <w:szCs w:val="24"/>
-        </w:rPr>
-        <w:t xml:space="preserve"> A játék fő frissítési ciklusa. Alkalmazza a gravitációt, frissíti a méhecske pozícióját, lépteti az oszlopokat balra ellenőrzi az ütközéseket és kezeli a pontszám növekedését.</w:t>
+        <w:t>(</w:t>
+      </w:r>
+      <w:proofErr w:type="gramEnd"/>
+      <w:r>
+        <w:rPr>
+          <w:b/>
+          <w:bCs/>
+          <w:sz w:val="24"/>
+          <w:szCs w:val="24"/>
+        </w:rPr>
+        <w:t>):</w:t>
+      </w:r>
+      <w:r>
+        <w:rPr>
+          <w:sz w:val="24"/>
+          <w:szCs w:val="24"/>
+        </w:rPr>
+        <w:t xml:space="preserve"> A játék fő frissítési ciklusa. Alkalmazza a gravitációt, frissíti a méhecske pozícióját, lépteti az oszlopokat balra ellenőrzi az ütközéseket és kezeli a pontszám növekedését</w:t>
+      </w:r>
+      <w:r>
+        <w:rPr>
+          <w:sz w:val="24"/>
+          <w:szCs w:val="24"/>
+        </w:rPr>
+        <w:t>.</w:t>
       </w:r>
     </w:p>
     <w:p>
@@ -805,6 +836,7 @@
         </w:rPr>
       </w:pPr>
       <w:proofErr w:type="spellStart"/>
+      <w:proofErr w:type="gramStart"/>
       <w:r>
         <w:rPr>
           <w:b/>
@@ -822,7 +854,17 @@
           <w:sz w:val="24"/>
           <w:szCs w:val="24"/>
         </w:rPr>
-        <w:t>():</w:t>
+        <w:t>(</w:t>
+      </w:r>
+      <w:proofErr w:type="gramEnd"/>
+      <w:r>
+        <w:rPr>
+          <w:b/>
+          <w:bCs/>
+          <w:sz w:val="24"/>
+          <w:szCs w:val="24"/>
+        </w:rPr>
+        <w:t>):</w:t>
       </w:r>
       <w:r>
         <w:rPr>
@@ -840,6 +882,7 @@
         </w:rPr>
       </w:pPr>
       <w:proofErr w:type="spellStart"/>
+      <w:proofErr w:type="gramStart"/>
       <w:r>
         <w:rPr>
           <w:b/>
@@ -857,14 +900,47 @@
           <w:sz w:val="24"/>
           <w:szCs w:val="24"/>
         </w:rPr>
-        <w:t>():</w:t>
-      </w:r>
-      <w:r>
-        <w:rPr>
-          <w:sz w:val="24"/>
-          <w:szCs w:val="24"/>
-        </w:rPr>
-        <w:t xml:space="preserve"> Véletlenszerű magasságú felső és alsó oszlop elemeket generál a DOM-ban a megadott résmérettel , majd elhelyezi őket az oszlopok tömbben </w:t>
+        <w:t>(</w:t>
+      </w:r>
+      <w:proofErr w:type="gramEnd"/>
+      <w:r>
+        <w:rPr>
+          <w:b/>
+          <w:bCs/>
+          <w:sz w:val="24"/>
+          <w:szCs w:val="24"/>
+        </w:rPr>
+        <w:t>):</w:t>
+      </w:r>
+      <w:r>
+        <w:rPr>
+          <w:sz w:val="24"/>
+          <w:szCs w:val="24"/>
+        </w:rPr>
+        <w:t xml:space="preserve"> Véletlenszerű magasságú felső és alsó oszlop elemeket generál a DOM-ban a megadott </w:t>
+      </w:r>
+      <w:proofErr w:type="gramStart"/>
+      <w:r>
+        <w:rPr>
+          <w:sz w:val="24"/>
+          <w:szCs w:val="24"/>
+        </w:rPr>
+        <w:t>résmérettel ,</w:t>
+      </w:r>
+      <w:proofErr w:type="gramEnd"/>
+      <w:r>
+        <w:rPr>
+          <w:sz w:val="24"/>
+          <w:szCs w:val="24"/>
+        </w:rPr>
+        <w:t xml:space="preserve"> majd elhelyezi őket az oszlopok tömbben</w:t>
+      </w:r>
+      <w:r>
+        <w:rPr>
+          <w:sz w:val="24"/>
+          <w:szCs w:val="24"/>
+        </w:rPr>
+        <w:t xml:space="preserve"> </w:t>
       </w:r>
     </w:p>
     <w:p>
@@ -875,6 +951,7 @@
         </w:rPr>
       </w:pPr>
       <w:proofErr w:type="spellStart"/>
+      <w:proofErr w:type="gramStart"/>
       <w:r>
         <w:rPr>
           <w:b/>
@@ -892,14 +969,31 @@
           <w:sz w:val="24"/>
           <w:szCs w:val="24"/>
         </w:rPr>
-        <w:t>():</w:t>
-      </w:r>
-      <w:r>
-        <w:rPr>
-          <w:sz w:val="24"/>
-          <w:szCs w:val="24"/>
-        </w:rPr>
-        <w:t xml:space="preserve"> A méhecske és egy adott oszloppár közötti téglalap-alapú ütközésvizsgálatot végzi el.</w:t>
+        <w:t>(</w:t>
+      </w:r>
+      <w:proofErr w:type="gramEnd"/>
+      <w:r>
+        <w:rPr>
+          <w:b/>
+          <w:bCs/>
+          <w:sz w:val="24"/>
+          <w:szCs w:val="24"/>
+        </w:rPr>
+        <w:t>):</w:t>
+      </w:r>
+      <w:r>
+        <w:rPr>
+          <w:sz w:val="24"/>
+          <w:szCs w:val="24"/>
+        </w:rPr>
+        <w:t xml:space="preserve"> A méhecske és egy adott oszloppár közötti téglalap-alapú ütközésvizsgálatot végzi el</w:t>
+      </w:r>
+      <w:r>
+        <w:rPr>
+          <w:sz w:val="24"/>
+          <w:szCs w:val="24"/>
+        </w:rPr>
+        <w:t>.</w:t>
       </w:r>
     </w:p>
     <w:p>
@@ -910,6 +1004,7 @@
         </w:rPr>
       </w:pPr>
       <w:proofErr w:type="spellStart"/>
+      <w:proofErr w:type="gramStart"/>
       <w:r>
         <w:rPr>
           <w:b/>
@@ -927,7 +1022,17 @@
           <w:sz w:val="24"/>
           <w:szCs w:val="24"/>
         </w:rPr>
-        <w:t>():</w:t>
+        <w:t>(</w:t>
+      </w:r>
+      <w:proofErr w:type="gramEnd"/>
+      <w:r>
+        <w:rPr>
+          <w:b/>
+          <w:bCs/>
+          <w:sz w:val="24"/>
+          <w:szCs w:val="24"/>
+        </w:rPr>
+        <w:t>):</w:t>
       </w:r>
       <w:r>
         <w:rPr>
@@ -992,7 +1097,7 @@
           <w:sz w:val="24"/>
           <w:szCs w:val="24"/>
         </w:rPr>
-        <w:t xml:space="preserve">Reszponzív Elrendezés és Stílus: CSS </w:t>
+        <w:t xml:space="preserve">Elrendezés és Stílus: CSS </w:t>
       </w:r>
       <w:proofErr w:type="spellStart"/>
       <w:r>
@@ -1008,44 +1113,8 @@
           <w:sz w:val="24"/>
           <w:szCs w:val="24"/>
         </w:rPr>
-        <w:t xml:space="preserve">, </w:t>
-      </w:r>
-      <w:proofErr w:type="spellStart"/>
-      <w:r>
-        <w:rPr>
-          <w:rStyle w:val="HTML-kd"/>
-          <w:rFonts w:ascii="Arial" w:eastAsia="Arial" w:hAnsi="Arial" w:cs="Arial"/>
-          <w:sz w:val="24"/>
-          <w:szCs w:val="24"/>
-        </w:rPr>
-        <w:t>aspect</w:t>
-      </w:r>
-      <w:proofErr w:type="spellEnd"/>
-      <w:r>
-        <w:rPr>
-          <w:rStyle w:val="HTML-kd"/>
-          <w:rFonts w:ascii="Arial" w:eastAsia="Arial" w:hAnsi="Arial" w:cs="Arial"/>
-          <w:sz w:val="24"/>
-          <w:szCs w:val="24"/>
-        </w:rPr>
-        <w:t>-ratio</w:t>
-      </w:r>
-      <w:r>
-        <w:rPr>
-          <w:sz w:val="24"/>
-          <w:szCs w:val="24"/>
-        </w:rPr>
-        <w:t xml:space="preserve"> méretezés használata a felületen, kiegészítve relatív/százalékos pozicionálással a játéktér, a méhecske, az oszlopok és az átfedő képernyők (Start, Game Over) pontos, automatikusan skálázódó elhelyezésére bármilyen </w:t>
-      </w:r>
-      <w:proofErr w:type="spellStart"/>
-      <w:r>
-        <w:rPr>
-          <w:sz w:val="24"/>
-          <w:szCs w:val="24"/>
-        </w:rPr>
-        <w:t>képernyőméreten.</w:t>
-      </w:r>
-      <w:proofErr w:type="spellEnd"/>
+        <w:t xml:space="preserve"> és abszolút pozicionálás a játéktér, a méhecske, az oszlopok és az átfedő képernyők (Start, Game Over) precíz elhelyezésére. </w:t>
+      </w:r>
     </w:p>
     <w:p>
       <w:pPr>
@@ -1064,7 +1133,7 @@
           <w:sz w:val="24"/>
           <w:szCs w:val="24"/>
         </w:rPr>
-        <w:t xml:space="preserve">Eseménykezelés: </w:t>
+        <w:t>Eseménykezelés: `</w:t>
       </w:r>
       <w:proofErr w:type="spellStart"/>
       <w:r>
@@ -1080,7 +1149,7 @@
           <w:sz w:val="24"/>
           <w:szCs w:val="24"/>
         </w:rPr>
-        <w:t xml:space="preserve"> (</w:t>
+        <w:t>` (</w:t>
       </w:r>
       <w:proofErr w:type="spellStart"/>
       <w:r>
@@ -1151,14 +1220,7 @@
         <w:t>.</w:t>
       </w:r>
     </w:p>
-    <w:p>
-      <w:pPr>
-        <w:rPr>
-          <w:sz w:val="24"/>
-          <w:szCs w:val="24"/>
-        </w:rPr>
-      </w:pPr>
-    </w:p>
+    <w:p/>
     <w:p/>
     <w:p/>
     <w:p>
@@ -1191,7 +1253,7 @@
         <w:spacing w:after="240"/>
       </w:pPr>
       <w:r>
-        <w:t>A tesztelés manuálisan történt böngészőben.</w:t>
+        <w:t>A tesztelés manuálisan történt Google Chrome böngészőben.</w:t>
       </w:r>
     </w:p>
     <w:tbl>
@@ -1500,7 +1562,21 @@
                 <w:sz w:val="24"/>
                 <w:szCs w:val="24"/>
               </w:rPr>
-              <w:t xml:space="preserve">"START" gomb / </w:t>
+              <w:t>"</w:t>
+            </w:r>
+            <w:r>
+              <w:rPr>
+                <w:sz w:val="24"/>
+                <w:szCs w:val="24"/>
+              </w:rPr>
+              <w:t>START</w:t>
+            </w:r>
+            <w:r>
+              <w:rPr>
+                <w:sz w:val="24"/>
+                <w:szCs w:val="24"/>
+              </w:rPr>
+              <w:t xml:space="preserve">" gomb / </w:t>
             </w:r>
             <w:proofErr w:type="spellStart"/>
             <w:r>
@@ -1516,7 +1592,21 @@
                 <w:sz w:val="24"/>
                 <w:szCs w:val="24"/>
               </w:rPr>
-              <w:t xml:space="preserve"> gomb megnyomása</w:t>
+              <w:t xml:space="preserve"> gomb megnyomá</w:t>
+            </w:r>
+            <w:r>
+              <w:rPr>
+                <w:sz w:val="24"/>
+                <w:szCs w:val="24"/>
+              </w:rPr>
+              <w:t>s</w:t>
+            </w:r>
+            <w:r>
+              <w:rPr>
+                <w:sz w:val="24"/>
+                <w:szCs w:val="24"/>
+              </w:rPr>
+              <w:t>a</w:t>
             </w:r>
             <w:r>
               <w:rPr>
@@ -2050,125 +2140,144 @@
         <w:t xml:space="preserve">              </w:t>
       </w:r>
       <w:r>
+        <w:t xml:space="preserve"> | </w:t>
+      </w:r>
+    </w:p>
+    <w:p>
+      <w:r>
+        <w:t>|</w:t>
+      </w:r>
+      <w:proofErr w:type="gramStart"/>
+      <w:r>
         <w:t xml:space="preserve"> </w:t>
       </w:r>
       <w:r>
-        <w:t xml:space="preserve"> | </w:t>
-      </w:r>
-    </w:p>
-    <w:p>
+        <w:t xml:space="preserve">  </w:t>
+      </w:r>
+      <w:r>
+        <w:t>[</w:t>
+      </w:r>
+      <w:proofErr w:type="gramEnd"/>
+      <w:r>
+        <w:t xml:space="preserve">Téma: Nyár] [Téma: </w:t>
+      </w:r>
+      <w:proofErr w:type="gramStart"/>
+      <w:r>
+        <w:t>Ősz]</w:t>
+      </w:r>
+      <w:r>
+        <w:t xml:space="preserve">   </w:t>
+      </w:r>
+      <w:proofErr w:type="gramEnd"/>
+      <w:r>
+        <w:t xml:space="preserve"> </w:t>
+      </w:r>
+      <w:r>
+        <w:t>|</w:t>
+      </w:r>
+    </w:p>
+    <w:p>
+      <w:r>
+        <w:t>|</w:t>
+      </w:r>
+      <w:r>
+        <w:t xml:space="preserve">             </w:t>
+      </w:r>
+      <w:proofErr w:type="gramStart"/>
+      <w:r>
+        <w:t xml:space="preserve">  </w:t>
+      </w:r>
+      <w:r>
+        <w:t xml:space="preserve"> [</w:t>
+      </w:r>
+      <w:proofErr w:type="gramEnd"/>
+      <w:r>
+        <w:t xml:space="preserve">Téma: </w:t>
+      </w:r>
+      <w:proofErr w:type="gramStart"/>
+      <w:r>
+        <w:t xml:space="preserve">Éj] </w:t>
+      </w:r>
+      <w:r>
+        <w:t xml:space="preserve">  </w:t>
+      </w:r>
+      <w:proofErr w:type="gramEnd"/>
+      <w:r>
+        <w:t xml:space="preserve">             </w:t>
+      </w:r>
       <w:r>
         <w:t xml:space="preserve">| </w:t>
       </w:r>
-      <w:r>
-        <w:t xml:space="preserve">  </w:t>
+    </w:p>
+    <w:p>
+      <w:r>
+        <w:t xml:space="preserve">+---------------------------------------+ </w:t>
+      </w:r>
+    </w:p>
+    <w:p>
+      <w:r>
+        <w:t xml:space="preserve">| </w:t>
+      </w:r>
+      <w:r>
+        <w:t xml:space="preserve">                </w:t>
+      </w:r>
+      <w:r>
+        <w:t xml:space="preserve">PONT: 5 </w:t>
+      </w:r>
+      <w:r>
+        <w:t xml:space="preserve">                 </w:t>
+      </w:r>
+      <w:r>
+        <w:t>|</w:t>
+      </w:r>
+    </w:p>
+    <w:p>
+      <w:r>
+        <w:t xml:space="preserve">| </w:t>
+      </w:r>
+      <w:r>
+        <w:t xml:space="preserve">         </w:t>
+      </w:r>
+      <w:r>
+        <w:t xml:space="preserve">Végső pontszám: 5 </w:t>
+      </w:r>
+      <w:r>
+        <w:t xml:space="preserve">       </w:t>
+      </w:r>
+      <w:r>
+        <w:t xml:space="preserve">| </w:t>
+      </w:r>
+    </w:p>
+    <w:p>
+      <w:r>
+        <w:t xml:space="preserve">| </w:t>
+      </w:r>
+      <w:proofErr w:type="gramStart"/>
+      <w:r>
+        <w:t xml:space="preserve">   </w:t>
       </w:r>
       <w:r>
         <w:t>[</w:t>
       </w:r>
-      <w:proofErr w:type="spellStart"/>
-      <w:r>
-        <w:t>Téma:</w:t>
-      </w:r>
-      <w:r>
-        <w:t>DAY</w:t>
-      </w:r>
-      <w:proofErr w:type="spellEnd"/>
-      <w:r>
-        <w:t>] [</w:t>
-      </w:r>
-      <w:proofErr w:type="spellStart"/>
-      <w:r>
-        <w:t>Téma:</w:t>
-      </w:r>
-      <w:r>
-        <w:t>NIGHT</w:t>
-      </w:r>
-      <w:proofErr w:type="spellEnd"/>
-      <w:r>
-        <w:t>]</w:t>
-      </w:r>
+      <w:proofErr w:type="gramEnd"/>
       <w:r>
         <w:t xml:space="preserve"> </w:t>
       </w:r>
+      <w:proofErr w:type="gramStart"/>
+      <w:r>
+        <w:t>ÚJRAJÁTÉK ]</w:t>
+      </w:r>
+      <w:proofErr w:type="gramEnd"/>
       <w:r>
         <w:t xml:space="preserve"> </w:t>
       </w:r>
-      <w:r>
-        <w:t>|</w:t>
-      </w:r>
-    </w:p>
-    <w:p>
-      <w:r>
-        <w:t>|</w:t>
-      </w:r>
-      <w:r>
-        <w:t xml:space="preserve">               </w:t>
-      </w:r>
-      <w:r>
-        <w:t xml:space="preserve"> [Téma: </w:t>
-      </w:r>
-      <w:r>
-        <w:t>CYBER</w:t>
-      </w:r>
-      <w:r>
-        <w:t xml:space="preserve">] </w:t>
-      </w:r>
-      <w:r>
-        <w:t xml:space="preserve">      </w:t>
-      </w:r>
-      <w:r>
-        <w:t xml:space="preserve">| </w:t>
-      </w:r>
-    </w:p>
-    <w:p>
-      <w:r>
-        <w:t xml:space="preserve">+---------------------------------------+ </w:t>
-      </w:r>
-    </w:p>
-    <w:p>
-      <w:r>
-        <w:t xml:space="preserve">| </w:t>
-      </w:r>
-      <w:r>
-        <w:t xml:space="preserve">                </w:t>
-      </w:r>
-      <w:r>
-        <w:t xml:space="preserve">PONT: 5 </w:t>
-      </w:r>
-      <w:r>
-        <w:t xml:space="preserve">                 </w:t>
-      </w:r>
-      <w:r>
-        <w:t>|</w:t>
-      </w:r>
-    </w:p>
-    <w:p>
-      <w:r>
-        <w:t xml:space="preserve">| </w:t>
-      </w:r>
-      <w:r>
-        <w:t xml:space="preserve">         </w:t>
-      </w:r>
-      <w:r>
-        <w:t xml:space="preserve">Végső pontszám: 5 </w:t>
-      </w:r>
-      <w:r>
-        <w:t xml:space="preserve">       </w:t>
-      </w:r>
-      <w:r>
-        <w:t xml:space="preserve">| </w:t>
-      </w:r>
-    </w:p>
-    <w:p>
-      <w:r>
-        <w:t xml:space="preserve">| </w:t>
-      </w:r>
-      <w:r>
-        <w:t xml:space="preserve">   </w:t>
-      </w:r>
-      <w:r>
-        <w:t xml:space="preserve">[ ÚJRAJÁTÉK ] [ MENÜ ] </w:t>
+      <w:proofErr w:type="gramStart"/>
+      <w:r>
+        <w:t>[ MENÜ</w:t>
+      </w:r>
+      <w:proofErr w:type="gramEnd"/>
+      <w:r>
+        <w:t xml:space="preserve"> ] </w:t>
       </w:r>
       <w:r>
         <w:t xml:space="preserve">    </w:t>
@@ -2196,7 +2305,7 @@
 </file>
 
 <file path=word/numbering.xml><?xml version="1.0" encoding="utf-8"?>
-<w:numbering xmlns:wpc="http://schemas.microsoft.com/office/word/2010/wordprocessingCanvas" xmlns:cx="http://schemas.microsoft.com/office/drawing/2014/chartex" xmlns:cx1="http://schemas.microsoft.com/office/drawing/2015/9/8/chartex" xmlns:cx2="http://schemas.microsoft.com/office/drawing/2015/10/21/chartex" xmlns:cx3="http://schemas.microsoft.com/office/drawing/2016/5/9/chartex" xmlns:cx4="http://schemas.microsoft.com/office/drawing/2016/5/10/chartex" xmlns:cx5="http://schemas.microsoft.com/office/drawing/2016/5/11/chartex" xmlns:cx6="http://schemas.microsoft.com/office/drawing/2016/5/12/chartex" xmlns:cx7="http://schemas.microsoft.com/office/drawing/2016/5/13/chartex" xmlns:cx8="http://schemas.microsoft.com/office/drawing/2016/5/14/chartex" xmlns:mc="http://schemas.openxmlformats.org/markup-compatibility/2006" xmlns:aink="http://schemas.microsoft.com/office/drawing/2016/ink" xmlns:am3d="http://schemas.microsoft.com/office/drawing/2017/model3d" xmlns:o="urn:schemas-microsoft-com:office:office" xmlns:r="http://schemas.openxmlformats.org/officeDocument/2006/relationships" xmlns:m="http://schemas.openxmlformats.org/officeDocument/2006/math" xmlns:v="urn:schemas-microsoft-com:vml" xmlns:wp14="http://schemas.microsoft.com/office/word/2010/wordprocessingDrawing" xmlns:wp="http://schemas.openxmlformats.org/drawingml/2006/wordprocessingDrawing" xmlns:w10="urn:schemas-microsoft-com:office:word" xmlns:w="http://schemas.openxmlformats.org/wordprocessingml/2006/main" xmlns:w14="http://schemas.microsoft.com/office/word/2010/wordml" xmlns:w15="http://schemas.microsoft.com/office/word/2012/wordml" xmlns:w16cex="http://schemas.microsoft.com/office/word/2018/wordml/cex" xmlns:w16cid="http://schemas.microsoft.com/office/word/2016/wordml/cid" xmlns:w16="http://schemas.microsoft.com/office/word/2018/wordml" xmlns:w16sdtdh="http://schemas.microsoft.com/office/word/2020/wordml/sdtdatahash" xmlns:w16se="http://schemas.microsoft.com/office/word/2015/wordml/symex" xmlns:wpg="http://schemas.microsoft.com/office/word/2010/wordprocessingGroup" xmlns:wpi="http://schemas.microsoft.com/office/word/2010/wordprocessingInk" xmlns:wne="http://schemas.microsoft.com/office/word/2006/wordml" xmlns:wps="http://schemas.microsoft.com/office/word/2010/wordprocessingShape" mc:Ignorable="w14 w15 w16se w16cid w16 w16cex w16sdtdh wp14">
+<w:numbering xmlns:wpc="http://schemas.microsoft.com/office/word/2010/wordprocessingCanvas" xmlns:cx="http://schemas.microsoft.com/office/drawing/2014/chartex" xmlns:cx1="http://schemas.microsoft.com/office/drawing/2015/9/8/chartex" xmlns:cx2="http://schemas.microsoft.com/office/drawing/2015/10/21/chartex" xmlns:cx3="http://schemas.microsoft.com/office/drawing/2016/5/9/chartex" xmlns:cx4="http://schemas.microsoft.com/office/drawing/2016/5/10/chartex" xmlns:cx5="http://schemas.microsoft.com/office/drawing/2016/5/11/chartex" xmlns:cx6="http://schemas.microsoft.com/office/drawing/2016/5/12/chartex" xmlns:cx7="http://schemas.microsoft.com/office/drawing/2016/5/13/chartex" xmlns:cx8="http://schemas.microsoft.com/office/drawing/2016/5/14/chartex" xmlns:mc="http://schemas.openxmlformats.org/markup-compatibility/2006" xmlns:aink="http://schemas.microsoft.com/office/drawing/2016/ink" xmlns:am3d="http://schemas.microsoft.com/office/drawing/2017/model3d" xmlns:o="urn:schemas-microsoft-com:office:office" xmlns:oel="http://schemas.microsoft.com/office/2019/extlst" xmlns:r="http://schemas.openxmlformats.org/officeDocument/2006/relationships" xmlns:m="http://schemas.openxmlformats.org/officeDocument/2006/math" xmlns:v="urn:schemas-microsoft-com:vml" xmlns:wp14="http://schemas.microsoft.com/office/word/2010/wordprocessingDrawing" xmlns:wp="http://schemas.openxmlformats.org/drawingml/2006/wordprocessingDrawing" xmlns:w10="urn:schemas-microsoft-com:office:word" xmlns:w="http://schemas.openxmlformats.org/wordprocessingml/2006/main" xmlns:w14="http://schemas.microsoft.com/office/word/2010/wordml" xmlns:w15="http://schemas.microsoft.com/office/word/2012/wordml" xmlns:w16cex="http://schemas.microsoft.com/office/word/2018/wordml/cex" xmlns:w16cid="http://schemas.microsoft.com/office/word/2016/wordml/cid" xmlns:w16="http://schemas.microsoft.com/office/word/2018/wordml" xmlns:w16du="http://schemas.microsoft.com/office/word/2023/wordml/word16du" xmlns:w16sdtdh="http://schemas.microsoft.com/office/word/2020/wordml/sdtdatahash" xmlns:w16sdtfl="http://schemas.microsoft.com/office/word/2024/wordml/sdtformatlock" xmlns:w16se="http://schemas.microsoft.com/office/word/2015/wordml/symex" xmlns:wpg="http://schemas.microsoft.com/office/word/2010/wordprocessingGroup" xmlns:wpi="http://schemas.microsoft.com/office/word/2010/wordprocessingInk" xmlns:wne="http://schemas.microsoft.com/office/word/2006/wordml" xmlns:wps="http://schemas.microsoft.com/office/word/2010/wordprocessingShape" mc:Ignorable="w14 w15 w16se w16cid w16 w16cex w16sdtdh w16sdtfl w16du wp14">
   <w:abstractNum w:abstractNumId="0" w15:restartNumberingAfterBreak="0">
     <w:nsid w:val="0907755C"/>
     <w:multiLevelType w:val="multilevel"/>
@@ -3330,41 +3439,41 @@
       </w:rPr>
     </w:lvl>
   </w:abstractNum>
-  <w:num w:numId="1">
+  <w:num w:numId="1" w16cid:durableId="1625388367">
     <w:abstractNumId w:val="6"/>
   </w:num>
-  <w:num w:numId="2">
+  <w:num w:numId="2" w16cid:durableId="793138330">
     <w:abstractNumId w:val="7"/>
   </w:num>
-  <w:num w:numId="3">
+  <w:num w:numId="3" w16cid:durableId="1938168324">
     <w:abstractNumId w:val="0"/>
   </w:num>
-  <w:num w:numId="4">
+  <w:num w:numId="4" w16cid:durableId="1422676335">
     <w:abstractNumId w:val="5"/>
   </w:num>
-  <w:num w:numId="5">
+  <w:num w:numId="5" w16cid:durableId="871458744">
     <w:abstractNumId w:val="8"/>
   </w:num>
-  <w:num w:numId="6">
+  <w:num w:numId="6" w16cid:durableId="1810442638">
     <w:abstractNumId w:val="9"/>
   </w:num>
-  <w:num w:numId="7">
+  <w:num w:numId="7" w16cid:durableId="45229288">
     <w:abstractNumId w:val="3"/>
   </w:num>
-  <w:num w:numId="8">
+  <w:num w:numId="8" w16cid:durableId="1687901616">
     <w:abstractNumId w:val="1"/>
   </w:num>
-  <w:num w:numId="9">
+  <w:num w:numId="9" w16cid:durableId="1854420309">
     <w:abstractNumId w:val="4"/>
   </w:num>
-  <w:num w:numId="10">
+  <w:num w:numId="10" w16cid:durableId="163404089">
     <w:abstractNumId w:val="2"/>
   </w:num>
 </w:numbering>
 </file>
 
 <file path=word/styles.xml><?xml version="1.0" encoding="utf-8"?>
-<w:styles xmlns:mc="http://schemas.openxmlformats.org/markup-compatibility/2006" xmlns:r="http://schemas.openxmlformats.org/officeDocument/2006/relationships" xmlns:w="http://schemas.openxmlformats.org/wordprocessingml/2006/main" xmlns:w14="http://schemas.microsoft.com/office/word/2010/wordml" xmlns:w15="http://schemas.microsoft.com/office/word/2012/wordml" xmlns:w16cex="http://schemas.microsoft.com/office/word/2018/wordml/cex" xmlns:w16cid="http://schemas.microsoft.com/office/word/2016/wordml/cid" xmlns:w16="http://schemas.microsoft.com/office/word/2018/wordml" xmlns:w16sdtdh="http://schemas.microsoft.com/office/word/2020/wordml/sdtdatahash" xmlns:w16se="http://schemas.microsoft.com/office/word/2015/wordml/symex" mc:Ignorable="w14 w15 w16se w16cid w16 w16cex w16sdtdh">
+<w:styles xmlns:mc="http://schemas.openxmlformats.org/markup-compatibility/2006" xmlns:r="http://schemas.openxmlformats.org/officeDocument/2006/relationships" xmlns:w="http://schemas.openxmlformats.org/wordprocessingml/2006/main" xmlns:w14="http://schemas.microsoft.com/office/word/2010/wordml" xmlns:w15="http://schemas.microsoft.com/office/word/2012/wordml" xmlns:w16cex="http://schemas.microsoft.com/office/word/2018/wordml/cex" xmlns:w16cid="http://schemas.microsoft.com/office/word/2016/wordml/cid" xmlns:w16="http://schemas.microsoft.com/office/word/2018/wordml" xmlns:w16du="http://schemas.microsoft.com/office/word/2023/wordml/word16du" xmlns:w16sdtdh="http://schemas.microsoft.com/office/word/2020/wordml/sdtdatahash" xmlns:w16sdtfl="http://schemas.microsoft.com/office/word/2024/wordml/sdtformatlock" xmlns:w16se="http://schemas.microsoft.com/office/word/2015/wordml/symex" mc:Ignorable="w14 w15 w16se w16cid w16 w16cex w16sdtdh w16sdtfl w16du">
   <w:docDefaults>
     <w:rPrDefault>
       <w:rPr>
@@ -3877,7 +3986,6 @@
   <w:style w:type="character" w:default="1" w:styleId="Bekezdsalapbettpusa">
     <w:name w:val="Default Paragraph Font"/>
     <w:uiPriority w:val="1"/>
-    <w:semiHidden/>
     <w:unhideWhenUsed/>
   </w:style>
   <w:style w:type="table" w:default="1" w:styleId="Normltblzat">

--- a/Bee-Hop dokumentáció.docx
+++ b/Bee-Hop dokumentáció.docx
@@ -1,6 +1,6 @@
 
 <file path=word/document.xml><?xml version="1.0" encoding="utf-8"?>
-<w:document xmlns:wpc="http://schemas.microsoft.com/office/word/2010/wordprocessingCanvas" xmlns:cx="http://schemas.microsoft.com/office/drawing/2014/chartex" xmlns:cx1="http://schemas.microsoft.com/office/drawing/2015/9/8/chartex" xmlns:cx2="http://schemas.microsoft.com/office/drawing/2015/10/21/chartex" xmlns:cx3="http://schemas.microsoft.com/office/drawing/2016/5/9/chartex" xmlns:cx4="http://schemas.microsoft.com/office/drawing/2016/5/10/chartex" xmlns:cx5="http://schemas.microsoft.com/office/drawing/2016/5/11/chartex" xmlns:cx6="http://schemas.microsoft.com/office/drawing/2016/5/12/chartex" xmlns:cx7="http://schemas.microsoft.com/office/drawing/2016/5/13/chartex" xmlns:cx8="http://schemas.microsoft.com/office/drawing/2016/5/14/chartex" xmlns:mc="http://schemas.openxmlformats.org/markup-compatibility/2006" xmlns:aink="http://schemas.microsoft.com/office/drawing/2016/ink" xmlns:am3d="http://schemas.microsoft.com/office/drawing/2017/model3d" xmlns:o="urn:schemas-microsoft-com:office:office" xmlns:oel="http://schemas.microsoft.com/office/2019/extlst" xmlns:r="http://schemas.openxmlformats.org/officeDocument/2006/relationships" xmlns:m="http://schemas.openxmlformats.org/officeDocument/2006/math" xmlns:v="urn:schemas-microsoft-com:vml" xmlns:wp14="http://schemas.microsoft.com/office/word/2010/wordprocessingDrawing" xmlns:wp="http://schemas.openxmlformats.org/drawingml/2006/wordprocessingDrawing" xmlns:w10="urn:schemas-microsoft-com:office:word" xmlns:w="http://schemas.openxmlformats.org/wordprocessingml/2006/main" xmlns:w14="http://schemas.microsoft.com/office/word/2010/wordml" xmlns:w15="http://schemas.microsoft.com/office/word/2012/wordml" xmlns:w16cex="http://schemas.microsoft.com/office/word/2018/wordml/cex" xmlns:w16cid="http://schemas.microsoft.com/office/word/2016/wordml/cid" xmlns:w16="http://schemas.microsoft.com/office/word/2018/wordml" xmlns:w16du="http://schemas.microsoft.com/office/word/2023/wordml/word16du" xmlns:w16sdtdh="http://schemas.microsoft.com/office/word/2020/wordml/sdtdatahash" xmlns:w16sdtfl="http://schemas.microsoft.com/office/word/2024/wordml/sdtformatlock" xmlns:w16se="http://schemas.microsoft.com/office/word/2015/wordml/symex" xmlns:wpg="http://schemas.microsoft.com/office/word/2010/wordprocessingGroup" xmlns:wpi="http://schemas.microsoft.com/office/word/2010/wordprocessingInk" xmlns:wne="http://schemas.microsoft.com/office/word/2006/wordml" xmlns:wps="http://schemas.microsoft.com/office/word/2010/wordprocessingShape" mc:Ignorable="w14 w15 w16se w16cid w16 w16cex w16sdtdh w16sdtfl w16du wp14">
+<w:document xmlns:wpc="http://schemas.microsoft.com/office/word/2010/wordprocessingCanvas" xmlns:cx="http://schemas.microsoft.com/office/drawing/2014/chartex" xmlns:cx1="http://schemas.microsoft.com/office/drawing/2015/9/8/chartex" xmlns:cx2="http://schemas.microsoft.com/office/drawing/2015/10/21/chartex" xmlns:cx3="http://schemas.microsoft.com/office/drawing/2016/5/9/chartex" xmlns:cx4="http://schemas.microsoft.com/office/drawing/2016/5/10/chartex" xmlns:cx5="http://schemas.microsoft.com/office/drawing/2016/5/11/chartex" xmlns:cx6="http://schemas.microsoft.com/office/drawing/2016/5/12/chartex" xmlns:cx7="http://schemas.microsoft.com/office/drawing/2016/5/13/chartex" xmlns:cx8="http://schemas.microsoft.com/office/drawing/2016/5/14/chartex" xmlns:mc="http://schemas.openxmlformats.org/markup-compatibility/2006" xmlns:aink="http://schemas.microsoft.com/office/drawing/2016/ink" xmlns:am3d="http://schemas.microsoft.com/office/drawing/2017/model3d" xmlns:o="urn:schemas-microsoft-com:office:office" xmlns:r="http://schemas.openxmlformats.org/officeDocument/2006/relationships" xmlns:m="http://schemas.openxmlformats.org/officeDocument/2006/math" xmlns:v="urn:schemas-microsoft-com:vml" xmlns:wp14="http://schemas.microsoft.com/office/word/2010/wordprocessingDrawing" xmlns:wp="http://schemas.openxmlformats.org/drawingml/2006/wordprocessingDrawing" xmlns:w10="urn:schemas-microsoft-com:office:word" xmlns:w="http://schemas.openxmlformats.org/wordprocessingml/2006/main" xmlns:w14="http://schemas.microsoft.com/office/word/2010/wordml" xmlns:w15="http://schemas.microsoft.com/office/word/2012/wordml" xmlns:w16cex="http://schemas.microsoft.com/office/word/2018/wordml/cex" xmlns:w16cid="http://schemas.microsoft.com/office/word/2016/wordml/cid" xmlns:w16="http://schemas.microsoft.com/office/word/2018/wordml" xmlns:w16sdtdh="http://schemas.microsoft.com/office/word/2020/wordml/sdtdatahash" xmlns:w16se="http://schemas.microsoft.com/office/word/2015/wordml/symex" xmlns:wpg="http://schemas.microsoft.com/office/word/2010/wordprocessingGroup" xmlns:wpi="http://schemas.microsoft.com/office/word/2010/wordprocessingInk" xmlns:wne="http://schemas.microsoft.com/office/word/2006/wordml" xmlns:wps="http://schemas.microsoft.com/office/word/2010/wordprocessingShape" mc:Ignorable="w14 w15 w16se w16cid w16 w16cex w16sdtdh wp14">
   <w:body>
     <w:p/>
     <w:p>
@@ -737,7 +737,6 @@
         </w:rPr>
       </w:pPr>
       <w:proofErr w:type="spellStart"/>
-      <w:proofErr w:type="gramStart"/>
       <w:r>
         <w:rPr>
           <w:b/>
@@ -755,9 +754,24 @@
           <w:sz w:val="24"/>
           <w:szCs w:val="24"/>
         </w:rPr>
-        <w:t>(</w:t>
-      </w:r>
-      <w:proofErr w:type="gramEnd"/>
+        <w:t>():</w:t>
+      </w:r>
+      <w:r>
+        <w:rPr>
+          <w:sz w:val="24"/>
+          <w:szCs w:val="24"/>
+        </w:rPr>
+        <w:t xml:space="preserve"> Alaphelyzetbe állítja a változókat, törli a korábbi oszlopokat, nullázza a pontszámot, a kezdőpozícióba helyezi a méhecskét, majd elindítja az akadálygeneráló időzítőt és a játékciklust</w:t>
+      </w:r>
+    </w:p>
+    <w:p>
+      <w:pPr>
+        <w:rPr>
+          <w:sz w:val="24"/>
+          <w:szCs w:val="24"/>
+        </w:rPr>
+      </w:pPr>
+      <w:proofErr w:type="spellStart"/>
       <w:r>
         <w:rPr>
           <w:b/>
@@ -765,14 +779,24 @@
           <w:sz w:val="24"/>
           <w:szCs w:val="24"/>
         </w:rPr>
-        <w:t>):</w:t>
-      </w:r>
-      <w:r>
-        <w:rPr>
-          <w:sz w:val="24"/>
-          <w:szCs w:val="24"/>
-        </w:rPr>
-        <w:t xml:space="preserve"> Alaphelyzetbe állítja a változókat, törli a korábbi oszlopokat, nullázza a pontszámot, a kezdőpozícióba helyezi a méhecskét, majd elindítja az akadálygeneráló időzítőt és a játékciklust</w:t>
+        <w:t>jatekCiklus</w:t>
+      </w:r>
+      <w:proofErr w:type="spellEnd"/>
+      <w:r>
+        <w:rPr>
+          <w:b/>
+          <w:bCs/>
+          <w:sz w:val="24"/>
+          <w:szCs w:val="24"/>
+        </w:rPr>
+        <w:t>():</w:t>
+      </w:r>
+      <w:r>
+        <w:rPr>
+          <w:sz w:val="24"/>
+          <w:szCs w:val="24"/>
+        </w:rPr>
+        <w:t xml:space="preserve"> A játék fő frissítési ciklusa. Alkalmazza a gravitációt, frissíti a méhecske pozícióját, lépteti az oszlopokat balra ellenőrzi az ütközéseket és kezeli a pontszám növekedését.</w:t>
       </w:r>
     </w:p>
     <w:p>
@@ -783,7 +807,6 @@
         </w:rPr>
       </w:pPr>
       <w:proofErr w:type="spellStart"/>
-      <w:proofErr w:type="gramStart"/>
       <w:r>
         <w:rPr>
           <w:b/>
@@ -791,7 +814,7 @@
           <w:sz w:val="24"/>
           <w:szCs w:val="24"/>
         </w:rPr>
-        <w:t>jatekCiklus</w:t>
+        <w:t>ugras</w:t>
       </w:r>
       <w:proofErr w:type="spellEnd"/>
       <w:r>
@@ -801,9 +824,24 @@
           <w:sz w:val="24"/>
           <w:szCs w:val="24"/>
         </w:rPr>
-        <w:t>(</w:t>
-      </w:r>
-      <w:proofErr w:type="gramEnd"/>
+        <w:t>():</w:t>
+      </w:r>
+      <w:r>
+        <w:rPr>
+          <w:sz w:val="24"/>
+          <w:szCs w:val="24"/>
+        </w:rPr>
+        <w:t xml:space="preserve"> Eseménykezelő által hívott függvény, amely felülírja a méhecske függőleges sebességét az </w:t>
+      </w:r>
+    </w:p>
+    <w:p>
+      <w:pPr>
+        <w:rPr>
+          <w:sz w:val="24"/>
+          <w:szCs w:val="24"/>
+        </w:rPr>
+      </w:pPr>
+      <w:proofErr w:type="spellStart"/>
       <w:r>
         <w:rPr>
           <w:b/>
@@ -811,21 +849,24 @@
           <w:sz w:val="24"/>
           <w:szCs w:val="24"/>
         </w:rPr>
-        <w:t>):</w:t>
-      </w:r>
-      <w:r>
-        <w:rPr>
-          <w:sz w:val="24"/>
-          <w:szCs w:val="24"/>
-        </w:rPr>
-        <w:t xml:space="preserve"> A játék fő frissítési ciklusa. Alkalmazza a gravitációt, frissíti a méhecske pozícióját, lépteti az oszlopokat balra ellenőrzi az ütközéseket és kezeli a pontszám növekedését</w:t>
-      </w:r>
-      <w:r>
-        <w:rPr>
-          <w:sz w:val="24"/>
-          <w:szCs w:val="24"/>
-        </w:rPr>
-        <w:t>.</w:t>
+        <w:t>hozzaadOszlop</w:t>
+      </w:r>
+      <w:proofErr w:type="spellEnd"/>
+      <w:r>
+        <w:rPr>
+          <w:b/>
+          <w:bCs/>
+          <w:sz w:val="24"/>
+          <w:szCs w:val="24"/>
+        </w:rPr>
+        <w:t>():</w:t>
+      </w:r>
+      <w:r>
+        <w:rPr>
+          <w:sz w:val="24"/>
+          <w:szCs w:val="24"/>
+        </w:rPr>
+        <w:t xml:space="preserve"> Véletlenszerű magasságú felső és alsó oszlop elemeket generál a DOM-ban a megadott résmérettel , majd elhelyezi őket az oszlopok tömbben </w:t>
       </w:r>
     </w:p>
     <w:p>
@@ -836,7 +877,6 @@
         </w:rPr>
       </w:pPr>
       <w:proofErr w:type="spellStart"/>
-      <w:proofErr w:type="gramStart"/>
       <w:r>
         <w:rPr>
           <w:b/>
@@ -844,7 +884,7 @@
           <w:sz w:val="24"/>
           <w:szCs w:val="24"/>
         </w:rPr>
-        <w:t>ugras</w:t>
+        <w:t>ellenorizUtkozes</w:t>
       </w:r>
       <w:proofErr w:type="spellEnd"/>
       <w:r>
@@ -854,9 +894,24 @@
           <w:sz w:val="24"/>
           <w:szCs w:val="24"/>
         </w:rPr>
-        <w:t>(</w:t>
-      </w:r>
-      <w:proofErr w:type="gramEnd"/>
+        <w:t>():</w:t>
+      </w:r>
+      <w:r>
+        <w:rPr>
+          <w:sz w:val="24"/>
+          <w:szCs w:val="24"/>
+        </w:rPr>
+        <w:t xml:space="preserve"> A méhecske és egy adott oszloppár közötti téglalap-alapú ütközésvizsgálatot végzi el.</w:t>
+      </w:r>
+    </w:p>
+    <w:p>
+      <w:pPr>
+        <w:rPr>
+          <w:sz w:val="24"/>
+          <w:szCs w:val="24"/>
+        </w:rPr>
+      </w:pPr>
+      <w:proofErr w:type="spellStart"/>
       <w:r>
         <w:rPr>
           <w:b/>
@@ -864,25 +919,9 @@
           <w:sz w:val="24"/>
           <w:szCs w:val="24"/>
         </w:rPr>
-        <w:t>):</w:t>
-      </w:r>
-      <w:r>
-        <w:rPr>
-          <w:sz w:val="24"/>
-          <w:szCs w:val="24"/>
-        </w:rPr>
-        <w:t xml:space="preserve"> Eseménykezelő által hívott függvény, amely felülírja a méhecske függőleges sebességét az </w:t>
-      </w:r>
-    </w:p>
-    <w:p>
-      <w:pPr>
-        <w:rPr>
-          <w:sz w:val="24"/>
-          <w:szCs w:val="24"/>
-        </w:rPr>
-      </w:pPr>
-      <w:proofErr w:type="spellStart"/>
-      <w:proofErr w:type="gramStart"/>
+        <w:t>valtsTemat</w:t>
+      </w:r>
+      <w:proofErr w:type="spellEnd"/>
       <w:r>
         <w:rPr>
           <w:b/>
@@ -890,149 +929,7 @@
           <w:sz w:val="24"/>
           <w:szCs w:val="24"/>
         </w:rPr>
-        <w:t>hozzaadOszlop</w:t>
-      </w:r>
-      <w:proofErr w:type="spellEnd"/>
-      <w:r>
-        <w:rPr>
-          <w:b/>
-          <w:bCs/>
-          <w:sz w:val="24"/>
-          <w:szCs w:val="24"/>
-        </w:rPr>
-        <w:t>(</w:t>
-      </w:r>
-      <w:proofErr w:type="gramEnd"/>
-      <w:r>
-        <w:rPr>
-          <w:b/>
-          <w:bCs/>
-          <w:sz w:val="24"/>
-          <w:szCs w:val="24"/>
-        </w:rPr>
-        <w:t>):</w:t>
-      </w:r>
-      <w:r>
-        <w:rPr>
-          <w:sz w:val="24"/>
-          <w:szCs w:val="24"/>
-        </w:rPr>
-        <w:t xml:space="preserve"> Véletlenszerű magasságú felső és alsó oszlop elemeket generál a DOM-ban a megadott </w:t>
-      </w:r>
-      <w:proofErr w:type="gramStart"/>
-      <w:r>
-        <w:rPr>
-          <w:sz w:val="24"/>
-          <w:szCs w:val="24"/>
-        </w:rPr>
-        <w:t>résmérettel ,</w:t>
-      </w:r>
-      <w:proofErr w:type="gramEnd"/>
-      <w:r>
-        <w:rPr>
-          <w:sz w:val="24"/>
-          <w:szCs w:val="24"/>
-        </w:rPr>
-        <w:t xml:space="preserve"> majd elhelyezi őket az oszlopok tömbben</w:t>
-      </w:r>
-      <w:r>
-        <w:rPr>
-          <w:sz w:val="24"/>
-          <w:szCs w:val="24"/>
-        </w:rPr>
-        <w:t xml:space="preserve"> </w:t>
-      </w:r>
-    </w:p>
-    <w:p>
-      <w:pPr>
-        <w:rPr>
-          <w:sz w:val="24"/>
-          <w:szCs w:val="24"/>
-        </w:rPr>
-      </w:pPr>
-      <w:proofErr w:type="spellStart"/>
-      <w:proofErr w:type="gramStart"/>
-      <w:r>
-        <w:rPr>
-          <w:b/>
-          <w:bCs/>
-          <w:sz w:val="24"/>
-          <w:szCs w:val="24"/>
-        </w:rPr>
-        <w:t>ellenorizUtkozes</w:t>
-      </w:r>
-      <w:proofErr w:type="spellEnd"/>
-      <w:r>
-        <w:rPr>
-          <w:b/>
-          <w:bCs/>
-          <w:sz w:val="24"/>
-          <w:szCs w:val="24"/>
-        </w:rPr>
-        <w:t>(</w:t>
-      </w:r>
-      <w:proofErr w:type="gramEnd"/>
-      <w:r>
-        <w:rPr>
-          <w:b/>
-          <w:bCs/>
-          <w:sz w:val="24"/>
-          <w:szCs w:val="24"/>
-        </w:rPr>
-        <w:t>):</w:t>
-      </w:r>
-      <w:r>
-        <w:rPr>
-          <w:sz w:val="24"/>
-          <w:szCs w:val="24"/>
-        </w:rPr>
-        <w:t xml:space="preserve"> A méhecske és egy adott oszloppár közötti téglalap-alapú ütközésvizsgálatot végzi el</w:t>
-      </w:r>
-      <w:r>
-        <w:rPr>
-          <w:sz w:val="24"/>
-          <w:szCs w:val="24"/>
-        </w:rPr>
-        <w:t>.</w:t>
-      </w:r>
-    </w:p>
-    <w:p>
-      <w:pPr>
-        <w:rPr>
-          <w:sz w:val="24"/>
-          <w:szCs w:val="24"/>
-        </w:rPr>
-      </w:pPr>
-      <w:proofErr w:type="spellStart"/>
-      <w:proofErr w:type="gramStart"/>
-      <w:r>
-        <w:rPr>
-          <w:b/>
-          <w:bCs/>
-          <w:sz w:val="24"/>
-          <w:szCs w:val="24"/>
-        </w:rPr>
-        <w:t>valtsTemat</w:t>
-      </w:r>
-      <w:proofErr w:type="spellEnd"/>
-      <w:r>
-        <w:rPr>
-          <w:b/>
-          <w:bCs/>
-          <w:sz w:val="24"/>
-          <w:szCs w:val="24"/>
-        </w:rPr>
-        <w:t>(</w:t>
-      </w:r>
-      <w:proofErr w:type="gramEnd"/>
-      <w:r>
-        <w:rPr>
-          <w:b/>
-          <w:bCs/>
-          <w:sz w:val="24"/>
-          <w:szCs w:val="24"/>
-        </w:rPr>
-        <w:t>):</w:t>
+        <w:t>():</w:t>
       </w:r>
       <w:r>
         <w:rPr>
@@ -1258,85 +1155,107 @@
     </w:p>
     <w:tbl>
       <w:tblPr>
-        <w:tblStyle w:val="a"/>
-        <w:tblW w:w="9025" w:type="dxa"/>
-        <w:tblInd w:w="0" w:type="dxa"/>
-        <w:tblBorders>
-          <w:top w:val="nil"/>
-          <w:left w:val="nil"/>
-          <w:bottom w:val="nil"/>
-          <w:right w:val="nil"/>
-          <w:insideH w:val="nil"/>
-          <w:insideV w:val="nil"/>
-        </w:tblBorders>
-        <w:tblLayout w:type="fixed"/>
-        <w:tblLook w:val="0600" w:firstRow="0" w:lastRow="0" w:firstColumn="0" w:lastColumn="0" w:noHBand="1" w:noVBand="1"/>
+        <w:tblW w:w="0" w:type="auto"/>
+        <w:tblCellSpacing w:w="15" w:type="dxa"/>
+        <w:tblCellMar>
+          <w:top w:w="15" w:type="dxa"/>
+          <w:left w:w="15" w:type="dxa"/>
+          <w:bottom w:w="15" w:type="dxa"/>
+          <w:right w:w="15" w:type="dxa"/>
+        </w:tblCellMar>
+        <w:tblLook w:val="04A0" w:firstRow="1" w:lastRow="0" w:firstColumn="1" w:lastColumn="0" w:noHBand="0" w:noVBand="1"/>
       </w:tblPr>
       <w:tblGrid>
-        <w:gridCol w:w="1210"/>
-        <w:gridCol w:w="1658"/>
-        <w:gridCol w:w="1481"/>
-        <w:gridCol w:w="1740"/>
-        <w:gridCol w:w="1658"/>
-        <w:gridCol w:w="1278"/>
+        <w:gridCol w:w="1179"/>
+        <w:gridCol w:w="1559"/>
+        <w:gridCol w:w="1432"/>
+        <w:gridCol w:w="2050"/>
+        <w:gridCol w:w="1506"/>
+        <w:gridCol w:w="1287"/>
       </w:tblGrid>
       <w:tr>
         <w:trPr>
-          <w:trHeight w:val="800"/>
+          <w:tblHeader/>
+          <w:tblCellSpacing w:w="15" w:type="dxa"/>
         </w:trPr>
         <w:tc>
           <w:tcPr>
-            <w:tcW w:w="1210" w:type="dxa"/>
-            <w:tcBorders>
-              <w:top w:val="single" w:sz="4" w:space="0" w:color="000000"/>
-              <w:left w:val="single" w:sz="4" w:space="0" w:color="000000"/>
-              <w:bottom w:val="single" w:sz="4" w:space="0" w:color="000000"/>
-              <w:right w:val="single" w:sz="4" w:space="0" w:color="000000"/>
-            </w:tcBorders>
-            <w:tcMar>
-              <w:top w:w="100" w:type="dxa"/>
-              <w:left w:w="100" w:type="dxa"/>
-              <w:bottom w:w="100" w:type="dxa"/>
-              <w:right w:w="100" w:type="dxa"/>
-            </w:tcMar>
-          </w:tcPr>
-          <w:p>
-            <w:pPr>
-              <w:spacing w:after="480"/>
-            </w:pPr>
-            <w:r>
-              <w:rPr>
+            <w:tcW w:w="0" w:type="auto"/>
+            <w:tcBorders>
+              <w:top w:val="single" w:sz="6" w:space="0" w:color="C4C7C5"/>
+              <w:left w:val="single" w:sz="6" w:space="0" w:color="C4C7C5"/>
+              <w:bottom w:val="single" w:sz="6" w:space="0" w:color="C4C7C5"/>
+              <w:right w:val="single" w:sz="6" w:space="0" w:color="C4C7C5"/>
+            </w:tcBorders>
+            <w:tcMar>
+              <w:top w:w="120" w:type="dxa"/>
+              <w:left w:w="180" w:type="dxa"/>
+              <w:bottom w:w="120" w:type="dxa"/>
+              <w:right w:w="180" w:type="dxa"/>
+            </w:tcMar>
+            <w:vAlign w:val="center"/>
+            <w:hideMark/>
+          </w:tcPr>
+          <w:p>
+            <w:pPr>
+              <w:spacing w:after="480" w:line="240" w:lineRule="auto"/>
+              <w:rPr>
+                <w:rFonts w:ascii="Times New Roman" w:eastAsia="Times New Roman" w:hAnsi="Times New Roman" w:cs="Times New Roman"/>
+                <w:sz w:val="24"/>
+                <w:szCs w:val="24"/>
+                <w:lang w:val="hu-HU"/>
+              </w:rPr>
+            </w:pPr>
+            <w:r>
+              <w:rPr>
+                <w:rFonts w:ascii="Times New Roman" w:eastAsia="Times New Roman" w:hAnsi="Times New Roman" w:cs="Times New Roman"/>
                 <w:b/>
                 <w:bCs/>
-              </w:rPr>
+                <w:sz w:val="24"/>
+                <w:szCs w:val="24"/>
+                <w:lang w:val="hu-HU"/>
+              </w:rPr>
+              <w:lastRenderedPageBreak/>
               <w:t>Teszteset ID</w:t>
             </w:r>
           </w:p>
         </w:tc>
         <w:tc>
           <w:tcPr>
-            <w:tcW w:w="1657" w:type="dxa"/>
-            <w:tcBorders>
-              <w:top w:val="single" w:sz="4" w:space="0" w:color="000000"/>
-              <w:left w:val="single" w:sz="4" w:space="0" w:color="000000"/>
-              <w:bottom w:val="single" w:sz="4" w:space="0" w:color="000000"/>
-              <w:right w:val="single" w:sz="4" w:space="0" w:color="000000"/>
-            </w:tcBorders>
-            <w:tcMar>
-              <w:top w:w="100" w:type="dxa"/>
-              <w:left w:w="100" w:type="dxa"/>
-              <w:bottom w:w="100" w:type="dxa"/>
-              <w:right w:w="100" w:type="dxa"/>
-            </w:tcMar>
-          </w:tcPr>
-          <w:p>
-            <w:pPr>
-              <w:spacing w:after="480"/>
-            </w:pPr>
-            <w:r>
-              <w:rPr>
+            <w:tcW w:w="0" w:type="auto"/>
+            <w:tcBorders>
+              <w:top w:val="single" w:sz="6" w:space="0" w:color="C4C7C5"/>
+              <w:left w:val="single" w:sz="6" w:space="0" w:color="C4C7C5"/>
+              <w:bottom w:val="single" w:sz="6" w:space="0" w:color="C4C7C5"/>
+              <w:right w:val="single" w:sz="6" w:space="0" w:color="C4C7C5"/>
+            </w:tcBorders>
+            <w:tcMar>
+              <w:top w:w="120" w:type="dxa"/>
+              <w:left w:w="180" w:type="dxa"/>
+              <w:bottom w:w="120" w:type="dxa"/>
+              <w:right w:w="180" w:type="dxa"/>
+            </w:tcMar>
+            <w:vAlign w:val="center"/>
+            <w:hideMark/>
+          </w:tcPr>
+          <w:p>
+            <w:pPr>
+              <w:spacing w:after="480" w:line="240" w:lineRule="auto"/>
+              <w:rPr>
+                <w:rFonts w:ascii="Times New Roman" w:eastAsia="Times New Roman" w:hAnsi="Times New Roman" w:cs="Times New Roman"/>
+                <w:sz w:val="24"/>
+                <w:szCs w:val="24"/>
+                <w:lang w:val="hu-HU"/>
+              </w:rPr>
+            </w:pPr>
+            <w:r>
+              <w:rPr>
+                <w:rFonts w:ascii="Times New Roman" w:eastAsia="Times New Roman" w:hAnsi="Times New Roman" w:cs="Times New Roman"/>
                 <w:b/>
                 <w:bCs/>
+                <w:sz w:val="24"/>
+                <w:szCs w:val="24"/>
+                <w:lang w:val="hu-HU"/>
               </w:rPr>
               <w:t>Tesztelt funkció</w:t>
             </w:r>
@@ -1344,28 +1263,40 @@
         </w:tc>
         <w:tc>
           <w:tcPr>
-            <w:tcW w:w="1481" w:type="dxa"/>
-            <w:tcBorders>
-              <w:top w:val="single" w:sz="4" w:space="0" w:color="000000"/>
-              <w:left w:val="single" w:sz="4" w:space="0" w:color="000000"/>
-              <w:bottom w:val="single" w:sz="4" w:space="0" w:color="000000"/>
-              <w:right w:val="single" w:sz="4" w:space="0" w:color="000000"/>
-            </w:tcBorders>
-            <w:tcMar>
-              <w:top w:w="100" w:type="dxa"/>
-              <w:left w:w="100" w:type="dxa"/>
-              <w:bottom w:w="100" w:type="dxa"/>
-              <w:right w:w="100" w:type="dxa"/>
-            </w:tcMar>
-          </w:tcPr>
-          <w:p>
-            <w:pPr>
-              <w:spacing w:after="480"/>
-            </w:pPr>
-            <w:r>
-              <w:rPr>
+            <w:tcW w:w="0" w:type="auto"/>
+            <w:tcBorders>
+              <w:top w:val="single" w:sz="6" w:space="0" w:color="C4C7C5"/>
+              <w:left w:val="single" w:sz="6" w:space="0" w:color="C4C7C5"/>
+              <w:bottom w:val="single" w:sz="6" w:space="0" w:color="C4C7C5"/>
+              <w:right w:val="single" w:sz="6" w:space="0" w:color="C4C7C5"/>
+            </w:tcBorders>
+            <w:tcMar>
+              <w:top w:w="120" w:type="dxa"/>
+              <w:left w:w="180" w:type="dxa"/>
+              <w:bottom w:w="120" w:type="dxa"/>
+              <w:right w:w="180" w:type="dxa"/>
+            </w:tcMar>
+            <w:vAlign w:val="center"/>
+            <w:hideMark/>
+          </w:tcPr>
+          <w:p>
+            <w:pPr>
+              <w:spacing w:after="480" w:line="240" w:lineRule="auto"/>
+              <w:rPr>
+                <w:rFonts w:ascii="Times New Roman" w:eastAsia="Times New Roman" w:hAnsi="Times New Roman" w:cs="Times New Roman"/>
+                <w:sz w:val="24"/>
+                <w:szCs w:val="24"/>
+                <w:lang w:val="hu-HU"/>
+              </w:rPr>
+            </w:pPr>
+            <w:r>
+              <w:rPr>
+                <w:rFonts w:ascii="Times New Roman" w:eastAsia="Times New Roman" w:hAnsi="Times New Roman" w:cs="Times New Roman"/>
                 <w:b/>
                 <w:bCs/>
+                <w:sz w:val="24"/>
+                <w:szCs w:val="24"/>
+                <w:lang w:val="hu-HU"/>
               </w:rPr>
               <w:t>Bemenet</w:t>
             </w:r>
@@ -1373,28 +1304,40 @@
         </w:tc>
         <w:tc>
           <w:tcPr>
-            <w:tcW w:w="1739" w:type="dxa"/>
-            <w:tcBorders>
-              <w:top w:val="single" w:sz="4" w:space="0" w:color="000000"/>
-              <w:left w:val="single" w:sz="4" w:space="0" w:color="000000"/>
-              <w:bottom w:val="single" w:sz="4" w:space="0" w:color="000000"/>
-              <w:right w:val="single" w:sz="4" w:space="0" w:color="000000"/>
-            </w:tcBorders>
-            <w:tcMar>
-              <w:top w:w="100" w:type="dxa"/>
-              <w:left w:w="100" w:type="dxa"/>
-              <w:bottom w:w="100" w:type="dxa"/>
-              <w:right w:w="100" w:type="dxa"/>
-            </w:tcMar>
-          </w:tcPr>
-          <w:p>
-            <w:pPr>
-              <w:spacing w:after="480"/>
-            </w:pPr>
-            <w:r>
-              <w:rPr>
+            <w:tcW w:w="0" w:type="auto"/>
+            <w:tcBorders>
+              <w:top w:val="single" w:sz="6" w:space="0" w:color="C4C7C5"/>
+              <w:left w:val="single" w:sz="6" w:space="0" w:color="C4C7C5"/>
+              <w:bottom w:val="single" w:sz="6" w:space="0" w:color="C4C7C5"/>
+              <w:right w:val="single" w:sz="6" w:space="0" w:color="C4C7C5"/>
+            </w:tcBorders>
+            <w:tcMar>
+              <w:top w:w="120" w:type="dxa"/>
+              <w:left w:w="180" w:type="dxa"/>
+              <w:bottom w:w="120" w:type="dxa"/>
+              <w:right w:w="180" w:type="dxa"/>
+            </w:tcMar>
+            <w:vAlign w:val="center"/>
+            <w:hideMark/>
+          </w:tcPr>
+          <w:p>
+            <w:pPr>
+              <w:spacing w:after="480" w:line="240" w:lineRule="auto"/>
+              <w:rPr>
+                <w:rFonts w:ascii="Times New Roman" w:eastAsia="Times New Roman" w:hAnsi="Times New Roman" w:cs="Times New Roman"/>
+                <w:sz w:val="24"/>
+                <w:szCs w:val="24"/>
+                <w:lang w:val="hu-HU"/>
+              </w:rPr>
+            </w:pPr>
+            <w:r>
+              <w:rPr>
+                <w:rFonts w:ascii="Times New Roman" w:eastAsia="Times New Roman" w:hAnsi="Times New Roman" w:cs="Times New Roman"/>
                 <w:b/>
                 <w:bCs/>
+                <w:sz w:val="24"/>
+                <w:szCs w:val="24"/>
+                <w:lang w:val="hu-HU"/>
               </w:rPr>
               <w:t>Elvárt kimenet</w:t>
             </w:r>
@@ -1402,28 +1345,40 @@
         </w:tc>
         <w:tc>
           <w:tcPr>
-            <w:tcW w:w="1657" w:type="dxa"/>
-            <w:tcBorders>
-              <w:top w:val="single" w:sz="4" w:space="0" w:color="000000"/>
-              <w:left w:val="single" w:sz="4" w:space="0" w:color="000000"/>
-              <w:bottom w:val="single" w:sz="4" w:space="0" w:color="000000"/>
-              <w:right w:val="single" w:sz="4" w:space="0" w:color="000000"/>
-            </w:tcBorders>
-            <w:tcMar>
-              <w:top w:w="100" w:type="dxa"/>
-              <w:left w:w="100" w:type="dxa"/>
-              <w:bottom w:w="100" w:type="dxa"/>
-              <w:right w:w="100" w:type="dxa"/>
-            </w:tcMar>
-          </w:tcPr>
-          <w:p>
-            <w:pPr>
-              <w:spacing w:after="480"/>
-            </w:pPr>
-            <w:r>
-              <w:rPr>
+            <w:tcW w:w="0" w:type="auto"/>
+            <w:tcBorders>
+              <w:top w:val="single" w:sz="6" w:space="0" w:color="C4C7C5"/>
+              <w:left w:val="single" w:sz="6" w:space="0" w:color="C4C7C5"/>
+              <w:bottom w:val="single" w:sz="6" w:space="0" w:color="C4C7C5"/>
+              <w:right w:val="single" w:sz="6" w:space="0" w:color="C4C7C5"/>
+            </w:tcBorders>
+            <w:tcMar>
+              <w:top w:w="120" w:type="dxa"/>
+              <w:left w:w="180" w:type="dxa"/>
+              <w:bottom w:w="120" w:type="dxa"/>
+              <w:right w:w="180" w:type="dxa"/>
+            </w:tcMar>
+            <w:vAlign w:val="center"/>
+            <w:hideMark/>
+          </w:tcPr>
+          <w:p>
+            <w:pPr>
+              <w:spacing w:after="480" w:line="240" w:lineRule="auto"/>
+              <w:rPr>
+                <w:rFonts w:ascii="Times New Roman" w:eastAsia="Times New Roman" w:hAnsi="Times New Roman" w:cs="Times New Roman"/>
+                <w:sz w:val="24"/>
+                <w:szCs w:val="24"/>
+                <w:lang w:val="hu-HU"/>
+              </w:rPr>
+            </w:pPr>
+            <w:r>
+              <w:rPr>
+                <w:rFonts w:ascii="Times New Roman" w:eastAsia="Times New Roman" w:hAnsi="Times New Roman" w:cs="Times New Roman"/>
                 <w:b/>
                 <w:bCs/>
+                <w:sz w:val="24"/>
+                <w:szCs w:val="24"/>
+                <w:lang w:val="hu-HU"/>
               </w:rPr>
               <w:t>Valós kimenet</w:t>
             </w:r>
@@ -1431,28 +1386,40 @@
         </w:tc>
         <w:tc>
           <w:tcPr>
-            <w:tcW w:w="1278" w:type="dxa"/>
-            <w:tcBorders>
-              <w:top w:val="single" w:sz="4" w:space="0" w:color="000000"/>
-              <w:left w:val="single" w:sz="4" w:space="0" w:color="000000"/>
-              <w:bottom w:val="single" w:sz="4" w:space="0" w:color="000000"/>
-              <w:right w:val="single" w:sz="4" w:space="0" w:color="000000"/>
-            </w:tcBorders>
-            <w:tcMar>
-              <w:top w:w="100" w:type="dxa"/>
-              <w:left w:w="100" w:type="dxa"/>
-              <w:bottom w:w="100" w:type="dxa"/>
-              <w:right w:w="100" w:type="dxa"/>
-            </w:tcMar>
-          </w:tcPr>
-          <w:p>
-            <w:pPr>
-              <w:spacing w:after="480"/>
-            </w:pPr>
-            <w:r>
-              <w:rPr>
+            <w:tcW w:w="0" w:type="auto"/>
+            <w:tcBorders>
+              <w:top w:val="single" w:sz="6" w:space="0" w:color="C4C7C5"/>
+              <w:left w:val="single" w:sz="6" w:space="0" w:color="C4C7C5"/>
+              <w:bottom w:val="single" w:sz="6" w:space="0" w:color="C4C7C5"/>
+              <w:right w:val="single" w:sz="6" w:space="0" w:color="C4C7C5"/>
+            </w:tcBorders>
+            <w:tcMar>
+              <w:top w:w="120" w:type="dxa"/>
+              <w:left w:w="180" w:type="dxa"/>
+              <w:bottom w:w="120" w:type="dxa"/>
+              <w:right w:w="180" w:type="dxa"/>
+            </w:tcMar>
+            <w:vAlign w:val="center"/>
+            <w:hideMark/>
+          </w:tcPr>
+          <w:p>
+            <w:pPr>
+              <w:spacing w:after="480" w:line="240" w:lineRule="auto"/>
+              <w:rPr>
+                <w:rFonts w:ascii="Times New Roman" w:eastAsia="Times New Roman" w:hAnsi="Times New Roman" w:cs="Times New Roman"/>
+                <w:sz w:val="24"/>
+                <w:szCs w:val="24"/>
+                <w:lang w:val="hu-HU"/>
+              </w:rPr>
+            </w:pPr>
+            <w:r>
+              <w:rPr>
+                <w:rFonts w:ascii="Times New Roman" w:eastAsia="Times New Roman" w:hAnsi="Times New Roman" w:cs="Times New Roman"/>
                 <w:b/>
                 <w:bCs/>
+                <w:sz w:val="24"/>
+                <w:szCs w:val="24"/>
+                <w:lang w:val="hu-HU"/>
               </w:rPr>
               <w:t>Eredmény</w:t>
             </w:r>
@@ -1461,241 +1428,242 @@
       </w:tr>
       <w:tr>
         <w:trPr>
-          <w:trHeight w:val="1625"/>
+          <w:tblCellSpacing w:w="15" w:type="dxa"/>
         </w:trPr>
         <w:tc>
           <w:tcPr>
-            <w:tcW w:w="1210" w:type="dxa"/>
-            <w:tcBorders>
-              <w:top w:val="single" w:sz="4" w:space="0" w:color="000000"/>
-              <w:left w:val="single" w:sz="4" w:space="0" w:color="000000"/>
-              <w:bottom w:val="single" w:sz="4" w:space="0" w:color="000000"/>
-              <w:right w:val="single" w:sz="4" w:space="0" w:color="000000"/>
-            </w:tcBorders>
-            <w:tcMar>
-              <w:top w:w="100" w:type="dxa"/>
-              <w:left w:w="100" w:type="dxa"/>
-              <w:bottom w:w="100" w:type="dxa"/>
-              <w:right w:w="100" w:type="dxa"/>
-            </w:tcMar>
-          </w:tcPr>
-          <w:p>
-            <w:pPr>
-              <w:spacing w:after="480"/>
-            </w:pPr>
-            <w:r>
-              <w:rPr>
+            <w:tcW w:w="0" w:type="auto"/>
+            <w:tcBorders>
+              <w:top w:val="single" w:sz="6" w:space="0" w:color="C4C7C5"/>
+              <w:left w:val="single" w:sz="6" w:space="0" w:color="C4C7C5"/>
+              <w:bottom w:val="single" w:sz="6" w:space="0" w:color="C4C7C5"/>
+              <w:right w:val="single" w:sz="6" w:space="0" w:color="C4C7C5"/>
+            </w:tcBorders>
+            <w:tcMar>
+              <w:top w:w="120" w:type="dxa"/>
+              <w:left w:w="180" w:type="dxa"/>
+              <w:bottom w:w="120" w:type="dxa"/>
+              <w:right w:w="180" w:type="dxa"/>
+            </w:tcMar>
+            <w:vAlign w:val="center"/>
+            <w:hideMark/>
+          </w:tcPr>
+          <w:p>
+            <w:pPr>
+              <w:spacing w:after="480" w:line="240" w:lineRule="auto"/>
+              <w:rPr>
+                <w:rFonts w:ascii="Times New Roman" w:eastAsia="Times New Roman" w:hAnsi="Times New Roman" w:cs="Times New Roman"/>
+                <w:sz w:val="24"/>
+                <w:szCs w:val="24"/>
+                <w:lang w:val="hu-HU"/>
+              </w:rPr>
+            </w:pPr>
+            <w:r>
+              <w:rPr>
+                <w:rFonts w:ascii="Times New Roman" w:eastAsia="Times New Roman" w:hAnsi="Times New Roman" w:cs="Times New Roman"/>
                 <w:b/>
                 <w:bCs/>
-              </w:rPr>
-              <w:lastRenderedPageBreak/>
+                <w:sz w:val="24"/>
+                <w:szCs w:val="24"/>
+                <w:lang w:val="hu-HU"/>
+              </w:rPr>
               <w:t>TC-01</w:t>
             </w:r>
           </w:p>
         </w:tc>
         <w:tc>
           <w:tcPr>
-            <w:tcW w:w="1657" w:type="dxa"/>
-            <w:tcBorders>
-              <w:top w:val="single" w:sz="4" w:space="0" w:color="000000"/>
-              <w:left w:val="single" w:sz="4" w:space="0" w:color="000000"/>
-              <w:bottom w:val="single" w:sz="4" w:space="0" w:color="000000"/>
-              <w:right w:val="single" w:sz="4" w:space="0" w:color="000000"/>
-            </w:tcBorders>
-            <w:tcMar>
-              <w:top w:w="100" w:type="dxa"/>
-              <w:left w:w="100" w:type="dxa"/>
-              <w:bottom w:w="100" w:type="dxa"/>
-              <w:right w:w="100" w:type="dxa"/>
-            </w:tcMar>
-          </w:tcPr>
-          <w:p>
-            <w:pPr>
-              <w:spacing w:after="480"/>
-              <w:rPr>
-                <w:sz w:val="24"/>
-                <w:szCs w:val="24"/>
-              </w:rPr>
-            </w:pPr>
-            <w:r>
-              <w:rPr>
-                <w:sz w:val="24"/>
-                <w:szCs w:val="24"/>
-              </w:rPr>
-              <w:t>Játék indítása és ugrás</w:t>
-            </w:r>
-            <w:r>
-              <w:rPr>
-                <w:sz w:val="24"/>
-                <w:szCs w:val="24"/>
-              </w:rPr>
-              <w:t>.</w:t>
-            </w:r>
-          </w:p>
-        </w:tc>
-        <w:tc>
-          <w:tcPr>
-            <w:tcW w:w="1481" w:type="dxa"/>
-            <w:tcBorders>
-              <w:top w:val="single" w:sz="4" w:space="0" w:color="000000"/>
-              <w:left w:val="single" w:sz="4" w:space="0" w:color="000000"/>
-              <w:bottom w:val="single" w:sz="4" w:space="0" w:color="000000"/>
-              <w:right w:val="single" w:sz="4" w:space="0" w:color="000000"/>
-            </w:tcBorders>
-            <w:tcMar>
-              <w:top w:w="100" w:type="dxa"/>
-              <w:left w:w="100" w:type="dxa"/>
-              <w:bottom w:w="100" w:type="dxa"/>
-              <w:right w:w="100" w:type="dxa"/>
-            </w:tcMar>
-          </w:tcPr>
-          <w:p>
-            <w:pPr>
-              <w:spacing w:after="480"/>
-              <w:rPr>
-                <w:sz w:val="24"/>
-                <w:szCs w:val="24"/>
-              </w:rPr>
-            </w:pPr>
-            <w:r>
-              <w:rPr>
-                <w:sz w:val="24"/>
-                <w:szCs w:val="24"/>
-              </w:rPr>
-              <w:t>"</w:t>
-            </w:r>
-            <w:r>
-              <w:rPr>
-                <w:sz w:val="24"/>
-                <w:szCs w:val="24"/>
-              </w:rPr>
-              <w:t>START</w:t>
-            </w:r>
-            <w:r>
-              <w:rPr>
-                <w:sz w:val="24"/>
-                <w:szCs w:val="24"/>
-              </w:rPr>
-              <w:t xml:space="preserve">" gomb / </w:t>
-            </w:r>
-            <w:proofErr w:type="spellStart"/>
-            <w:r>
-              <w:rPr>
-                <w:sz w:val="24"/>
-                <w:szCs w:val="24"/>
-              </w:rPr>
-              <w:t>Space</w:t>
-            </w:r>
-            <w:proofErr w:type="spellEnd"/>
-            <w:r>
-              <w:rPr>
-                <w:sz w:val="24"/>
-                <w:szCs w:val="24"/>
-              </w:rPr>
-              <w:t xml:space="preserve"> gomb megnyomá</w:t>
-            </w:r>
-            <w:r>
-              <w:rPr>
-                <w:sz w:val="24"/>
-                <w:szCs w:val="24"/>
-              </w:rPr>
-              <w:t>s</w:t>
-            </w:r>
-            <w:r>
-              <w:rPr>
-                <w:sz w:val="24"/>
-                <w:szCs w:val="24"/>
-              </w:rPr>
-              <w:t>a</w:t>
-            </w:r>
-            <w:r>
-              <w:rPr>
-                <w:sz w:val="24"/>
-                <w:szCs w:val="24"/>
-              </w:rPr>
-              <w:t>.</w:t>
-            </w:r>
-          </w:p>
-        </w:tc>
-        <w:tc>
-          <w:tcPr>
-            <w:tcW w:w="1739" w:type="dxa"/>
-            <w:tcBorders>
-              <w:top w:val="single" w:sz="4" w:space="0" w:color="000000"/>
-              <w:left w:val="single" w:sz="4" w:space="0" w:color="000000"/>
-              <w:bottom w:val="single" w:sz="4" w:space="0" w:color="000000"/>
-              <w:right w:val="single" w:sz="4" w:space="0" w:color="000000"/>
-            </w:tcBorders>
-            <w:tcMar>
-              <w:top w:w="100" w:type="dxa"/>
-              <w:left w:w="100" w:type="dxa"/>
-              <w:bottom w:w="100" w:type="dxa"/>
-              <w:right w:w="100" w:type="dxa"/>
-            </w:tcMar>
-          </w:tcPr>
-          <w:p>
-            <w:pPr>
-              <w:spacing w:after="480"/>
-            </w:pPr>
-            <w:r>
-              <w:t xml:space="preserve">A Start képernyő eltűnik, a méhecske elindul, </w:t>
-            </w:r>
-            <w:proofErr w:type="spellStart"/>
-            <w:r>
-              <w:t>Space</w:t>
-            </w:r>
-            <w:proofErr w:type="spellEnd"/>
-            <w:r>
-              <w:t xml:space="preserve"> megnyomására felfelé emelkedik.</w:t>
-            </w:r>
-          </w:p>
-        </w:tc>
-        <w:tc>
-          <w:tcPr>
-            <w:tcW w:w="1657" w:type="dxa"/>
-            <w:tcBorders>
-              <w:top w:val="single" w:sz="4" w:space="0" w:color="000000"/>
-              <w:left w:val="single" w:sz="4" w:space="0" w:color="000000"/>
-              <w:bottom w:val="single" w:sz="4" w:space="0" w:color="000000"/>
-              <w:right w:val="single" w:sz="4" w:space="0" w:color="000000"/>
-            </w:tcBorders>
-            <w:tcMar>
-              <w:top w:w="100" w:type="dxa"/>
-              <w:left w:w="100" w:type="dxa"/>
-              <w:bottom w:w="100" w:type="dxa"/>
-              <w:right w:w="100" w:type="dxa"/>
-            </w:tcMar>
-          </w:tcPr>
-          <w:p>
-            <w:pPr>
-              <w:spacing w:after="480"/>
-            </w:pPr>
-            <w:r>
-              <w:t>A Start képernyő eltűnt, a méhecske elindult és reagált a gombnyomásra.</w:t>
-            </w:r>
-          </w:p>
-        </w:tc>
-        <w:tc>
-          <w:tcPr>
-            <w:tcW w:w="1278" w:type="dxa"/>
-            <w:tcBorders>
-              <w:top w:val="single" w:sz="4" w:space="0" w:color="000000"/>
-              <w:left w:val="single" w:sz="4" w:space="0" w:color="000000"/>
-              <w:bottom w:val="single" w:sz="4" w:space="0" w:color="000000"/>
-              <w:right w:val="single" w:sz="4" w:space="0" w:color="000000"/>
-            </w:tcBorders>
-            <w:tcMar>
-              <w:top w:w="100" w:type="dxa"/>
-              <w:left w:w="100" w:type="dxa"/>
-              <w:bottom w:w="100" w:type="dxa"/>
-              <w:right w:w="100" w:type="dxa"/>
-            </w:tcMar>
-          </w:tcPr>
-          <w:p>
-            <w:pPr>
-              <w:spacing w:after="480"/>
-            </w:pPr>
-            <w:r>
+            <w:tcW w:w="0" w:type="auto"/>
+            <w:tcBorders>
+              <w:top w:val="single" w:sz="6" w:space="0" w:color="C4C7C5"/>
+              <w:left w:val="single" w:sz="6" w:space="0" w:color="C4C7C5"/>
+              <w:bottom w:val="single" w:sz="6" w:space="0" w:color="C4C7C5"/>
+              <w:right w:val="single" w:sz="6" w:space="0" w:color="C4C7C5"/>
+            </w:tcBorders>
+            <w:tcMar>
+              <w:top w:w="120" w:type="dxa"/>
+              <w:left w:w="180" w:type="dxa"/>
+              <w:bottom w:w="120" w:type="dxa"/>
+              <w:right w:w="180" w:type="dxa"/>
+            </w:tcMar>
+            <w:vAlign w:val="center"/>
+            <w:hideMark/>
+          </w:tcPr>
+          <w:p>
+            <w:pPr>
+              <w:spacing w:after="480" w:line="240" w:lineRule="auto"/>
+              <w:rPr>
+                <w:rFonts w:ascii="Times New Roman" w:eastAsia="Times New Roman" w:hAnsi="Times New Roman" w:cs="Times New Roman"/>
+                <w:sz w:val="24"/>
+                <w:szCs w:val="24"/>
+                <w:lang w:val="hu-HU"/>
+              </w:rPr>
+            </w:pPr>
+            <w:r>
+              <w:rPr>
+                <w:rFonts w:ascii="Times New Roman" w:eastAsia="Times New Roman" w:hAnsi="Times New Roman" w:cs="Times New Roman"/>
+                <w:sz w:val="24"/>
+                <w:szCs w:val="24"/>
+                <w:lang w:val="hu-HU"/>
+              </w:rPr>
+              <w:t>Játék indítása (START gomb)</w:t>
+            </w:r>
+          </w:p>
+        </w:tc>
+        <w:tc>
+          <w:tcPr>
+            <w:tcW w:w="0" w:type="auto"/>
+            <w:tcBorders>
+              <w:top w:val="single" w:sz="6" w:space="0" w:color="C4C7C5"/>
+              <w:left w:val="single" w:sz="6" w:space="0" w:color="C4C7C5"/>
+              <w:bottom w:val="single" w:sz="6" w:space="0" w:color="C4C7C5"/>
+              <w:right w:val="single" w:sz="6" w:space="0" w:color="C4C7C5"/>
+            </w:tcBorders>
+            <w:tcMar>
+              <w:top w:w="120" w:type="dxa"/>
+              <w:left w:w="180" w:type="dxa"/>
+              <w:bottom w:w="120" w:type="dxa"/>
+              <w:right w:w="180" w:type="dxa"/>
+            </w:tcMar>
+            <w:vAlign w:val="center"/>
+            <w:hideMark/>
+          </w:tcPr>
+          <w:p>
+            <w:pPr>
+              <w:spacing w:after="480" w:line="240" w:lineRule="auto"/>
+              <w:rPr>
+                <w:rFonts w:ascii="Times New Roman" w:eastAsia="Times New Roman" w:hAnsi="Times New Roman" w:cs="Times New Roman"/>
+                <w:sz w:val="24"/>
+                <w:szCs w:val="24"/>
+                <w:lang w:val="hu-HU"/>
+              </w:rPr>
+            </w:pPr>
+            <w:r>
+              <w:rPr>
+                <w:rFonts w:ascii="Times New Roman" w:eastAsia="Times New Roman" w:hAnsi="Times New Roman" w:cs="Times New Roman"/>
+                <w:sz w:val="24"/>
+                <w:szCs w:val="24"/>
+                <w:lang w:val="hu-HU"/>
+              </w:rPr>
+              <w:t>Kattintás a START gombra</w:t>
+            </w:r>
+          </w:p>
+        </w:tc>
+        <w:tc>
+          <w:tcPr>
+            <w:tcW w:w="0" w:type="auto"/>
+            <w:tcBorders>
+              <w:top w:val="single" w:sz="6" w:space="0" w:color="C4C7C5"/>
+              <w:left w:val="single" w:sz="6" w:space="0" w:color="C4C7C5"/>
+              <w:bottom w:val="single" w:sz="6" w:space="0" w:color="C4C7C5"/>
+              <w:right w:val="single" w:sz="6" w:space="0" w:color="C4C7C5"/>
+            </w:tcBorders>
+            <w:tcMar>
+              <w:top w:w="120" w:type="dxa"/>
+              <w:left w:w="180" w:type="dxa"/>
+              <w:bottom w:w="120" w:type="dxa"/>
+              <w:right w:w="180" w:type="dxa"/>
+            </w:tcMar>
+            <w:vAlign w:val="center"/>
+            <w:hideMark/>
+          </w:tcPr>
+          <w:p>
+            <w:pPr>
+              <w:spacing w:after="480" w:line="240" w:lineRule="auto"/>
+              <w:rPr>
+                <w:rFonts w:ascii="Times New Roman" w:eastAsia="Times New Roman" w:hAnsi="Times New Roman" w:cs="Times New Roman"/>
+                <w:sz w:val="24"/>
+                <w:szCs w:val="24"/>
+                <w:lang w:val="hu-HU"/>
+              </w:rPr>
+            </w:pPr>
+            <w:r>
+              <w:rPr>
+                <w:rFonts w:ascii="Times New Roman" w:eastAsia="Times New Roman" w:hAnsi="Times New Roman" w:cs="Times New Roman"/>
+                <w:sz w:val="24"/>
+                <w:szCs w:val="24"/>
+                <w:lang w:val="hu-HU"/>
+              </w:rPr>
+              <w:t>A Start képernyő eltűnik, a méhecske megjelenik, az oszlopok elkezdenek generálódni.</w:t>
+            </w:r>
+          </w:p>
+        </w:tc>
+        <w:tc>
+          <w:tcPr>
+            <w:tcW w:w="0" w:type="auto"/>
+            <w:tcBorders>
+              <w:top w:val="single" w:sz="6" w:space="0" w:color="C4C7C5"/>
+              <w:left w:val="single" w:sz="6" w:space="0" w:color="C4C7C5"/>
+              <w:bottom w:val="single" w:sz="6" w:space="0" w:color="C4C7C5"/>
+              <w:right w:val="single" w:sz="6" w:space="0" w:color="C4C7C5"/>
+            </w:tcBorders>
+            <w:tcMar>
+              <w:top w:w="120" w:type="dxa"/>
+              <w:left w:w="180" w:type="dxa"/>
+              <w:bottom w:w="120" w:type="dxa"/>
+              <w:right w:w="180" w:type="dxa"/>
+            </w:tcMar>
+            <w:vAlign w:val="center"/>
+            <w:hideMark/>
+          </w:tcPr>
+          <w:p>
+            <w:pPr>
+              <w:spacing w:after="480" w:line="240" w:lineRule="auto"/>
+              <w:rPr>
+                <w:rFonts w:ascii="Times New Roman" w:eastAsia="Times New Roman" w:hAnsi="Times New Roman" w:cs="Times New Roman"/>
+                <w:sz w:val="24"/>
+                <w:szCs w:val="24"/>
+                <w:lang w:val="hu-HU"/>
+              </w:rPr>
+            </w:pPr>
+            <w:r>
+              <w:rPr>
+                <w:rFonts w:ascii="Times New Roman" w:eastAsia="Times New Roman" w:hAnsi="Times New Roman" w:cs="Times New Roman"/>
+                <w:sz w:val="24"/>
+                <w:szCs w:val="24"/>
+                <w:lang w:val="hu-HU"/>
+              </w:rPr>
+              <w:t>A Start képernyő eltűnt, a játék elindult.</w:t>
+            </w:r>
+          </w:p>
+        </w:tc>
+        <w:tc>
+          <w:tcPr>
+            <w:tcW w:w="0" w:type="auto"/>
+            <w:tcBorders>
+              <w:top w:val="single" w:sz="6" w:space="0" w:color="C4C7C5"/>
+              <w:left w:val="single" w:sz="6" w:space="0" w:color="C4C7C5"/>
+              <w:bottom w:val="single" w:sz="6" w:space="0" w:color="C4C7C5"/>
+              <w:right w:val="single" w:sz="6" w:space="0" w:color="C4C7C5"/>
+            </w:tcBorders>
+            <w:tcMar>
+              <w:top w:w="120" w:type="dxa"/>
+              <w:left w:w="180" w:type="dxa"/>
+              <w:bottom w:w="120" w:type="dxa"/>
+              <w:right w:w="180" w:type="dxa"/>
+            </w:tcMar>
+            <w:vAlign w:val="center"/>
+            <w:hideMark/>
+          </w:tcPr>
+          <w:p>
+            <w:pPr>
+              <w:spacing w:after="480" w:line="240" w:lineRule="auto"/>
+              <w:rPr>
+                <w:rFonts w:ascii="Times New Roman" w:eastAsia="Times New Roman" w:hAnsi="Times New Roman" w:cs="Times New Roman"/>
+                <w:sz w:val="24"/>
+                <w:szCs w:val="24"/>
+                <w:lang w:val="hu-HU"/>
+              </w:rPr>
+            </w:pPr>
+            <w:r>
+              <w:rPr>
+                <w:rFonts w:ascii="Times New Roman" w:eastAsia="Times New Roman" w:hAnsi="Times New Roman" w:cs="Times New Roman"/>
+                <w:b/>
+                <w:bCs/>
+                <w:sz w:val="24"/>
+                <w:szCs w:val="24"/>
+                <w:lang w:val="hu-HU"/>
+              </w:rPr>
               <w:t>SIKERES</w:t>
             </w:r>
           </w:p>
@@ -1703,32 +1671,44 @@
       </w:tr>
       <w:tr>
         <w:trPr>
-          <w:trHeight w:val="1910"/>
+          <w:tblCellSpacing w:w="15" w:type="dxa"/>
         </w:trPr>
         <w:tc>
           <w:tcPr>
-            <w:tcW w:w="1210" w:type="dxa"/>
-            <w:tcBorders>
-              <w:top w:val="single" w:sz="4" w:space="0" w:color="000000"/>
-              <w:left w:val="single" w:sz="4" w:space="0" w:color="000000"/>
-              <w:bottom w:val="single" w:sz="4" w:space="0" w:color="000000"/>
-              <w:right w:val="single" w:sz="4" w:space="0" w:color="000000"/>
-            </w:tcBorders>
-            <w:tcMar>
-              <w:top w:w="100" w:type="dxa"/>
-              <w:left w:w="100" w:type="dxa"/>
-              <w:bottom w:w="100" w:type="dxa"/>
-              <w:right w:w="100" w:type="dxa"/>
-            </w:tcMar>
-          </w:tcPr>
-          <w:p>
-            <w:pPr>
-              <w:spacing w:after="480"/>
-            </w:pPr>
-            <w:r>
-              <w:rPr>
+            <w:tcW w:w="0" w:type="auto"/>
+            <w:tcBorders>
+              <w:top w:val="single" w:sz="6" w:space="0" w:color="C4C7C5"/>
+              <w:left w:val="single" w:sz="6" w:space="0" w:color="C4C7C5"/>
+              <w:bottom w:val="single" w:sz="6" w:space="0" w:color="C4C7C5"/>
+              <w:right w:val="single" w:sz="6" w:space="0" w:color="C4C7C5"/>
+            </w:tcBorders>
+            <w:tcMar>
+              <w:top w:w="120" w:type="dxa"/>
+              <w:left w:w="180" w:type="dxa"/>
+              <w:bottom w:w="120" w:type="dxa"/>
+              <w:right w:w="180" w:type="dxa"/>
+            </w:tcMar>
+            <w:vAlign w:val="center"/>
+            <w:hideMark/>
+          </w:tcPr>
+          <w:p>
+            <w:pPr>
+              <w:spacing w:after="480" w:line="240" w:lineRule="auto"/>
+              <w:rPr>
+                <w:rFonts w:ascii="Times New Roman" w:eastAsia="Times New Roman" w:hAnsi="Times New Roman" w:cs="Times New Roman"/>
+                <w:sz w:val="24"/>
+                <w:szCs w:val="24"/>
+                <w:lang w:val="hu-HU"/>
+              </w:rPr>
+            </w:pPr>
+            <w:r>
+              <w:rPr>
+                <w:rFonts w:ascii="Times New Roman" w:eastAsia="Times New Roman" w:hAnsi="Times New Roman" w:cs="Times New Roman"/>
                 <w:b/>
                 <w:bCs/>
+                <w:sz w:val="24"/>
+                <w:szCs w:val="24"/>
+                <w:lang w:val="hu-HU"/>
               </w:rPr>
               <w:t>TC-02</w:t>
             </w:r>
@@ -1736,137 +1716,257 @@
         </w:tc>
         <w:tc>
           <w:tcPr>
-            <w:tcW w:w="1657" w:type="dxa"/>
-            <w:tcBorders>
-              <w:top w:val="single" w:sz="4" w:space="0" w:color="000000"/>
-              <w:left w:val="single" w:sz="4" w:space="0" w:color="000000"/>
-              <w:bottom w:val="single" w:sz="4" w:space="0" w:color="000000"/>
-              <w:right w:val="single" w:sz="4" w:space="0" w:color="000000"/>
-            </w:tcBorders>
-            <w:tcMar>
-              <w:top w:w="100" w:type="dxa"/>
-              <w:left w:w="100" w:type="dxa"/>
-              <w:bottom w:w="100" w:type="dxa"/>
-              <w:right w:w="100" w:type="dxa"/>
-            </w:tcMar>
-          </w:tcPr>
-          <w:p>
-            <w:pPr>
-              <w:spacing w:after="480"/>
-            </w:pPr>
-            <w:r>
-              <w:t>Ütközésvizsgálat</w:t>
-            </w:r>
-            <w:r>
-              <w:t>.</w:t>
-            </w:r>
-          </w:p>
-        </w:tc>
-        <w:tc>
-          <w:tcPr>
-            <w:tcW w:w="1481" w:type="dxa"/>
-            <w:tcBorders>
-              <w:top w:val="single" w:sz="4" w:space="0" w:color="000000"/>
-              <w:left w:val="single" w:sz="4" w:space="0" w:color="000000"/>
-              <w:bottom w:val="single" w:sz="4" w:space="0" w:color="000000"/>
-              <w:right w:val="single" w:sz="4" w:space="0" w:color="000000"/>
-            </w:tcBorders>
-            <w:tcMar>
-              <w:top w:w="100" w:type="dxa"/>
-              <w:left w:w="100" w:type="dxa"/>
-              <w:bottom w:w="100" w:type="dxa"/>
-              <w:right w:w="100" w:type="dxa"/>
-            </w:tcMar>
-          </w:tcPr>
-          <w:p>
-            <w:pPr>
-              <w:spacing w:after="480"/>
-            </w:pPr>
-            <w:r>
-              <w:t>Méhecske ütköztetése az oszloppal vagy talajjal</w:t>
-            </w:r>
-            <w:r>
-              <w:t>.</w:t>
-            </w:r>
-          </w:p>
-        </w:tc>
-        <w:tc>
-          <w:tcPr>
-            <w:tcW w:w="1739" w:type="dxa"/>
-            <w:tcBorders>
-              <w:top w:val="single" w:sz="4" w:space="0" w:color="000000"/>
-              <w:left w:val="single" w:sz="4" w:space="0" w:color="000000"/>
-              <w:bottom w:val="single" w:sz="4" w:space="0" w:color="000000"/>
-              <w:right w:val="single" w:sz="4" w:space="0" w:color="000000"/>
-            </w:tcBorders>
-            <w:tcMar>
-              <w:top w:w="100" w:type="dxa"/>
-              <w:left w:w="100" w:type="dxa"/>
-              <w:bottom w:w="100" w:type="dxa"/>
-              <w:right w:w="100" w:type="dxa"/>
-            </w:tcMar>
-          </w:tcPr>
-          <w:p>
-            <w:pPr>
-              <w:spacing w:after="480"/>
-            </w:pPr>
-            <w:r>
-              <w:t>A játék leáll</w:t>
-            </w:r>
-            <w:r>
-              <w:t>.</w:t>
-            </w:r>
-          </w:p>
-        </w:tc>
-        <w:tc>
-          <w:tcPr>
-            <w:tcW w:w="1657" w:type="dxa"/>
-            <w:tcBorders>
-              <w:top w:val="single" w:sz="4" w:space="0" w:color="000000"/>
-              <w:left w:val="single" w:sz="4" w:space="0" w:color="000000"/>
-              <w:bottom w:val="single" w:sz="4" w:space="0" w:color="000000"/>
-              <w:right w:val="single" w:sz="4" w:space="0" w:color="000000"/>
-            </w:tcBorders>
-            <w:tcMar>
-              <w:top w:w="100" w:type="dxa"/>
-              <w:left w:w="100" w:type="dxa"/>
-              <w:bottom w:w="100" w:type="dxa"/>
-              <w:right w:w="100" w:type="dxa"/>
-            </w:tcMar>
-          </w:tcPr>
-          <w:p>
-            <w:pPr>
-              <w:spacing w:after="480"/>
-            </w:pPr>
-            <w:r>
-              <w:t>A játék leáll</w:t>
-            </w:r>
-            <w:r>
-              <w:t>t.</w:t>
-            </w:r>
-          </w:p>
-        </w:tc>
-        <w:tc>
-          <w:tcPr>
-            <w:tcW w:w="1278" w:type="dxa"/>
-            <w:tcBorders>
-              <w:top w:val="single" w:sz="4" w:space="0" w:color="000000"/>
-              <w:left w:val="single" w:sz="4" w:space="0" w:color="000000"/>
-              <w:bottom w:val="single" w:sz="4" w:space="0" w:color="000000"/>
-              <w:right w:val="single" w:sz="4" w:space="0" w:color="000000"/>
-            </w:tcBorders>
-            <w:tcMar>
-              <w:top w:w="100" w:type="dxa"/>
-              <w:left w:w="100" w:type="dxa"/>
-              <w:bottom w:w="100" w:type="dxa"/>
-              <w:right w:w="100" w:type="dxa"/>
-            </w:tcMar>
-          </w:tcPr>
-          <w:p>
-            <w:pPr>
-              <w:spacing w:after="480"/>
-            </w:pPr>
-            <w:r>
+            <w:tcW w:w="0" w:type="auto"/>
+            <w:tcBorders>
+              <w:top w:val="single" w:sz="6" w:space="0" w:color="C4C7C5"/>
+              <w:left w:val="single" w:sz="6" w:space="0" w:color="C4C7C5"/>
+              <w:bottom w:val="single" w:sz="6" w:space="0" w:color="C4C7C5"/>
+              <w:right w:val="single" w:sz="6" w:space="0" w:color="C4C7C5"/>
+            </w:tcBorders>
+            <w:tcMar>
+              <w:top w:w="120" w:type="dxa"/>
+              <w:left w:w="180" w:type="dxa"/>
+              <w:bottom w:w="120" w:type="dxa"/>
+              <w:right w:w="180" w:type="dxa"/>
+            </w:tcMar>
+            <w:vAlign w:val="center"/>
+            <w:hideMark/>
+          </w:tcPr>
+          <w:p>
+            <w:pPr>
+              <w:spacing w:after="480" w:line="240" w:lineRule="auto"/>
+              <w:rPr>
+                <w:rFonts w:ascii="Times New Roman" w:eastAsia="Times New Roman" w:hAnsi="Times New Roman" w:cs="Times New Roman"/>
+                <w:sz w:val="24"/>
+                <w:szCs w:val="24"/>
+                <w:lang w:val="hu-HU"/>
+              </w:rPr>
+            </w:pPr>
+            <w:r>
+              <w:rPr>
+                <w:rFonts w:ascii="Times New Roman" w:eastAsia="Times New Roman" w:hAnsi="Times New Roman" w:cs="Times New Roman"/>
+                <w:sz w:val="24"/>
+                <w:szCs w:val="24"/>
+                <w:lang w:val="hu-HU"/>
+              </w:rPr>
+              <w:t>Méhecske irányítása (</w:t>
+            </w:r>
+            <w:proofErr w:type="spellStart"/>
+            <w:r>
+              <w:rPr>
+                <w:rFonts w:ascii="Times New Roman" w:eastAsia="Times New Roman" w:hAnsi="Times New Roman" w:cs="Times New Roman"/>
+                <w:sz w:val="24"/>
+                <w:szCs w:val="24"/>
+                <w:lang w:val="hu-HU"/>
+              </w:rPr>
+              <w:t>Space</w:t>
+            </w:r>
+            <w:proofErr w:type="spellEnd"/>
+            <w:r>
+              <w:rPr>
+                <w:rFonts w:ascii="Times New Roman" w:eastAsia="Times New Roman" w:hAnsi="Times New Roman" w:cs="Times New Roman"/>
+                <w:sz w:val="24"/>
+                <w:szCs w:val="24"/>
+                <w:lang w:val="hu-HU"/>
+              </w:rPr>
+              <w:t>)</w:t>
+            </w:r>
+          </w:p>
+        </w:tc>
+        <w:tc>
+          <w:tcPr>
+            <w:tcW w:w="0" w:type="auto"/>
+            <w:tcBorders>
+              <w:top w:val="single" w:sz="6" w:space="0" w:color="C4C7C5"/>
+              <w:left w:val="single" w:sz="6" w:space="0" w:color="C4C7C5"/>
+              <w:bottom w:val="single" w:sz="6" w:space="0" w:color="C4C7C5"/>
+              <w:right w:val="single" w:sz="6" w:space="0" w:color="C4C7C5"/>
+            </w:tcBorders>
+            <w:tcMar>
+              <w:top w:w="120" w:type="dxa"/>
+              <w:left w:w="180" w:type="dxa"/>
+              <w:bottom w:w="120" w:type="dxa"/>
+              <w:right w:w="180" w:type="dxa"/>
+            </w:tcMar>
+            <w:vAlign w:val="center"/>
+            <w:hideMark/>
+          </w:tcPr>
+          <w:p>
+            <w:pPr>
+              <w:spacing w:after="480" w:line="240" w:lineRule="auto"/>
+              <w:rPr>
+                <w:rFonts w:ascii="Times New Roman" w:eastAsia="Times New Roman" w:hAnsi="Times New Roman" w:cs="Times New Roman"/>
+                <w:sz w:val="24"/>
+                <w:szCs w:val="24"/>
+                <w:lang w:val="hu-HU"/>
+              </w:rPr>
+            </w:pPr>
+            <w:proofErr w:type="spellStart"/>
+            <w:r>
+              <w:rPr>
+                <w:rFonts w:ascii="Courier New" w:eastAsia="Times New Roman" w:hAnsi="Courier New" w:cs="Courier New"/>
+                <w:sz w:val="20"/>
+                <w:szCs w:val="20"/>
+                <w:lang w:val="hu-HU"/>
+              </w:rPr>
+              <w:t>Space</w:t>
+            </w:r>
+            <w:proofErr w:type="spellEnd"/>
+            <w:r>
+              <w:rPr>
+                <w:rFonts w:ascii="Times New Roman" w:eastAsia="Times New Roman" w:hAnsi="Times New Roman" w:cs="Times New Roman"/>
+                <w:sz w:val="24"/>
+                <w:szCs w:val="24"/>
+                <w:lang w:val="hu-HU"/>
+              </w:rPr>
+              <w:t xml:space="preserve"> billentyű megnyomása játék közben</w:t>
+            </w:r>
+          </w:p>
+        </w:tc>
+        <w:tc>
+          <w:tcPr>
+            <w:tcW w:w="0" w:type="auto"/>
+            <w:tcBorders>
+              <w:top w:val="single" w:sz="6" w:space="0" w:color="C4C7C5"/>
+              <w:left w:val="single" w:sz="6" w:space="0" w:color="C4C7C5"/>
+              <w:bottom w:val="single" w:sz="6" w:space="0" w:color="C4C7C5"/>
+              <w:right w:val="single" w:sz="6" w:space="0" w:color="C4C7C5"/>
+            </w:tcBorders>
+            <w:tcMar>
+              <w:top w:w="120" w:type="dxa"/>
+              <w:left w:w="180" w:type="dxa"/>
+              <w:bottom w:w="120" w:type="dxa"/>
+              <w:right w:w="180" w:type="dxa"/>
+            </w:tcMar>
+            <w:vAlign w:val="center"/>
+            <w:hideMark/>
+          </w:tcPr>
+          <w:p>
+            <w:pPr>
+              <w:spacing w:after="480" w:line="240" w:lineRule="auto"/>
+              <w:rPr>
+                <w:rFonts w:ascii="Times New Roman" w:eastAsia="Times New Roman" w:hAnsi="Times New Roman" w:cs="Times New Roman"/>
+                <w:sz w:val="24"/>
+                <w:szCs w:val="24"/>
+                <w:lang w:val="hu-HU"/>
+              </w:rPr>
+            </w:pPr>
+            <w:r>
+              <w:rPr>
+                <w:rFonts w:ascii="Times New Roman" w:eastAsia="Times New Roman" w:hAnsi="Times New Roman" w:cs="Times New Roman"/>
+                <w:sz w:val="24"/>
+                <w:szCs w:val="24"/>
+                <w:lang w:val="hu-HU"/>
+              </w:rPr>
+              <w:t>A méhecske felfelé emelkedik (</w:t>
+            </w:r>
+            <w:proofErr w:type="spellStart"/>
+            <w:r>
+              <w:rPr>
+                <w:rFonts w:ascii="Courier New" w:eastAsia="Times New Roman" w:hAnsi="Courier New" w:cs="Courier New"/>
+                <w:sz w:val="20"/>
+                <w:szCs w:val="20"/>
+                <w:lang w:val="hu-HU"/>
+              </w:rPr>
+              <w:t>ugrasEro</w:t>
+            </w:r>
+            <w:proofErr w:type="spellEnd"/>
+            <w:r>
+              <w:rPr>
+                <w:rFonts w:ascii="Courier New" w:eastAsia="Times New Roman" w:hAnsi="Courier New" w:cs="Courier New"/>
+                <w:sz w:val="20"/>
+                <w:szCs w:val="20"/>
+                <w:lang w:val="hu-HU"/>
+              </w:rPr>
+              <w:t xml:space="preserve"> = -9</w:t>
+            </w:r>
+            <w:r>
+              <w:rPr>
+                <w:rFonts w:ascii="Times New Roman" w:eastAsia="Times New Roman" w:hAnsi="Times New Roman" w:cs="Times New Roman"/>
+                <w:sz w:val="24"/>
+                <w:szCs w:val="24"/>
+                <w:lang w:val="hu-HU"/>
+              </w:rPr>
+              <w:t>), majd a gravitáció miatt süllyedni kezd.</w:t>
+            </w:r>
+          </w:p>
+        </w:tc>
+        <w:tc>
+          <w:tcPr>
+            <w:tcW w:w="0" w:type="auto"/>
+            <w:tcBorders>
+              <w:top w:val="single" w:sz="6" w:space="0" w:color="C4C7C5"/>
+              <w:left w:val="single" w:sz="6" w:space="0" w:color="C4C7C5"/>
+              <w:bottom w:val="single" w:sz="6" w:space="0" w:color="C4C7C5"/>
+              <w:right w:val="single" w:sz="6" w:space="0" w:color="C4C7C5"/>
+            </w:tcBorders>
+            <w:tcMar>
+              <w:top w:w="120" w:type="dxa"/>
+              <w:left w:w="180" w:type="dxa"/>
+              <w:bottom w:w="120" w:type="dxa"/>
+              <w:right w:w="180" w:type="dxa"/>
+            </w:tcMar>
+            <w:vAlign w:val="center"/>
+            <w:hideMark/>
+          </w:tcPr>
+          <w:p>
+            <w:pPr>
+              <w:spacing w:after="480" w:line="240" w:lineRule="auto"/>
+              <w:rPr>
+                <w:rFonts w:ascii="Times New Roman" w:eastAsia="Times New Roman" w:hAnsi="Times New Roman" w:cs="Times New Roman"/>
+                <w:sz w:val="24"/>
+                <w:szCs w:val="24"/>
+                <w:lang w:val="hu-HU"/>
+              </w:rPr>
+            </w:pPr>
+            <w:r>
+              <w:rPr>
+                <w:rFonts w:ascii="Times New Roman" w:eastAsia="Times New Roman" w:hAnsi="Times New Roman" w:cs="Times New Roman"/>
+                <w:sz w:val="24"/>
+                <w:szCs w:val="24"/>
+                <w:lang w:val="hu-HU"/>
+              </w:rPr>
+              <w:t>A méhecske reagált a billentyűre és felfelé ugrott.</w:t>
+            </w:r>
+          </w:p>
+        </w:tc>
+        <w:tc>
+          <w:tcPr>
+            <w:tcW w:w="0" w:type="auto"/>
+            <w:tcBorders>
+              <w:top w:val="single" w:sz="6" w:space="0" w:color="C4C7C5"/>
+              <w:left w:val="single" w:sz="6" w:space="0" w:color="C4C7C5"/>
+              <w:bottom w:val="single" w:sz="6" w:space="0" w:color="C4C7C5"/>
+              <w:right w:val="single" w:sz="6" w:space="0" w:color="C4C7C5"/>
+            </w:tcBorders>
+            <w:tcMar>
+              <w:top w:w="120" w:type="dxa"/>
+              <w:left w:w="180" w:type="dxa"/>
+              <w:bottom w:w="120" w:type="dxa"/>
+              <w:right w:w="180" w:type="dxa"/>
+            </w:tcMar>
+            <w:vAlign w:val="center"/>
+            <w:hideMark/>
+          </w:tcPr>
+          <w:p>
+            <w:pPr>
+              <w:spacing w:after="480" w:line="240" w:lineRule="auto"/>
+              <w:rPr>
+                <w:rFonts w:ascii="Times New Roman" w:eastAsia="Times New Roman" w:hAnsi="Times New Roman" w:cs="Times New Roman"/>
+                <w:sz w:val="24"/>
+                <w:szCs w:val="24"/>
+                <w:lang w:val="hu-HU"/>
+              </w:rPr>
+            </w:pPr>
+            <w:r>
+              <w:rPr>
+                <w:rFonts w:ascii="Times New Roman" w:eastAsia="Times New Roman" w:hAnsi="Times New Roman" w:cs="Times New Roman"/>
+                <w:b/>
+                <w:bCs/>
+                <w:sz w:val="24"/>
+                <w:szCs w:val="24"/>
+                <w:lang w:val="hu-HU"/>
+              </w:rPr>
               <w:t>SIKERES</w:t>
             </w:r>
           </w:p>
@@ -1874,32 +1974,44 @@
       </w:tr>
       <w:tr>
         <w:trPr>
-          <w:trHeight w:val="1910"/>
+          <w:tblCellSpacing w:w="15" w:type="dxa"/>
         </w:trPr>
         <w:tc>
           <w:tcPr>
-            <w:tcW w:w="1210" w:type="dxa"/>
-            <w:tcBorders>
-              <w:top w:val="single" w:sz="4" w:space="0" w:color="000000"/>
-              <w:left w:val="single" w:sz="4" w:space="0" w:color="000000"/>
-              <w:bottom w:val="single" w:sz="4" w:space="0" w:color="000000"/>
-              <w:right w:val="single" w:sz="4" w:space="0" w:color="000000"/>
-            </w:tcBorders>
-            <w:tcMar>
-              <w:top w:w="100" w:type="dxa"/>
-              <w:left w:w="100" w:type="dxa"/>
-              <w:bottom w:w="100" w:type="dxa"/>
-              <w:right w:w="100" w:type="dxa"/>
-            </w:tcMar>
-          </w:tcPr>
-          <w:p>
-            <w:pPr>
-              <w:spacing w:after="480"/>
-            </w:pPr>
-            <w:r>
-              <w:rPr>
+            <w:tcW w:w="0" w:type="auto"/>
+            <w:tcBorders>
+              <w:top w:val="single" w:sz="6" w:space="0" w:color="C4C7C5"/>
+              <w:left w:val="single" w:sz="6" w:space="0" w:color="C4C7C5"/>
+              <w:bottom w:val="single" w:sz="6" w:space="0" w:color="C4C7C5"/>
+              <w:right w:val="single" w:sz="6" w:space="0" w:color="C4C7C5"/>
+            </w:tcBorders>
+            <w:tcMar>
+              <w:top w:w="120" w:type="dxa"/>
+              <w:left w:w="180" w:type="dxa"/>
+              <w:bottom w:w="120" w:type="dxa"/>
+              <w:right w:w="180" w:type="dxa"/>
+            </w:tcMar>
+            <w:vAlign w:val="center"/>
+            <w:hideMark/>
+          </w:tcPr>
+          <w:p>
+            <w:pPr>
+              <w:spacing w:after="480" w:line="240" w:lineRule="auto"/>
+              <w:rPr>
+                <w:rFonts w:ascii="Times New Roman" w:eastAsia="Times New Roman" w:hAnsi="Times New Roman" w:cs="Times New Roman"/>
+                <w:sz w:val="24"/>
+                <w:szCs w:val="24"/>
+                <w:lang w:val="hu-HU"/>
+              </w:rPr>
+            </w:pPr>
+            <w:r>
+              <w:rPr>
+                <w:rFonts w:ascii="Times New Roman" w:eastAsia="Times New Roman" w:hAnsi="Times New Roman" w:cs="Times New Roman"/>
                 <w:b/>
                 <w:bCs/>
+                <w:sz w:val="24"/>
+                <w:szCs w:val="24"/>
+                <w:lang w:val="hu-HU"/>
               </w:rPr>
               <w:t>TC-03</w:t>
             </w:r>
@@ -1907,125 +2019,3051 @@
         </w:tc>
         <w:tc>
           <w:tcPr>
-            <w:tcW w:w="1657" w:type="dxa"/>
-            <w:tcBorders>
-              <w:top w:val="single" w:sz="4" w:space="0" w:color="000000"/>
-              <w:left w:val="single" w:sz="4" w:space="0" w:color="000000"/>
-              <w:bottom w:val="single" w:sz="4" w:space="0" w:color="000000"/>
-              <w:right w:val="single" w:sz="4" w:space="0" w:color="000000"/>
-            </w:tcBorders>
-            <w:tcMar>
-              <w:top w:w="100" w:type="dxa"/>
-              <w:left w:w="100" w:type="dxa"/>
-              <w:bottom w:w="100" w:type="dxa"/>
-              <w:right w:w="100" w:type="dxa"/>
-            </w:tcMar>
-          </w:tcPr>
-          <w:p>
-            <w:pPr>
-              <w:spacing w:after="480"/>
-            </w:pPr>
-            <w:r>
-              <w:t>Témaváltás</w:t>
-            </w:r>
-          </w:p>
-        </w:tc>
-        <w:tc>
-          <w:tcPr>
-            <w:tcW w:w="1481" w:type="dxa"/>
-            <w:tcBorders>
-              <w:top w:val="single" w:sz="4" w:space="0" w:color="000000"/>
-              <w:left w:val="single" w:sz="4" w:space="0" w:color="000000"/>
-              <w:bottom w:val="single" w:sz="4" w:space="0" w:color="000000"/>
-              <w:right w:val="single" w:sz="4" w:space="0" w:color="000000"/>
-            </w:tcBorders>
-            <w:tcMar>
-              <w:top w:w="100" w:type="dxa"/>
-              <w:left w:w="100" w:type="dxa"/>
-              <w:bottom w:w="100" w:type="dxa"/>
-              <w:right w:w="100" w:type="dxa"/>
-            </w:tcMar>
-          </w:tcPr>
-          <w:p>
-            <w:pPr>
-              <w:spacing w:after="480"/>
-            </w:pPr>
-            <w:r>
-              <w:t>Kattintás egy témakártyára a menüben</w:t>
-            </w:r>
-          </w:p>
-        </w:tc>
-        <w:tc>
-          <w:tcPr>
-            <w:tcW w:w="1739" w:type="dxa"/>
-            <w:tcBorders>
-              <w:top w:val="single" w:sz="4" w:space="0" w:color="000000"/>
-              <w:left w:val="single" w:sz="4" w:space="0" w:color="000000"/>
-              <w:bottom w:val="single" w:sz="4" w:space="0" w:color="000000"/>
-              <w:right w:val="single" w:sz="4" w:space="0" w:color="000000"/>
-            </w:tcBorders>
-            <w:tcMar>
-              <w:top w:w="100" w:type="dxa"/>
-              <w:left w:w="100" w:type="dxa"/>
-              <w:bottom w:w="100" w:type="dxa"/>
-              <w:right w:w="100" w:type="dxa"/>
-            </w:tcMar>
-          </w:tcPr>
-          <w:p>
-            <w:pPr>
-              <w:spacing w:after="480"/>
-            </w:pPr>
-            <w:r>
-              <w:t>A játéktér háttere és stílusa átvált a kiválasztott témára.</w:t>
-            </w:r>
-          </w:p>
-        </w:tc>
-        <w:tc>
-          <w:tcPr>
-            <w:tcW w:w="1657" w:type="dxa"/>
-            <w:tcBorders>
-              <w:top w:val="single" w:sz="4" w:space="0" w:color="000000"/>
-              <w:left w:val="single" w:sz="4" w:space="0" w:color="000000"/>
-              <w:bottom w:val="single" w:sz="4" w:space="0" w:color="000000"/>
-              <w:right w:val="single" w:sz="4" w:space="0" w:color="000000"/>
-            </w:tcBorders>
-            <w:tcMar>
-              <w:top w:w="100" w:type="dxa"/>
-              <w:left w:w="100" w:type="dxa"/>
-              <w:bottom w:w="100" w:type="dxa"/>
-              <w:right w:w="100" w:type="dxa"/>
-            </w:tcMar>
-          </w:tcPr>
-          <w:p>
-            <w:pPr>
-              <w:spacing w:after="480"/>
-            </w:pPr>
-            <w:r>
-              <w:t>A játéktér CSS osztálya lecserélődött, a háttér megváltozott.</w:t>
-            </w:r>
-          </w:p>
-        </w:tc>
-        <w:tc>
-          <w:tcPr>
-            <w:tcW w:w="1278" w:type="dxa"/>
-            <w:tcBorders>
-              <w:top w:val="single" w:sz="4" w:space="0" w:color="000000"/>
-              <w:left w:val="single" w:sz="4" w:space="0" w:color="000000"/>
-              <w:bottom w:val="single" w:sz="4" w:space="0" w:color="000000"/>
-              <w:right w:val="single" w:sz="4" w:space="0" w:color="000000"/>
-            </w:tcBorders>
-            <w:tcMar>
-              <w:top w:w="100" w:type="dxa"/>
-              <w:left w:w="100" w:type="dxa"/>
-              <w:bottom w:w="100" w:type="dxa"/>
-              <w:right w:w="100" w:type="dxa"/>
-            </w:tcMar>
-          </w:tcPr>
-          <w:p>
-            <w:pPr>
-              <w:spacing w:after="480"/>
-            </w:pPr>
-            <w:r>
+            <w:tcW w:w="0" w:type="auto"/>
+            <w:tcBorders>
+              <w:top w:val="single" w:sz="6" w:space="0" w:color="C4C7C5"/>
+              <w:left w:val="single" w:sz="6" w:space="0" w:color="C4C7C5"/>
+              <w:bottom w:val="single" w:sz="6" w:space="0" w:color="C4C7C5"/>
+              <w:right w:val="single" w:sz="6" w:space="0" w:color="C4C7C5"/>
+            </w:tcBorders>
+            <w:tcMar>
+              <w:top w:w="120" w:type="dxa"/>
+              <w:left w:w="180" w:type="dxa"/>
+              <w:bottom w:w="120" w:type="dxa"/>
+              <w:right w:w="180" w:type="dxa"/>
+            </w:tcMar>
+            <w:vAlign w:val="center"/>
+            <w:hideMark/>
+          </w:tcPr>
+          <w:p>
+            <w:pPr>
+              <w:spacing w:after="480" w:line="240" w:lineRule="auto"/>
+              <w:rPr>
+                <w:rFonts w:ascii="Times New Roman" w:eastAsia="Times New Roman" w:hAnsi="Times New Roman" w:cs="Times New Roman"/>
+                <w:sz w:val="24"/>
+                <w:szCs w:val="24"/>
+                <w:lang w:val="hu-HU"/>
+              </w:rPr>
+            </w:pPr>
+            <w:r>
+              <w:rPr>
+                <w:rFonts w:ascii="Times New Roman" w:eastAsia="Times New Roman" w:hAnsi="Times New Roman" w:cs="Times New Roman"/>
+                <w:sz w:val="24"/>
+                <w:szCs w:val="24"/>
+                <w:lang w:val="hu-HU"/>
+              </w:rPr>
+              <w:t>Méhecske irányítása (Egérkattintás)</w:t>
+            </w:r>
+          </w:p>
+        </w:tc>
+        <w:tc>
+          <w:tcPr>
+            <w:tcW w:w="0" w:type="auto"/>
+            <w:tcBorders>
+              <w:top w:val="single" w:sz="6" w:space="0" w:color="C4C7C5"/>
+              <w:left w:val="single" w:sz="6" w:space="0" w:color="C4C7C5"/>
+              <w:bottom w:val="single" w:sz="6" w:space="0" w:color="C4C7C5"/>
+              <w:right w:val="single" w:sz="6" w:space="0" w:color="C4C7C5"/>
+            </w:tcBorders>
+            <w:tcMar>
+              <w:top w:w="120" w:type="dxa"/>
+              <w:left w:w="180" w:type="dxa"/>
+              <w:bottom w:w="120" w:type="dxa"/>
+              <w:right w:w="180" w:type="dxa"/>
+            </w:tcMar>
+            <w:vAlign w:val="center"/>
+            <w:hideMark/>
+          </w:tcPr>
+          <w:p>
+            <w:pPr>
+              <w:spacing w:after="480" w:line="240" w:lineRule="auto"/>
+              <w:rPr>
+                <w:rFonts w:ascii="Times New Roman" w:eastAsia="Times New Roman" w:hAnsi="Times New Roman" w:cs="Times New Roman"/>
+                <w:sz w:val="24"/>
+                <w:szCs w:val="24"/>
+                <w:lang w:val="hu-HU"/>
+              </w:rPr>
+            </w:pPr>
+            <w:r>
+              <w:rPr>
+                <w:rFonts w:ascii="Times New Roman" w:eastAsia="Times New Roman" w:hAnsi="Times New Roman" w:cs="Times New Roman"/>
+                <w:sz w:val="24"/>
+                <w:szCs w:val="24"/>
+                <w:lang w:val="hu-HU"/>
+              </w:rPr>
+              <w:t>Bal egérgomb kattintás a játéktérre</w:t>
+            </w:r>
+          </w:p>
+        </w:tc>
+        <w:tc>
+          <w:tcPr>
+            <w:tcW w:w="0" w:type="auto"/>
+            <w:tcBorders>
+              <w:top w:val="single" w:sz="6" w:space="0" w:color="C4C7C5"/>
+              <w:left w:val="single" w:sz="6" w:space="0" w:color="C4C7C5"/>
+              <w:bottom w:val="single" w:sz="6" w:space="0" w:color="C4C7C5"/>
+              <w:right w:val="single" w:sz="6" w:space="0" w:color="C4C7C5"/>
+            </w:tcBorders>
+            <w:tcMar>
+              <w:top w:w="120" w:type="dxa"/>
+              <w:left w:w="180" w:type="dxa"/>
+              <w:bottom w:w="120" w:type="dxa"/>
+              <w:right w:w="180" w:type="dxa"/>
+            </w:tcMar>
+            <w:vAlign w:val="center"/>
+            <w:hideMark/>
+          </w:tcPr>
+          <w:p>
+            <w:pPr>
+              <w:spacing w:after="480" w:line="240" w:lineRule="auto"/>
+              <w:rPr>
+                <w:rFonts w:ascii="Times New Roman" w:eastAsia="Times New Roman" w:hAnsi="Times New Roman" w:cs="Times New Roman"/>
+                <w:sz w:val="24"/>
+                <w:szCs w:val="24"/>
+                <w:lang w:val="hu-HU"/>
+              </w:rPr>
+            </w:pPr>
+            <w:r>
+              <w:rPr>
+                <w:rFonts w:ascii="Times New Roman" w:eastAsia="Times New Roman" w:hAnsi="Times New Roman" w:cs="Times New Roman"/>
+                <w:sz w:val="24"/>
+                <w:szCs w:val="24"/>
+                <w:lang w:val="hu-HU"/>
+              </w:rPr>
+              <w:t>A méhecske felfelé emelkedik.</w:t>
+            </w:r>
+          </w:p>
+        </w:tc>
+        <w:tc>
+          <w:tcPr>
+            <w:tcW w:w="0" w:type="auto"/>
+            <w:tcBorders>
+              <w:top w:val="single" w:sz="6" w:space="0" w:color="C4C7C5"/>
+              <w:left w:val="single" w:sz="6" w:space="0" w:color="C4C7C5"/>
+              <w:bottom w:val="single" w:sz="6" w:space="0" w:color="C4C7C5"/>
+              <w:right w:val="single" w:sz="6" w:space="0" w:color="C4C7C5"/>
+            </w:tcBorders>
+            <w:tcMar>
+              <w:top w:w="120" w:type="dxa"/>
+              <w:left w:w="180" w:type="dxa"/>
+              <w:bottom w:w="120" w:type="dxa"/>
+              <w:right w:w="180" w:type="dxa"/>
+            </w:tcMar>
+            <w:vAlign w:val="center"/>
+            <w:hideMark/>
+          </w:tcPr>
+          <w:p>
+            <w:pPr>
+              <w:spacing w:after="480" w:line="240" w:lineRule="auto"/>
+              <w:rPr>
+                <w:rFonts w:ascii="Times New Roman" w:eastAsia="Times New Roman" w:hAnsi="Times New Roman" w:cs="Times New Roman"/>
+                <w:sz w:val="24"/>
+                <w:szCs w:val="24"/>
+                <w:lang w:val="hu-HU"/>
+              </w:rPr>
+            </w:pPr>
+            <w:r>
+              <w:rPr>
+                <w:rFonts w:ascii="Times New Roman" w:eastAsia="Times New Roman" w:hAnsi="Times New Roman" w:cs="Times New Roman"/>
+                <w:sz w:val="24"/>
+                <w:szCs w:val="24"/>
+                <w:lang w:val="hu-HU"/>
+              </w:rPr>
+              <w:t>A méhecske reagált a kattintásra.</w:t>
+            </w:r>
+          </w:p>
+        </w:tc>
+        <w:tc>
+          <w:tcPr>
+            <w:tcW w:w="0" w:type="auto"/>
+            <w:tcBorders>
+              <w:top w:val="single" w:sz="6" w:space="0" w:color="C4C7C5"/>
+              <w:left w:val="single" w:sz="6" w:space="0" w:color="C4C7C5"/>
+              <w:bottom w:val="single" w:sz="6" w:space="0" w:color="C4C7C5"/>
+              <w:right w:val="single" w:sz="6" w:space="0" w:color="C4C7C5"/>
+            </w:tcBorders>
+            <w:tcMar>
+              <w:top w:w="120" w:type="dxa"/>
+              <w:left w:w="180" w:type="dxa"/>
+              <w:bottom w:w="120" w:type="dxa"/>
+              <w:right w:w="180" w:type="dxa"/>
+            </w:tcMar>
+            <w:vAlign w:val="center"/>
+            <w:hideMark/>
+          </w:tcPr>
+          <w:p>
+            <w:pPr>
+              <w:spacing w:after="480" w:line="240" w:lineRule="auto"/>
+              <w:rPr>
+                <w:rFonts w:ascii="Times New Roman" w:eastAsia="Times New Roman" w:hAnsi="Times New Roman" w:cs="Times New Roman"/>
+                <w:sz w:val="24"/>
+                <w:szCs w:val="24"/>
+                <w:lang w:val="hu-HU"/>
+              </w:rPr>
+            </w:pPr>
+            <w:r>
+              <w:rPr>
+                <w:rFonts w:ascii="Times New Roman" w:eastAsia="Times New Roman" w:hAnsi="Times New Roman" w:cs="Times New Roman"/>
+                <w:b/>
+                <w:bCs/>
+                <w:sz w:val="24"/>
+                <w:szCs w:val="24"/>
+                <w:lang w:val="hu-HU"/>
+              </w:rPr>
+              <w:t>SIKERES</w:t>
+            </w:r>
+          </w:p>
+        </w:tc>
+      </w:tr>
+      <w:tr>
+        <w:trPr>
+          <w:tblCellSpacing w:w="15" w:type="dxa"/>
+        </w:trPr>
+        <w:tc>
+          <w:tcPr>
+            <w:tcW w:w="0" w:type="auto"/>
+            <w:tcBorders>
+              <w:top w:val="single" w:sz="6" w:space="0" w:color="C4C7C5"/>
+              <w:left w:val="single" w:sz="6" w:space="0" w:color="C4C7C5"/>
+              <w:bottom w:val="single" w:sz="6" w:space="0" w:color="C4C7C5"/>
+              <w:right w:val="single" w:sz="6" w:space="0" w:color="C4C7C5"/>
+            </w:tcBorders>
+            <w:tcMar>
+              <w:top w:w="120" w:type="dxa"/>
+              <w:left w:w="180" w:type="dxa"/>
+              <w:bottom w:w="120" w:type="dxa"/>
+              <w:right w:w="180" w:type="dxa"/>
+            </w:tcMar>
+            <w:vAlign w:val="center"/>
+            <w:hideMark/>
+          </w:tcPr>
+          <w:p>
+            <w:pPr>
+              <w:spacing w:after="480" w:line="240" w:lineRule="auto"/>
+              <w:rPr>
+                <w:rFonts w:ascii="Times New Roman" w:eastAsia="Times New Roman" w:hAnsi="Times New Roman" w:cs="Times New Roman"/>
+                <w:sz w:val="24"/>
+                <w:szCs w:val="24"/>
+                <w:lang w:val="hu-HU"/>
+              </w:rPr>
+            </w:pPr>
+            <w:r>
+              <w:rPr>
+                <w:rFonts w:ascii="Times New Roman" w:eastAsia="Times New Roman" w:hAnsi="Times New Roman" w:cs="Times New Roman"/>
+                <w:b/>
+                <w:bCs/>
+                <w:sz w:val="24"/>
+                <w:szCs w:val="24"/>
+                <w:lang w:val="hu-HU"/>
+              </w:rPr>
+              <w:t>TC-04</w:t>
+            </w:r>
+          </w:p>
+        </w:tc>
+        <w:tc>
+          <w:tcPr>
+            <w:tcW w:w="0" w:type="auto"/>
+            <w:tcBorders>
+              <w:top w:val="single" w:sz="6" w:space="0" w:color="C4C7C5"/>
+              <w:left w:val="single" w:sz="6" w:space="0" w:color="C4C7C5"/>
+              <w:bottom w:val="single" w:sz="6" w:space="0" w:color="C4C7C5"/>
+              <w:right w:val="single" w:sz="6" w:space="0" w:color="C4C7C5"/>
+            </w:tcBorders>
+            <w:tcMar>
+              <w:top w:w="120" w:type="dxa"/>
+              <w:left w:w="180" w:type="dxa"/>
+              <w:bottom w:w="120" w:type="dxa"/>
+              <w:right w:w="180" w:type="dxa"/>
+            </w:tcMar>
+            <w:vAlign w:val="center"/>
+            <w:hideMark/>
+          </w:tcPr>
+          <w:p>
+            <w:pPr>
+              <w:spacing w:after="480" w:line="240" w:lineRule="auto"/>
+              <w:rPr>
+                <w:rFonts w:ascii="Times New Roman" w:eastAsia="Times New Roman" w:hAnsi="Times New Roman" w:cs="Times New Roman"/>
+                <w:sz w:val="24"/>
+                <w:szCs w:val="24"/>
+                <w:lang w:val="hu-HU"/>
+              </w:rPr>
+            </w:pPr>
+            <w:r>
+              <w:rPr>
+                <w:rFonts w:ascii="Times New Roman" w:eastAsia="Times New Roman" w:hAnsi="Times New Roman" w:cs="Times New Roman"/>
+                <w:sz w:val="24"/>
+                <w:szCs w:val="24"/>
+                <w:lang w:val="hu-HU"/>
+              </w:rPr>
+              <w:t>Ütközés felső/alsó oszloppal</w:t>
+            </w:r>
+          </w:p>
+        </w:tc>
+        <w:tc>
+          <w:tcPr>
+            <w:tcW w:w="0" w:type="auto"/>
+            <w:tcBorders>
+              <w:top w:val="single" w:sz="6" w:space="0" w:color="C4C7C5"/>
+              <w:left w:val="single" w:sz="6" w:space="0" w:color="C4C7C5"/>
+              <w:bottom w:val="single" w:sz="6" w:space="0" w:color="C4C7C5"/>
+              <w:right w:val="single" w:sz="6" w:space="0" w:color="C4C7C5"/>
+            </w:tcBorders>
+            <w:tcMar>
+              <w:top w:w="120" w:type="dxa"/>
+              <w:left w:w="180" w:type="dxa"/>
+              <w:bottom w:w="120" w:type="dxa"/>
+              <w:right w:w="180" w:type="dxa"/>
+            </w:tcMar>
+            <w:vAlign w:val="center"/>
+            <w:hideMark/>
+          </w:tcPr>
+          <w:p>
+            <w:pPr>
+              <w:spacing w:after="480" w:line="240" w:lineRule="auto"/>
+              <w:rPr>
+                <w:rFonts w:ascii="Times New Roman" w:eastAsia="Times New Roman" w:hAnsi="Times New Roman" w:cs="Times New Roman"/>
+                <w:sz w:val="24"/>
+                <w:szCs w:val="24"/>
+                <w:lang w:val="hu-HU"/>
+              </w:rPr>
+            </w:pPr>
+            <w:r>
+              <w:rPr>
+                <w:rFonts w:ascii="Times New Roman" w:eastAsia="Times New Roman" w:hAnsi="Times New Roman" w:cs="Times New Roman"/>
+                <w:sz w:val="24"/>
+                <w:szCs w:val="24"/>
+                <w:lang w:val="hu-HU"/>
+              </w:rPr>
+              <w:t>Méhecske vezetés a felső vagy alsó oszlopnak</w:t>
+            </w:r>
+          </w:p>
+        </w:tc>
+        <w:tc>
+          <w:tcPr>
+            <w:tcW w:w="0" w:type="auto"/>
+            <w:tcBorders>
+              <w:top w:val="single" w:sz="6" w:space="0" w:color="C4C7C5"/>
+              <w:left w:val="single" w:sz="6" w:space="0" w:color="C4C7C5"/>
+              <w:bottom w:val="single" w:sz="6" w:space="0" w:color="C4C7C5"/>
+              <w:right w:val="single" w:sz="6" w:space="0" w:color="C4C7C5"/>
+            </w:tcBorders>
+            <w:tcMar>
+              <w:top w:w="120" w:type="dxa"/>
+              <w:left w:w="180" w:type="dxa"/>
+              <w:bottom w:w="120" w:type="dxa"/>
+              <w:right w:w="180" w:type="dxa"/>
+            </w:tcMar>
+            <w:vAlign w:val="center"/>
+            <w:hideMark/>
+          </w:tcPr>
+          <w:p>
+            <w:pPr>
+              <w:spacing w:after="480" w:line="240" w:lineRule="auto"/>
+              <w:rPr>
+                <w:rFonts w:ascii="Times New Roman" w:eastAsia="Times New Roman" w:hAnsi="Times New Roman" w:cs="Times New Roman"/>
+                <w:sz w:val="24"/>
+                <w:szCs w:val="24"/>
+                <w:lang w:val="hu-HU"/>
+              </w:rPr>
+            </w:pPr>
+            <w:r>
+              <w:rPr>
+                <w:rFonts w:ascii="Times New Roman" w:eastAsia="Times New Roman" w:hAnsi="Times New Roman" w:cs="Times New Roman"/>
+                <w:sz w:val="24"/>
+                <w:szCs w:val="24"/>
+                <w:lang w:val="hu-HU"/>
+              </w:rPr>
+              <w:t>A játék azonnal leáll, és megjelenik a Game Over képernyő.</w:t>
+            </w:r>
+          </w:p>
+        </w:tc>
+        <w:tc>
+          <w:tcPr>
+            <w:tcW w:w="0" w:type="auto"/>
+            <w:tcBorders>
+              <w:top w:val="single" w:sz="6" w:space="0" w:color="C4C7C5"/>
+              <w:left w:val="single" w:sz="6" w:space="0" w:color="C4C7C5"/>
+              <w:bottom w:val="single" w:sz="6" w:space="0" w:color="C4C7C5"/>
+              <w:right w:val="single" w:sz="6" w:space="0" w:color="C4C7C5"/>
+            </w:tcBorders>
+            <w:tcMar>
+              <w:top w:w="120" w:type="dxa"/>
+              <w:left w:w="180" w:type="dxa"/>
+              <w:bottom w:w="120" w:type="dxa"/>
+              <w:right w:w="180" w:type="dxa"/>
+            </w:tcMar>
+            <w:vAlign w:val="center"/>
+            <w:hideMark/>
+          </w:tcPr>
+          <w:p>
+            <w:pPr>
+              <w:spacing w:after="480" w:line="240" w:lineRule="auto"/>
+              <w:rPr>
+                <w:rFonts w:ascii="Times New Roman" w:eastAsia="Times New Roman" w:hAnsi="Times New Roman" w:cs="Times New Roman"/>
+                <w:sz w:val="24"/>
+                <w:szCs w:val="24"/>
+                <w:lang w:val="hu-HU"/>
+              </w:rPr>
+            </w:pPr>
+            <w:r>
+              <w:rPr>
+                <w:rFonts w:ascii="Times New Roman" w:eastAsia="Times New Roman" w:hAnsi="Times New Roman" w:cs="Times New Roman"/>
+                <w:sz w:val="24"/>
+                <w:szCs w:val="24"/>
+                <w:lang w:val="hu-HU"/>
+              </w:rPr>
+              <w:t>A játék leállt, a Game Over képernyő megjelent.</w:t>
+            </w:r>
+          </w:p>
+        </w:tc>
+        <w:tc>
+          <w:tcPr>
+            <w:tcW w:w="0" w:type="auto"/>
+            <w:tcBorders>
+              <w:top w:val="single" w:sz="6" w:space="0" w:color="C4C7C5"/>
+              <w:left w:val="single" w:sz="6" w:space="0" w:color="C4C7C5"/>
+              <w:bottom w:val="single" w:sz="6" w:space="0" w:color="C4C7C5"/>
+              <w:right w:val="single" w:sz="6" w:space="0" w:color="C4C7C5"/>
+            </w:tcBorders>
+            <w:tcMar>
+              <w:top w:w="120" w:type="dxa"/>
+              <w:left w:w="180" w:type="dxa"/>
+              <w:bottom w:w="120" w:type="dxa"/>
+              <w:right w:w="180" w:type="dxa"/>
+            </w:tcMar>
+            <w:vAlign w:val="center"/>
+            <w:hideMark/>
+          </w:tcPr>
+          <w:p>
+            <w:pPr>
+              <w:spacing w:after="480" w:line="240" w:lineRule="auto"/>
+              <w:rPr>
+                <w:rFonts w:ascii="Times New Roman" w:eastAsia="Times New Roman" w:hAnsi="Times New Roman" w:cs="Times New Roman"/>
+                <w:sz w:val="24"/>
+                <w:szCs w:val="24"/>
+                <w:lang w:val="hu-HU"/>
+              </w:rPr>
+            </w:pPr>
+            <w:r>
+              <w:rPr>
+                <w:rFonts w:ascii="Times New Roman" w:eastAsia="Times New Roman" w:hAnsi="Times New Roman" w:cs="Times New Roman"/>
+                <w:b/>
+                <w:bCs/>
+                <w:sz w:val="24"/>
+                <w:szCs w:val="24"/>
+                <w:lang w:val="hu-HU"/>
+              </w:rPr>
+              <w:t>SIKERES</w:t>
+            </w:r>
+          </w:p>
+        </w:tc>
+      </w:tr>
+      <w:tr>
+        <w:trPr>
+          <w:tblCellSpacing w:w="15" w:type="dxa"/>
+        </w:trPr>
+        <w:tc>
+          <w:tcPr>
+            <w:tcW w:w="0" w:type="auto"/>
+            <w:tcBorders>
+              <w:top w:val="single" w:sz="6" w:space="0" w:color="C4C7C5"/>
+              <w:left w:val="single" w:sz="6" w:space="0" w:color="C4C7C5"/>
+              <w:bottom w:val="single" w:sz="6" w:space="0" w:color="C4C7C5"/>
+              <w:right w:val="single" w:sz="6" w:space="0" w:color="C4C7C5"/>
+            </w:tcBorders>
+            <w:tcMar>
+              <w:top w:w="120" w:type="dxa"/>
+              <w:left w:w="180" w:type="dxa"/>
+              <w:bottom w:w="120" w:type="dxa"/>
+              <w:right w:w="180" w:type="dxa"/>
+            </w:tcMar>
+            <w:vAlign w:val="center"/>
+            <w:hideMark/>
+          </w:tcPr>
+          <w:p>
+            <w:pPr>
+              <w:spacing w:after="480" w:line="240" w:lineRule="auto"/>
+              <w:rPr>
+                <w:rFonts w:ascii="Times New Roman" w:eastAsia="Times New Roman" w:hAnsi="Times New Roman" w:cs="Times New Roman"/>
+                <w:sz w:val="24"/>
+                <w:szCs w:val="24"/>
+                <w:lang w:val="hu-HU"/>
+              </w:rPr>
+            </w:pPr>
+            <w:r>
+              <w:rPr>
+                <w:rFonts w:ascii="Times New Roman" w:eastAsia="Times New Roman" w:hAnsi="Times New Roman" w:cs="Times New Roman"/>
+                <w:b/>
+                <w:bCs/>
+                <w:sz w:val="24"/>
+                <w:szCs w:val="24"/>
+                <w:lang w:val="hu-HU"/>
+              </w:rPr>
+              <w:t>TC-05</w:t>
+            </w:r>
+          </w:p>
+        </w:tc>
+        <w:tc>
+          <w:tcPr>
+            <w:tcW w:w="0" w:type="auto"/>
+            <w:tcBorders>
+              <w:top w:val="single" w:sz="6" w:space="0" w:color="C4C7C5"/>
+              <w:left w:val="single" w:sz="6" w:space="0" w:color="C4C7C5"/>
+              <w:bottom w:val="single" w:sz="6" w:space="0" w:color="C4C7C5"/>
+              <w:right w:val="single" w:sz="6" w:space="0" w:color="C4C7C5"/>
+            </w:tcBorders>
+            <w:tcMar>
+              <w:top w:w="120" w:type="dxa"/>
+              <w:left w:w="180" w:type="dxa"/>
+              <w:bottom w:w="120" w:type="dxa"/>
+              <w:right w:w="180" w:type="dxa"/>
+            </w:tcMar>
+            <w:vAlign w:val="center"/>
+            <w:hideMark/>
+          </w:tcPr>
+          <w:p>
+            <w:pPr>
+              <w:spacing w:after="480" w:line="240" w:lineRule="auto"/>
+              <w:rPr>
+                <w:rFonts w:ascii="Times New Roman" w:eastAsia="Times New Roman" w:hAnsi="Times New Roman" w:cs="Times New Roman"/>
+                <w:sz w:val="24"/>
+                <w:szCs w:val="24"/>
+                <w:lang w:val="hu-HU"/>
+              </w:rPr>
+            </w:pPr>
+            <w:r>
+              <w:rPr>
+                <w:rFonts w:ascii="Times New Roman" w:eastAsia="Times New Roman" w:hAnsi="Times New Roman" w:cs="Times New Roman"/>
+                <w:sz w:val="24"/>
+                <w:szCs w:val="24"/>
+                <w:lang w:val="hu-HU"/>
+              </w:rPr>
+              <w:t>Ütközés a talajjal</w:t>
+            </w:r>
+          </w:p>
+        </w:tc>
+        <w:tc>
+          <w:tcPr>
+            <w:tcW w:w="0" w:type="auto"/>
+            <w:tcBorders>
+              <w:top w:val="single" w:sz="6" w:space="0" w:color="C4C7C5"/>
+              <w:left w:val="single" w:sz="6" w:space="0" w:color="C4C7C5"/>
+              <w:bottom w:val="single" w:sz="6" w:space="0" w:color="C4C7C5"/>
+              <w:right w:val="single" w:sz="6" w:space="0" w:color="C4C7C5"/>
+            </w:tcBorders>
+            <w:tcMar>
+              <w:top w:w="120" w:type="dxa"/>
+              <w:left w:w="180" w:type="dxa"/>
+              <w:bottom w:w="120" w:type="dxa"/>
+              <w:right w:w="180" w:type="dxa"/>
+            </w:tcMar>
+            <w:vAlign w:val="center"/>
+            <w:hideMark/>
+          </w:tcPr>
+          <w:p>
+            <w:pPr>
+              <w:spacing w:after="480" w:line="240" w:lineRule="auto"/>
+              <w:rPr>
+                <w:rFonts w:ascii="Times New Roman" w:eastAsia="Times New Roman" w:hAnsi="Times New Roman" w:cs="Times New Roman"/>
+                <w:sz w:val="24"/>
+                <w:szCs w:val="24"/>
+                <w:lang w:val="hu-HU"/>
+              </w:rPr>
+            </w:pPr>
+            <w:r>
+              <w:rPr>
+                <w:rFonts w:ascii="Times New Roman" w:eastAsia="Times New Roman" w:hAnsi="Times New Roman" w:cs="Times New Roman"/>
+                <w:sz w:val="24"/>
+                <w:szCs w:val="24"/>
+                <w:lang w:val="hu-HU"/>
+              </w:rPr>
+              <w:t>A méhecske hagytatása leesni az aljára</w:t>
+            </w:r>
+          </w:p>
+        </w:tc>
+        <w:tc>
+          <w:tcPr>
+            <w:tcW w:w="0" w:type="auto"/>
+            <w:tcBorders>
+              <w:top w:val="single" w:sz="6" w:space="0" w:color="C4C7C5"/>
+              <w:left w:val="single" w:sz="6" w:space="0" w:color="C4C7C5"/>
+              <w:bottom w:val="single" w:sz="6" w:space="0" w:color="C4C7C5"/>
+              <w:right w:val="single" w:sz="6" w:space="0" w:color="C4C7C5"/>
+            </w:tcBorders>
+            <w:tcMar>
+              <w:top w:w="120" w:type="dxa"/>
+              <w:left w:w="180" w:type="dxa"/>
+              <w:bottom w:w="120" w:type="dxa"/>
+              <w:right w:w="180" w:type="dxa"/>
+            </w:tcMar>
+            <w:vAlign w:val="center"/>
+            <w:hideMark/>
+          </w:tcPr>
+          <w:p>
+            <w:pPr>
+              <w:spacing w:after="480" w:line="240" w:lineRule="auto"/>
+              <w:rPr>
+                <w:rFonts w:ascii="Times New Roman" w:eastAsia="Times New Roman" w:hAnsi="Times New Roman" w:cs="Times New Roman"/>
+                <w:sz w:val="24"/>
+                <w:szCs w:val="24"/>
+                <w:lang w:val="hu-HU"/>
+              </w:rPr>
+            </w:pPr>
+            <w:r>
+              <w:rPr>
+                <w:rFonts w:ascii="Times New Roman" w:eastAsia="Times New Roman" w:hAnsi="Times New Roman" w:cs="Times New Roman"/>
+                <w:sz w:val="24"/>
+                <w:szCs w:val="24"/>
+                <w:lang w:val="hu-HU"/>
+              </w:rPr>
+              <w:t>A talaj érintésekor (</w:t>
+            </w:r>
+            <w:r>
+              <w:rPr>
+                <w:rFonts w:ascii="Courier New" w:eastAsia="Times New Roman" w:hAnsi="Courier New" w:cs="Courier New"/>
+                <w:sz w:val="20"/>
+                <w:szCs w:val="20"/>
+                <w:lang w:val="hu-HU"/>
+              </w:rPr>
+              <w:t xml:space="preserve">y + </w:t>
+            </w:r>
+            <w:proofErr w:type="spellStart"/>
+            <w:r>
+              <w:rPr>
+                <w:rFonts w:ascii="Courier New" w:eastAsia="Times New Roman" w:hAnsi="Courier New" w:cs="Courier New"/>
+                <w:sz w:val="20"/>
+                <w:szCs w:val="20"/>
+                <w:lang w:val="hu-HU"/>
+              </w:rPr>
+              <w:t>magassag</w:t>
+            </w:r>
+            <w:proofErr w:type="spellEnd"/>
+            <w:r>
+              <w:rPr>
+                <w:rFonts w:ascii="Courier New" w:eastAsia="Times New Roman" w:hAnsi="Courier New" w:cs="Courier New"/>
+                <w:sz w:val="20"/>
+                <w:szCs w:val="20"/>
+                <w:lang w:val="hu-HU"/>
+              </w:rPr>
+              <w:t xml:space="preserve"> &gt;= 670</w:t>
+            </w:r>
+            <w:r>
+              <w:rPr>
+                <w:rFonts w:ascii="Times New Roman" w:eastAsia="Times New Roman" w:hAnsi="Times New Roman" w:cs="Times New Roman"/>
+                <w:sz w:val="24"/>
+                <w:szCs w:val="24"/>
+                <w:lang w:val="hu-HU"/>
+              </w:rPr>
+              <w:t>) a játék véget ér.</w:t>
+            </w:r>
+          </w:p>
+        </w:tc>
+        <w:tc>
+          <w:tcPr>
+            <w:tcW w:w="0" w:type="auto"/>
+            <w:tcBorders>
+              <w:top w:val="single" w:sz="6" w:space="0" w:color="C4C7C5"/>
+              <w:left w:val="single" w:sz="6" w:space="0" w:color="C4C7C5"/>
+              <w:bottom w:val="single" w:sz="6" w:space="0" w:color="C4C7C5"/>
+              <w:right w:val="single" w:sz="6" w:space="0" w:color="C4C7C5"/>
+            </w:tcBorders>
+            <w:tcMar>
+              <w:top w:w="120" w:type="dxa"/>
+              <w:left w:w="180" w:type="dxa"/>
+              <w:bottom w:w="120" w:type="dxa"/>
+              <w:right w:w="180" w:type="dxa"/>
+            </w:tcMar>
+            <w:vAlign w:val="center"/>
+            <w:hideMark/>
+          </w:tcPr>
+          <w:p>
+            <w:pPr>
+              <w:spacing w:after="480" w:line="240" w:lineRule="auto"/>
+              <w:rPr>
+                <w:rFonts w:ascii="Times New Roman" w:eastAsia="Times New Roman" w:hAnsi="Times New Roman" w:cs="Times New Roman"/>
+                <w:sz w:val="24"/>
+                <w:szCs w:val="24"/>
+                <w:lang w:val="hu-HU"/>
+              </w:rPr>
+            </w:pPr>
+            <w:r>
+              <w:rPr>
+                <w:rFonts w:ascii="Times New Roman" w:eastAsia="Times New Roman" w:hAnsi="Times New Roman" w:cs="Times New Roman"/>
+                <w:sz w:val="24"/>
+                <w:szCs w:val="24"/>
+                <w:lang w:val="hu-HU"/>
+              </w:rPr>
+              <w:t xml:space="preserve">A méhecske leért a talajra és a Game Over </w:t>
+            </w:r>
+            <w:r>
+              <w:rPr>
+                <w:rFonts w:ascii="Times New Roman" w:eastAsia="Times New Roman" w:hAnsi="Times New Roman" w:cs="Times New Roman"/>
+                <w:sz w:val="24"/>
+                <w:szCs w:val="24"/>
+                <w:lang w:val="hu-HU"/>
+              </w:rPr>
+              <w:lastRenderedPageBreak/>
+              <w:t>képernyő megjelent.</w:t>
+            </w:r>
+          </w:p>
+        </w:tc>
+        <w:tc>
+          <w:tcPr>
+            <w:tcW w:w="0" w:type="auto"/>
+            <w:tcBorders>
+              <w:top w:val="single" w:sz="6" w:space="0" w:color="C4C7C5"/>
+              <w:left w:val="single" w:sz="6" w:space="0" w:color="C4C7C5"/>
+              <w:bottom w:val="single" w:sz="6" w:space="0" w:color="C4C7C5"/>
+              <w:right w:val="single" w:sz="6" w:space="0" w:color="C4C7C5"/>
+            </w:tcBorders>
+            <w:tcMar>
+              <w:top w:w="120" w:type="dxa"/>
+              <w:left w:w="180" w:type="dxa"/>
+              <w:bottom w:w="120" w:type="dxa"/>
+              <w:right w:w="180" w:type="dxa"/>
+            </w:tcMar>
+            <w:vAlign w:val="center"/>
+            <w:hideMark/>
+          </w:tcPr>
+          <w:p>
+            <w:pPr>
+              <w:spacing w:after="480" w:line="240" w:lineRule="auto"/>
+              <w:rPr>
+                <w:rFonts w:ascii="Times New Roman" w:eastAsia="Times New Roman" w:hAnsi="Times New Roman" w:cs="Times New Roman"/>
+                <w:sz w:val="24"/>
+                <w:szCs w:val="24"/>
+                <w:lang w:val="hu-HU"/>
+              </w:rPr>
+            </w:pPr>
+            <w:r>
+              <w:rPr>
+                <w:rFonts w:ascii="Times New Roman" w:eastAsia="Times New Roman" w:hAnsi="Times New Roman" w:cs="Times New Roman"/>
+                <w:b/>
+                <w:bCs/>
+                <w:sz w:val="24"/>
+                <w:szCs w:val="24"/>
+                <w:lang w:val="hu-HU"/>
+              </w:rPr>
+              <w:lastRenderedPageBreak/>
+              <w:t>SIKERES</w:t>
+            </w:r>
+          </w:p>
+        </w:tc>
+      </w:tr>
+      <w:tr>
+        <w:trPr>
+          <w:tblCellSpacing w:w="15" w:type="dxa"/>
+        </w:trPr>
+        <w:tc>
+          <w:tcPr>
+            <w:tcW w:w="0" w:type="auto"/>
+            <w:tcBorders>
+              <w:top w:val="single" w:sz="6" w:space="0" w:color="C4C7C5"/>
+              <w:left w:val="single" w:sz="6" w:space="0" w:color="C4C7C5"/>
+              <w:bottom w:val="single" w:sz="6" w:space="0" w:color="C4C7C5"/>
+              <w:right w:val="single" w:sz="6" w:space="0" w:color="C4C7C5"/>
+            </w:tcBorders>
+            <w:tcMar>
+              <w:top w:w="120" w:type="dxa"/>
+              <w:left w:w="180" w:type="dxa"/>
+              <w:bottom w:w="120" w:type="dxa"/>
+              <w:right w:w="180" w:type="dxa"/>
+            </w:tcMar>
+            <w:vAlign w:val="center"/>
+            <w:hideMark/>
+          </w:tcPr>
+          <w:p>
+            <w:pPr>
+              <w:spacing w:after="480" w:line="240" w:lineRule="auto"/>
+              <w:rPr>
+                <w:rFonts w:ascii="Times New Roman" w:eastAsia="Times New Roman" w:hAnsi="Times New Roman" w:cs="Times New Roman"/>
+                <w:sz w:val="24"/>
+                <w:szCs w:val="24"/>
+                <w:lang w:val="hu-HU"/>
+              </w:rPr>
+            </w:pPr>
+            <w:r>
+              <w:rPr>
+                <w:rFonts w:ascii="Times New Roman" w:eastAsia="Times New Roman" w:hAnsi="Times New Roman" w:cs="Times New Roman"/>
+                <w:b/>
+                <w:bCs/>
+                <w:sz w:val="24"/>
+                <w:szCs w:val="24"/>
+                <w:lang w:val="hu-HU"/>
+              </w:rPr>
+              <w:t>TC-06</w:t>
+            </w:r>
+          </w:p>
+        </w:tc>
+        <w:tc>
+          <w:tcPr>
+            <w:tcW w:w="0" w:type="auto"/>
+            <w:tcBorders>
+              <w:top w:val="single" w:sz="6" w:space="0" w:color="C4C7C5"/>
+              <w:left w:val="single" w:sz="6" w:space="0" w:color="C4C7C5"/>
+              <w:bottom w:val="single" w:sz="6" w:space="0" w:color="C4C7C5"/>
+              <w:right w:val="single" w:sz="6" w:space="0" w:color="C4C7C5"/>
+            </w:tcBorders>
+            <w:tcMar>
+              <w:top w:w="120" w:type="dxa"/>
+              <w:left w:w="180" w:type="dxa"/>
+              <w:bottom w:w="120" w:type="dxa"/>
+              <w:right w:w="180" w:type="dxa"/>
+            </w:tcMar>
+            <w:vAlign w:val="center"/>
+            <w:hideMark/>
+          </w:tcPr>
+          <w:p>
+            <w:pPr>
+              <w:spacing w:after="480" w:line="240" w:lineRule="auto"/>
+              <w:rPr>
+                <w:rFonts w:ascii="Times New Roman" w:eastAsia="Times New Roman" w:hAnsi="Times New Roman" w:cs="Times New Roman"/>
+                <w:sz w:val="24"/>
+                <w:szCs w:val="24"/>
+                <w:lang w:val="hu-HU"/>
+              </w:rPr>
+            </w:pPr>
+            <w:r>
+              <w:rPr>
+                <w:rFonts w:ascii="Times New Roman" w:eastAsia="Times New Roman" w:hAnsi="Times New Roman" w:cs="Times New Roman"/>
+                <w:sz w:val="24"/>
+                <w:szCs w:val="24"/>
+                <w:lang w:val="hu-HU"/>
+              </w:rPr>
+              <w:t>Játéktér elhagyása felül (Plafon)</w:t>
+            </w:r>
+          </w:p>
+        </w:tc>
+        <w:tc>
+          <w:tcPr>
+            <w:tcW w:w="0" w:type="auto"/>
+            <w:tcBorders>
+              <w:top w:val="single" w:sz="6" w:space="0" w:color="C4C7C5"/>
+              <w:left w:val="single" w:sz="6" w:space="0" w:color="C4C7C5"/>
+              <w:bottom w:val="single" w:sz="6" w:space="0" w:color="C4C7C5"/>
+              <w:right w:val="single" w:sz="6" w:space="0" w:color="C4C7C5"/>
+            </w:tcBorders>
+            <w:tcMar>
+              <w:top w:w="120" w:type="dxa"/>
+              <w:left w:w="180" w:type="dxa"/>
+              <w:bottom w:w="120" w:type="dxa"/>
+              <w:right w:w="180" w:type="dxa"/>
+            </w:tcMar>
+            <w:vAlign w:val="center"/>
+            <w:hideMark/>
+          </w:tcPr>
+          <w:p>
+            <w:pPr>
+              <w:spacing w:after="480" w:line="240" w:lineRule="auto"/>
+              <w:rPr>
+                <w:rFonts w:ascii="Times New Roman" w:eastAsia="Times New Roman" w:hAnsi="Times New Roman" w:cs="Times New Roman"/>
+                <w:sz w:val="24"/>
+                <w:szCs w:val="24"/>
+                <w:lang w:val="hu-HU"/>
+              </w:rPr>
+            </w:pPr>
+            <w:r>
+              <w:rPr>
+                <w:rFonts w:ascii="Times New Roman" w:eastAsia="Times New Roman" w:hAnsi="Times New Roman" w:cs="Times New Roman"/>
+                <w:sz w:val="24"/>
+                <w:szCs w:val="24"/>
+                <w:lang w:val="hu-HU"/>
+              </w:rPr>
+              <w:t xml:space="preserve">Folyamatos </w:t>
+            </w:r>
+            <w:proofErr w:type="spellStart"/>
+            <w:r>
+              <w:rPr>
+                <w:rFonts w:ascii="Courier New" w:eastAsia="Times New Roman" w:hAnsi="Courier New" w:cs="Courier New"/>
+                <w:sz w:val="20"/>
+                <w:szCs w:val="20"/>
+                <w:lang w:val="hu-HU"/>
+              </w:rPr>
+              <w:t>Space</w:t>
+            </w:r>
+            <w:proofErr w:type="spellEnd"/>
+            <w:r>
+              <w:rPr>
+                <w:rFonts w:ascii="Times New Roman" w:eastAsia="Times New Roman" w:hAnsi="Times New Roman" w:cs="Times New Roman"/>
+                <w:sz w:val="24"/>
+                <w:szCs w:val="24"/>
+                <w:lang w:val="hu-HU"/>
+              </w:rPr>
+              <w:t xml:space="preserve"> nyomkodás a legfelső határig</w:t>
+            </w:r>
+          </w:p>
+        </w:tc>
+        <w:tc>
+          <w:tcPr>
+            <w:tcW w:w="0" w:type="auto"/>
+            <w:tcBorders>
+              <w:top w:val="single" w:sz="6" w:space="0" w:color="C4C7C5"/>
+              <w:left w:val="single" w:sz="6" w:space="0" w:color="C4C7C5"/>
+              <w:bottom w:val="single" w:sz="6" w:space="0" w:color="C4C7C5"/>
+              <w:right w:val="single" w:sz="6" w:space="0" w:color="C4C7C5"/>
+            </w:tcBorders>
+            <w:tcMar>
+              <w:top w:w="120" w:type="dxa"/>
+              <w:left w:w="180" w:type="dxa"/>
+              <w:bottom w:w="120" w:type="dxa"/>
+              <w:right w:w="180" w:type="dxa"/>
+            </w:tcMar>
+            <w:vAlign w:val="center"/>
+            <w:hideMark/>
+          </w:tcPr>
+          <w:p>
+            <w:pPr>
+              <w:spacing w:after="480" w:line="240" w:lineRule="auto"/>
+              <w:rPr>
+                <w:rFonts w:ascii="Times New Roman" w:eastAsia="Times New Roman" w:hAnsi="Times New Roman" w:cs="Times New Roman"/>
+                <w:sz w:val="24"/>
+                <w:szCs w:val="24"/>
+                <w:lang w:val="hu-HU"/>
+              </w:rPr>
+            </w:pPr>
+            <w:r>
+              <w:rPr>
+                <w:rFonts w:ascii="Times New Roman" w:eastAsia="Times New Roman" w:hAnsi="Times New Roman" w:cs="Times New Roman"/>
+                <w:sz w:val="24"/>
+                <w:szCs w:val="24"/>
+                <w:lang w:val="hu-HU"/>
+              </w:rPr>
+              <w:t>A plafon érintésekor (</w:t>
+            </w:r>
+            <w:r>
+              <w:rPr>
+                <w:rFonts w:ascii="Courier New" w:eastAsia="Times New Roman" w:hAnsi="Courier New" w:cs="Courier New"/>
+                <w:sz w:val="20"/>
+                <w:szCs w:val="20"/>
+                <w:lang w:val="hu-HU"/>
+              </w:rPr>
+              <w:t>y &lt;= 0</w:t>
+            </w:r>
+            <w:r>
+              <w:rPr>
+                <w:rFonts w:ascii="Times New Roman" w:eastAsia="Times New Roman" w:hAnsi="Times New Roman" w:cs="Times New Roman"/>
+                <w:sz w:val="24"/>
+                <w:szCs w:val="24"/>
+                <w:lang w:val="hu-HU"/>
+              </w:rPr>
+              <w:t>) a játék leáll (Game Over).</w:t>
+            </w:r>
+          </w:p>
+        </w:tc>
+        <w:tc>
+          <w:tcPr>
+            <w:tcW w:w="0" w:type="auto"/>
+            <w:tcBorders>
+              <w:top w:val="single" w:sz="6" w:space="0" w:color="C4C7C5"/>
+              <w:left w:val="single" w:sz="6" w:space="0" w:color="C4C7C5"/>
+              <w:bottom w:val="single" w:sz="6" w:space="0" w:color="C4C7C5"/>
+              <w:right w:val="single" w:sz="6" w:space="0" w:color="C4C7C5"/>
+            </w:tcBorders>
+            <w:tcMar>
+              <w:top w:w="120" w:type="dxa"/>
+              <w:left w:w="180" w:type="dxa"/>
+              <w:bottom w:w="120" w:type="dxa"/>
+              <w:right w:w="180" w:type="dxa"/>
+            </w:tcMar>
+            <w:vAlign w:val="center"/>
+            <w:hideMark/>
+          </w:tcPr>
+          <w:p>
+            <w:pPr>
+              <w:spacing w:after="480" w:line="240" w:lineRule="auto"/>
+              <w:rPr>
+                <w:rFonts w:ascii="Times New Roman" w:eastAsia="Times New Roman" w:hAnsi="Times New Roman" w:cs="Times New Roman"/>
+                <w:sz w:val="24"/>
+                <w:szCs w:val="24"/>
+                <w:lang w:val="hu-HU"/>
+              </w:rPr>
+            </w:pPr>
+            <w:r>
+              <w:rPr>
+                <w:rFonts w:ascii="Times New Roman" w:eastAsia="Times New Roman" w:hAnsi="Times New Roman" w:cs="Times New Roman"/>
+                <w:sz w:val="24"/>
+                <w:szCs w:val="24"/>
+                <w:lang w:val="hu-HU"/>
+              </w:rPr>
+              <w:t>A játék azonnal leállt a plafon érintésekor.</w:t>
+            </w:r>
+          </w:p>
+        </w:tc>
+        <w:tc>
+          <w:tcPr>
+            <w:tcW w:w="0" w:type="auto"/>
+            <w:tcBorders>
+              <w:top w:val="single" w:sz="6" w:space="0" w:color="C4C7C5"/>
+              <w:left w:val="single" w:sz="6" w:space="0" w:color="C4C7C5"/>
+              <w:bottom w:val="single" w:sz="6" w:space="0" w:color="C4C7C5"/>
+              <w:right w:val="single" w:sz="6" w:space="0" w:color="C4C7C5"/>
+            </w:tcBorders>
+            <w:tcMar>
+              <w:top w:w="120" w:type="dxa"/>
+              <w:left w:w="180" w:type="dxa"/>
+              <w:bottom w:w="120" w:type="dxa"/>
+              <w:right w:w="180" w:type="dxa"/>
+            </w:tcMar>
+            <w:vAlign w:val="center"/>
+            <w:hideMark/>
+          </w:tcPr>
+          <w:p>
+            <w:pPr>
+              <w:spacing w:after="480" w:line="240" w:lineRule="auto"/>
+              <w:rPr>
+                <w:rFonts w:ascii="Times New Roman" w:eastAsia="Times New Roman" w:hAnsi="Times New Roman" w:cs="Times New Roman"/>
+                <w:sz w:val="24"/>
+                <w:szCs w:val="24"/>
+                <w:lang w:val="hu-HU"/>
+              </w:rPr>
+            </w:pPr>
+            <w:r>
+              <w:rPr>
+                <w:rFonts w:ascii="Times New Roman" w:eastAsia="Times New Roman" w:hAnsi="Times New Roman" w:cs="Times New Roman"/>
+                <w:b/>
+                <w:bCs/>
+                <w:sz w:val="24"/>
+                <w:szCs w:val="24"/>
+                <w:lang w:val="hu-HU"/>
+              </w:rPr>
+              <w:t>SIKERES</w:t>
+            </w:r>
+          </w:p>
+        </w:tc>
+      </w:tr>
+      <w:tr>
+        <w:trPr>
+          <w:tblCellSpacing w:w="15" w:type="dxa"/>
+        </w:trPr>
+        <w:tc>
+          <w:tcPr>
+            <w:tcW w:w="0" w:type="auto"/>
+            <w:tcBorders>
+              <w:top w:val="single" w:sz="6" w:space="0" w:color="C4C7C5"/>
+              <w:left w:val="single" w:sz="6" w:space="0" w:color="C4C7C5"/>
+              <w:bottom w:val="single" w:sz="6" w:space="0" w:color="C4C7C5"/>
+              <w:right w:val="single" w:sz="6" w:space="0" w:color="C4C7C5"/>
+            </w:tcBorders>
+            <w:tcMar>
+              <w:top w:w="120" w:type="dxa"/>
+              <w:left w:w="180" w:type="dxa"/>
+              <w:bottom w:w="120" w:type="dxa"/>
+              <w:right w:w="180" w:type="dxa"/>
+            </w:tcMar>
+            <w:vAlign w:val="center"/>
+            <w:hideMark/>
+          </w:tcPr>
+          <w:p>
+            <w:pPr>
+              <w:spacing w:after="480" w:line="240" w:lineRule="auto"/>
+              <w:rPr>
+                <w:rFonts w:ascii="Times New Roman" w:eastAsia="Times New Roman" w:hAnsi="Times New Roman" w:cs="Times New Roman"/>
+                <w:sz w:val="24"/>
+                <w:szCs w:val="24"/>
+                <w:lang w:val="hu-HU"/>
+              </w:rPr>
+            </w:pPr>
+            <w:r>
+              <w:rPr>
+                <w:rFonts w:ascii="Times New Roman" w:eastAsia="Times New Roman" w:hAnsi="Times New Roman" w:cs="Times New Roman"/>
+                <w:b/>
+                <w:bCs/>
+                <w:sz w:val="24"/>
+                <w:szCs w:val="24"/>
+                <w:lang w:val="hu-HU"/>
+              </w:rPr>
+              <w:t>TC-07</w:t>
+            </w:r>
+          </w:p>
+        </w:tc>
+        <w:tc>
+          <w:tcPr>
+            <w:tcW w:w="0" w:type="auto"/>
+            <w:tcBorders>
+              <w:top w:val="single" w:sz="6" w:space="0" w:color="C4C7C5"/>
+              <w:left w:val="single" w:sz="6" w:space="0" w:color="C4C7C5"/>
+              <w:bottom w:val="single" w:sz="6" w:space="0" w:color="C4C7C5"/>
+              <w:right w:val="single" w:sz="6" w:space="0" w:color="C4C7C5"/>
+            </w:tcBorders>
+            <w:tcMar>
+              <w:top w:w="120" w:type="dxa"/>
+              <w:left w:w="180" w:type="dxa"/>
+              <w:bottom w:w="120" w:type="dxa"/>
+              <w:right w:w="180" w:type="dxa"/>
+            </w:tcMar>
+            <w:vAlign w:val="center"/>
+            <w:hideMark/>
+          </w:tcPr>
+          <w:p>
+            <w:pPr>
+              <w:spacing w:after="480" w:line="240" w:lineRule="auto"/>
+              <w:rPr>
+                <w:rFonts w:ascii="Times New Roman" w:eastAsia="Times New Roman" w:hAnsi="Times New Roman" w:cs="Times New Roman"/>
+                <w:sz w:val="24"/>
+                <w:szCs w:val="24"/>
+                <w:lang w:val="hu-HU"/>
+              </w:rPr>
+            </w:pPr>
+            <w:r>
+              <w:rPr>
+                <w:rFonts w:ascii="Times New Roman" w:eastAsia="Times New Roman" w:hAnsi="Times New Roman" w:cs="Times New Roman"/>
+                <w:sz w:val="24"/>
+                <w:szCs w:val="24"/>
+                <w:lang w:val="hu-HU"/>
+              </w:rPr>
+              <w:t>Pontszám növelése</w:t>
+            </w:r>
+          </w:p>
+        </w:tc>
+        <w:tc>
+          <w:tcPr>
+            <w:tcW w:w="0" w:type="auto"/>
+            <w:tcBorders>
+              <w:top w:val="single" w:sz="6" w:space="0" w:color="C4C7C5"/>
+              <w:left w:val="single" w:sz="6" w:space="0" w:color="C4C7C5"/>
+              <w:bottom w:val="single" w:sz="6" w:space="0" w:color="C4C7C5"/>
+              <w:right w:val="single" w:sz="6" w:space="0" w:color="C4C7C5"/>
+            </w:tcBorders>
+            <w:tcMar>
+              <w:top w:w="120" w:type="dxa"/>
+              <w:left w:w="180" w:type="dxa"/>
+              <w:bottom w:w="120" w:type="dxa"/>
+              <w:right w:w="180" w:type="dxa"/>
+            </w:tcMar>
+            <w:vAlign w:val="center"/>
+            <w:hideMark/>
+          </w:tcPr>
+          <w:p>
+            <w:pPr>
+              <w:spacing w:after="480" w:line="240" w:lineRule="auto"/>
+              <w:rPr>
+                <w:rFonts w:ascii="Times New Roman" w:eastAsia="Times New Roman" w:hAnsi="Times New Roman" w:cs="Times New Roman"/>
+                <w:sz w:val="24"/>
+                <w:szCs w:val="24"/>
+                <w:lang w:val="hu-HU"/>
+              </w:rPr>
+            </w:pPr>
+            <w:r>
+              <w:rPr>
+                <w:rFonts w:ascii="Times New Roman" w:eastAsia="Times New Roman" w:hAnsi="Times New Roman" w:cs="Times New Roman"/>
+                <w:sz w:val="24"/>
+                <w:szCs w:val="24"/>
+                <w:lang w:val="hu-HU"/>
+              </w:rPr>
+              <w:t>Egy oszloppár sikeres kikerülése</w:t>
+            </w:r>
+          </w:p>
+        </w:tc>
+        <w:tc>
+          <w:tcPr>
+            <w:tcW w:w="0" w:type="auto"/>
+            <w:tcBorders>
+              <w:top w:val="single" w:sz="6" w:space="0" w:color="C4C7C5"/>
+              <w:left w:val="single" w:sz="6" w:space="0" w:color="C4C7C5"/>
+              <w:bottom w:val="single" w:sz="6" w:space="0" w:color="C4C7C5"/>
+              <w:right w:val="single" w:sz="6" w:space="0" w:color="C4C7C5"/>
+            </w:tcBorders>
+            <w:tcMar>
+              <w:top w:w="120" w:type="dxa"/>
+              <w:left w:w="180" w:type="dxa"/>
+              <w:bottom w:w="120" w:type="dxa"/>
+              <w:right w:w="180" w:type="dxa"/>
+            </w:tcMar>
+            <w:vAlign w:val="center"/>
+            <w:hideMark/>
+          </w:tcPr>
+          <w:p>
+            <w:pPr>
+              <w:spacing w:after="480" w:line="240" w:lineRule="auto"/>
+              <w:rPr>
+                <w:rFonts w:ascii="Times New Roman" w:eastAsia="Times New Roman" w:hAnsi="Times New Roman" w:cs="Times New Roman"/>
+                <w:sz w:val="24"/>
+                <w:szCs w:val="24"/>
+                <w:lang w:val="hu-HU"/>
+              </w:rPr>
+            </w:pPr>
+            <w:r>
+              <w:rPr>
+                <w:rFonts w:ascii="Times New Roman" w:eastAsia="Times New Roman" w:hAnsi="Times New Roman" w:cs="Times New Roman"/>
+                <w:sz w:val="24"/>
+                <w:szCs w:val="24"/>
+                <w:lang w:val="hu-HU"/>
+              </w:rPr>
+              <w:t>A pontszám 1-gyel növekszik, és a felső kijelző frissül.</w:t>
+            </w:r>
+          </w:p>
+        </w:tc>
+        <w:tc>
+          <w:tcPr>
+            <w:tcW w:w="0" w:type="auto"/>
+            <w:tcBorders>
+              <w:top w:val="single" w:sz="6" w:space="0" w:color="C4C7C5"/>
+              <w:left w:val="single" w:sz="6" w:space="0" w:color="C4C7C5"/>
+              <w:bottom w:val="single" w:sz="6" w:space="0" w:color="C4C7C5"/>
+              <w:right w:val="single" w:sz="6" w:space="0" w:color="C4C7C5"/>
+            </w:tcBorders>
+            <w:tcMar>
+              <w:top w:w="120" w:type="dxa"/>
+              <w:left w:w="180" w:type="dxa"/>
+              <w:bottom w:w="120" w:type="dxa"/>
+              <w:right w:w="180" w:type="dxa"/>
+            </w:tcMar>
+            <w:vAlign w:val="center"/>
+            <w:hideMark/>
+          </w:tcPr>
+          <w:p>
+            <w:pPr>
+              <w:spacing w:after="480" w:line="240" w:lineRule="auto"/>
+              <w:rPr>
+                <w:rFonts w:ascii="Times New Roman" w:eastAsia="Times New Roman" w:hAnsi="Times New Roman" w:cs="Times New Roman"/>
+                <w:sz w:val="24"/>
+                <w:szCs w:val="24"/>
+                <w:lang w:val="hu-HU"/>
+              </w:rPr>
+            </w:pPr>
+            <w:r>
+              <w:rPr>
+                <w:rFonts w:ascii="Times New Roman" w:eastAsia="Times New Roman" w:hAnsi="Times New Roman" w:cs="Times New Roman"/>
+                <w:sz w:val="24"/>
+                <w:szCs w:val="24"/>
+                <w:lang w:val="hu-HU"/>
+              </w:rPr>
+              <w:t>Az oszlop elhagyása után a számláló 1-gyel nőtt.</w:t>
+            </w:r>
+          </w:p>
+        </w:tc>
+        <w:tc>
+          <w:tcPr>
+            <w:tcW w:w="0" w:type="auto"/>
+            <w:tcBorders>
+              <w:top w:val="single" w:sz="6" w:space="0" w:color="C4C7C5"/>
+              <w:left w:val="single" w:sz="6" w:space="0" w:color="C4C7C5"/>
+              <w:bottom w:val="single" w:sz="6" w:space="0" w:color="C4C7C5"/>
+              <w:right w:val="single" w:sz="6" w:space="0" w:color="C4C7C5"/>
+            </w:tcBorders>
+            <w:tcMar>
+              <w:top w:w="120" w:type="dxa"/>
+              <w:left w:w="180" w:type="dxa"/>
+              <w:bottom w:w="120" w:type="dxa"/>
+              <w:right w:w="180" w:type="dxa"/>
+            </w:tcMar>
+            <w:vAlign w:val="center"/>
+            <w:hideMark/>
+          </w:tcPr>
+          <w:p>
+            <w:pPr>
+              <w:spacing w:after="480" w:line="240" w:lineRule="auto"/>
+              <w:rPr>
+                <w:rFonts w:ascii="Times New Roman" w:eastAsia="Times New Roman" w:hAnsi="Times New Roman" w:cs="Times New Roman"/>
+                <w:sz w:val="24"/>
+                <w:szCs w:val="24"/>
+                <w:lang w:val="hu-HU"/>
+              </w:rPr>
+            </w:pPr>
+            <w:r>
+              <w:rPr>
+                <w:rFonts w:ascii="Times New Roman" w:eastAsia="Times New Roman" w:hAnsi="Times New Roman" w:cs="Times New Roman"/>
+                <w:b/>
+                <w:bCs/>
+                <w:sz w:val="24"/>
+                <w:szCs w:val="24"/>
+                <w:lang w:val="hu-HU"/>
+              </w:rPr>
+              <w:t>SIKERES</w:t>
+            </w:r>
+          </w:p>
+        </w:tc>
+      </w:tr>
+      <w:tr>
+        <w:trPr>
+          <w:tblCellSpacing w:w="15" w:type="dxa"/>
+        </w:trPr>
+        <w:tc>
+          <w:tcPr>
+            <w:tcW w:w="0" w:type="auto"/>
+            <w:tcBorders>
+              <w:top w:val="single" w:sz="6" w:space="0" w:color="C4C7C5"/>
+              <w:left w:val="single" w:sz="6" w:space="0" w:color="C4C7C5"/>
+              <w:bottom w:val="single" w:sz="6" w:space="0" w:color="C4C7C5"/>
+              <w:right w:val="single" w:sz="6" w:space="0" w:color="C4C7C5"/>
+            </w:tcBorders>
+            <w:tcMar>
+              <w:top w:w="120" w:type="dxa"/>
+              <w:left w:w="180" w:type="dxa"/>
+              <w:bottom w:w="120" w:type="dxa"/>
+              <w:right w:w="180" w:type="dxa"/>
+            </w:tcMar>
+            <w:vAlign w:val="center"/>
+            <w:hideMark/>
+          </w:tcPr>
+          <w:p>
+            <w:pPr>
+              <w:spacing w:after="480" w:line="240" w:lineRule="auto"/>
+              <w:rPr>
+                <w:rFonts w:ascii="Times New Roman" w:eastAsia="Times New Roman" w:hAnsi="Times New Roman" w:cs="Times New Roman"/>
+                <w:sz w:val="24"/>
+                <w:szCs w:val="24"/>
+                <w:lang w:val="hu-HU"/>
+              </w:rPr>
+            </w:pPr>
+            <w:r>
+              <w:rPr>
+                <w:rFonts w:ascii="Times New Roman" w:eastAsia="Times New Roman" w:hAnsi="Times New Roman" w:cs="Times New Roman"/>
+                <w:b/>
+                <w:bCs/>
+                <w:sz w:val="24"/>
+                <w:szCs w:val="24"/>
+                <w:lang w:val="hu-HU"/>
+              </w:rPr>
+              <w:t>TC-08</w:t>
+            </w:r>
+          </w:p>
+        </w:tc>
+        <w:tc>
+          <w:tcPr>
+            <w:tcW w:w="0" w:type="auto"/>
+            <w:tcBorders>
+              <w:top w:val="single" w:sz="6" w:space="0" w:color="C4C7C5"/>
+              <w:left w:val="single" w:sz="6" w:space="0" w:color="C4C7C5"/>
+              <w:bottom w:val="single" w:sz="6" w:space="0" w:color="C4C7C5"/>
+              <w:right w:val="single" w:sz="6" w:space="0" w:color="C4C7C5"/>
+            </w:tcBorders>
+            <w:tcMar>
+              <w:top w:w="120" w:type="dxa"/>
+              <w:left w:w="180" w:type="dxa"/>
+              <w:bottom w:w="120" w:type="dxa"/>
+              <w:right w:w="180" w:type="dxa"/>
+            </w:tcMar>
+            <w:vAlign w:val="center"/>
+            <w:hideMark/>
+          </w:tcPr>
+          <w:p>
+            <w:pPr>
+              <w:spacing w:after="480" w:line="240" w:lineRule="auto"/>
+              <w:rPr>
+                <w:rFonts w:ascii="Times New Roman" w:eastAsia="Times New Roman" w:hAnsi="Times New Roman" w:cs="Times New Roman"/>
+                <w:sz w:val="24"/>
+                <w:szCs w:val="24"/>
+                <w:lang w:val="hu-HU"/>
+              </w:rPr>
+            </w:pPr>
+            <w:r>
+              <w:rPr>
+                <w:rFonts w:ascii="Times New Roman" w:eastAsia="Times New Roman" w:hAnsi="Times New Roman" w:cs="Times New Roman"/>
+                <w:sz w:val="24"/>
+                <w:szCs w:val="24"/>
+                <w:lang w:val="hu-HU"/>
+              </w:rPr>
+              <w:t>Rekord (</w:t>
+            </w:r>
+            <w:proofErr w:type="spellStart"/>
+            <w:r>
+              <w:rPr>
+                <w:rFonts w:ascii="Times New Roman" w:eastAsia="Times New Roman" w:hAnsi="Times New Roman" w:cs="Times New Roman"/>
+                <w:sz w:val="24"/>
+                <w:szCs w:val="24"/>
+                <w:lang w:val="hu-HU"/>
+              </w:rPr>
+              <w:t>HighScore</w:t>
+            </w:r>
+            <w:proofErr w:type="spellEnd"/>
+            <w:r>
+              <w:rPr>
+                <w:rFonts w:ascii="Times New Roman" w:eastAsia="Times New Roman" w:hAnsi="Times New Roman" w:cs="Times New Roman"/>
+                <w:sz w:val="24"/>
+                <w:szCs w:val="24"/>
+                <w:lang w:val="hu-HU"/>
+              </w:rPr>
+              <w:t>) mentése</w:t>
+            </w:r>
+          </w:p>
+        </w:tc>
+        <w:tc>
+          <w:tcPr>
+            <w:tcW w:w="0" w:type="auto"/>
+            <w:tcBorders>
+              <w:top w:val="single" w:sz="6" w:space="0" w:color="C4C7C5"/>
+              <w:left w:val="single" w:sz="6" w:space="0" w:color="C4C7C5"/>
+              <w:bottom w:val="single" w:sz="6" w:space="0" w:color="C4C7C5"/>
+              <w:right w:val="single" w:sz="6" w:space="0" w:color="C4C7C5"/>
+            </w:tcBorders>
+            <w:tcMar>
+              <w:top w:w="120" w:type="dxa"/>
+              <w:left w:w="180" w:type="dxa"/>
+              <w:bottom w:w="120" w:type="dxa"/>
+              <w:right w:w="180" w:type="dxa"/>
+            </w:tcMar>
+            <w:vAlign w:val="center"/>
+            <w:hideMark/>
+          </w:tcPr>
+          <w:p>
+            <w:pPr>
+              <w:spacing w:after="480" w:line="240" w:lineRule="auto"/>
+              <w:rPr>
+                <w:rFonts w:ascii="Times New Roman" w:eastAsia="Times New Roman" w:hAnsi="Times New Roman" w:cs="Times New Roman"/>
+                <w:sz w:val="24"/>
+                <w:szCs w:val="24"/>
+                <w:lang w:val="hu-HU"/>
+              </w:rPr>
+            </w:pPr>
+            <w:r>
+              <w:rPr>
+                <w:rFonts w:ascii="Times New Roman" w:eastAsia="Times New Roman" w:hAnsi="Times New Roman" w:cs="Times New Roman"/>
+                <w:sz w:val="24"/>
+                <w:szCs w:val="24"/>
+                <w:lang w:val="hu-HU"/>
+              </w:rPr>
+              <w:t>Új rekord elérése (pl. 5 pont felett)</w:t>
+            </w:r>
+          </w:p>
+        </w:tc>
+        <w:tc>
+          <w:tcPr>
+            <w:tcW w:w="0" w:type="auto"/>
+            <w:tcBorders>
+              <w:top w:val="single" w:sz="6" w:space="0" w:color="C4C7C5"/>
+              <w:left w:val="single" w:sz="6" w:space="0" w:color="C4C7C5"/>
+              <w:bottom w:val="single" w:sz="6" w:space="0" w:color="C4C7C5"/>
+              <w:right w:val="single" w:sz="6" w:space="0" w:color="C4C7C5"/>
+            </w:tcBorders>
+            <w:tcMar>
+              <w:top w:w="120" w:type="dxa"/>
+              <w:left w:w="180" w:type="dxa"/>
+              <w:bottom w:w="120" w:type="dxa"/>
+              <w:right w:w="180" w:type="dxa"/>
+            </w:tcMar>
+            <w:vAlign w:val="center"/>
+            <w:hideMark/>
+          </w:tcPr>
+          <w:p>
+            <w:pPr>
+              <w:spacing w:after="480" w:line="240" w:lineRule="auto"/>
+              <w:rPr>
+                <w:rFonts w:ascii="Times New Roman" w:eastAsia="Times New Roman" w:hAnsi="Times New Roman" w:cs="Times New Roman"/>
+                <w:sz w:val="24"/>
+                <w:szCs w:val="24"/>
+                <w:lang w:val="hu-HU"/>
+              </w:rPr>
+            </w:pPr>
+            <w:r>
+              <w:rPr>
+                <w:rFonts w:ascii="Times New Roman" w:eastAsia="Times New Roman" w:hAnsi="Times New Roman" w:cs="Times New Roman"/>
+                <w:sz w:val="24"/>
+                <w:szCs w:val="24"/>
+                <w:lang w:val="hu-HU"/>
+              </w:rPr>
+              <w:t xml:space="preserve">A rekord frissül a </w:t>
+            </w:r>
+            <w:r>
+              <w:rPr>
+                <w:rFonts w:ascii="Courier New" w:eastAsia="Times New Roman" w:hAnsi="Courier New" w:cs="Courier New"/>
+                <w:sz w:val="20"/>
+                <w:szCs w:val="20"/>
+                <w:lang w:val="hu-HU"/>
+              </w:rPr>
+              <w:t>LocalStorage</w:t>
+            </w:r>
+            <w:r>
+              <w:rPr>
+                <w:rFonts w:ascii="Times New Roman" w:eastAsia="Times New Roman" w:hAnsi="Times New Roman" w:cs="Times New Roman"/>
+                <w:sz w:val="24"/>
+                <w:szCs w:val="24"/>
+                <w:lang w:val="hu-HU"/>
+              </w:rPr>
+              <w:t>-ban (</w:t>
+            </w:r>
+            <w:proofErr w:type="spellStart"/>
+            <w:r>
+              <w:rPr>
+                <w:rFonts w:ascii="Courier New" w:eastAsia="Times New Roman" w:hAnsi="Courier New" w:cs="Courier New"/>
+                <w:sz w:val="20"/>
+                <w:szCs w:val="20"/>
+                <w:lang w:val="hu-HU"/>
+              </w:rPr>
+              <w:t>beeHopRekord</w:t>
+            </w:r>
+            <w:proofErr w:type="spellEnd"/>
+            <w:r>
+              <w:rPr>
+                <w:rFonts w:ascii="Times New Roman" w:eastAsia="Times New Roman" w:hAnsi="Times New Roman" w:cs="Times New Roman"/>
+                <w:sz w:val="24"/>
+                <w:szCs w:val="24"/>
+                <w:lang w:val="hu-HU"/>
+              </w:rPr>
+              <w:t>), és megjelenik a Game Over képernyőn.</w:t>
+            </w:r>
+          </w:p>
+        </w:tc>
+        <w:tc>
+          <w:tcPr>
+            <w:tcW w:w="0" w:type="auto"/>
+            <w:tcBorders>
+              <w:top w:val="single" w:sz="6" w:space="0" w:color="C4C7C5"/>
+              <w:left w:val="single" w:sz="6" w:space="0" w:color="C4C7C5"/>
+              <w:bottom w:val="single" w:sz="6" w:space="0" w:color="C4C7C5"/>
+              <w:right w:val="single" w:sz="6" w:space="0" w:color="C4C7C5"/>
+            </w:tcBorders>
+            <w:tcMar>
+              <w:top w:w="120" w:type="dxa"/>
+              <w:left w:w="180" w:type="dxa"/>
+              <w:bottom w:w="120" w:type="dxa"/>
+              <w:right w:w="180" w:type="dxa"/>
+            </w:tcMar>
+            <w:vAlign w:val="center"/>
+            <w:hideMark/>
+          </w:tcPr>
+          <w:p>
+            <w:pPr>
+              <w:spacing w:after="480" w:line="240" w:lineRule="auto"/>
+              <w:rPr>
+                <w:rFonts w:ascii="Times New Roman" w:eastAsia="Times New Roman" w:hAnsi="Times New Roman" w:cs="Times New Roman"/>
+                <w:sz w:val="24"/>
+                <w:szCs w:val="24"/>
+                <w:lang w:val="hu-HU"/>
+              </w:rPr>
+            </w:pPr>
+            <w:r>
+              <w:rPr>
+                <w:rFonts w:ascii="Times New Roman" w:eastAsia="Times New Roman" w:hAnsi="Times New Roman" w:cs="Times New Roman"/>
+                <w:sz w:val="24"/>
+                <w:szCs w:val="24"/>
+                <w:lang w:val="hu-HU"/>
+              </w:rPr>
+              <w:t>A rekord elmentődött a böngészőbe és frissült a kijelzőn.</w:t>
+            </w:r>
+          </w:p>
+        </w:tc>
+        <w:tc>
+          <w:tcPr>
+            <w:tcW w:w="0" w:type="auto"/>
+            <w:tcBorders>
+              <w:top w:val="single" w:sz="6" w:space="0" w:color="C4C7C5"/>
+              <w:left w:val="single" w:sz="6" w:space="0" w:color="C4C7C5"/>
+              <w:bottom w:val="single" w:sz="6" w:space="0" w:color="C4C7C5"/>
+              <w:right w:val="single" w:sz="6" w:space="0" w:color="C4C7C5"/>
+            </w:tcBorders>
+            <w:tcMar>
+              <w:top w:w="120" w:type="dxa"/>
+              <w:left w:w="180" w:type="dxa"/>
+              <w:bottom w:w="120" w:type="dxa"/>
+              <w:right w:w="180" w:type="dxa"/>
+            </w:tcMar>
+            <w:vAlign w:val="center"/>
+            <w:hideMark/>
+          </w:tcPr>
+          <w:p>
+            <w:pPr>
+              <w:spacing w:after="480" w:line="240" w:lineRule="auto"/>
+              <w:rPr>
+                <w:rFonts w:ascii="Times New Roman" w:eastAsia="Times New Roman" w:hAnsi="Times New Roman" w:cs="Times New Roman"/>
+                <w:sz w:val="24"/>
+                <w:szCs w:val="24"/>
+                <w:lang w:val="hu-HU"/>
+              </w:rPr>
+            </w:pPr>
+            <w:r>
+              <w:rPr>
+                <w:rFonts w:ascii="Times New Roman" w:eastAsia="Times New Roman" w:hAnsi="Times New Roman" w:cs="Times New Roman"/>
+                <w:b/>
+                <w:bCs/>
+                <w:sz w:val="24"/>
+                <w:szCs w:val="24"/>
+                <w:lang w:val="hu-HU"/>
+              </w:rPr>
+              <w:t>SIKERES</w:t>
+            </w:r>
+          </w:p>
+        </w:tc>
+      </w:tr>
+      <w:tr>
+        <w:trPr>
+          <w:tblCellSpacing w:w="15" w:type="dxa"/>
+        </w:trPr>
+        <w:tc>
+          <w:tcPr>
+            <w:tcW w:w="0" w:type="auto"/>
+            <w:tcBorders>
+              <w:top w:val="single" w:sz="6" w:space="0" w:color="C4C7C5"/>
+              <w:left w:val="single" w:sz="6" w:space="0" w:color="C4C7C5"/>
+              <w:bottom w:val="single" w:sz="6" w:space="0" w:color="C4C7C5"/>
+              <w:right w:val="single" w:sz="6" w:space="0" w:color="C4C7C5"/>
+            </w:tcBorders>
+            <w:tcMar>
+              <w:top w:w="120" w:type="dxa"/>
+              <w:left w:w="180" w:type="dxa"/>
+              <w:bottom w:w="120" w:type="dxa"/>
+              <w:right w:w="180" w:type="dxa"/>
+            </w:tcMar>
+            <w:vAlign w:val="center"/>
+            <w:hideMark/>
+          </w:tcPr>
+          <w:p>
+            <w:pPr>
+              <w:spacing w:after="480" w:line="240" w:lineRule="auto"/>
+              <w:rPr>
+                <w:rFonts w:ascii="Times New Roman" w:eastAsia="Times New Roman" w:hAnsi="Times New Roman" w:cs="Times New Roman"/>
+                <w:sz w:val="24"/>
+                <w:szCs w:val="24"/>
+                <w:lang w:val="hu-HU"/>
+              </w:rPr>
+            </w:pPr>
+            <w:r>
+              <w:rPr>
+                <w:rFonts w:ascii="Times New Roman" w:eastAsia="Times New Roman" w:hAnsi="Times New Roman" w:cs="Times New Roman"/>
+                <w:b/>
+                <w:bCs/>
+                <w:sz w:val="24"/>
+                <w:szCs w:val="24"/>
+                <w:lang w:val="hu-HU"/>
+              </w:rPr>
+              <w:t>TC-09</w:t>
+            </w:r>
+          </w:p>
+        </w:tc>
+        <w:tc>
+          <w:tcPr>
+            <w:tcW w:w="0" w:type="auto"/>
+            <w:tcBorders>
+              <w:top w:val="single" w:sz="6" w:space="0" w:color="C4C7C5"/>
+              <w:left w:val="single" w:sz="6" w:space="0" w:color="C4C7C5"/>
+              <w:bottom w:val="single" w:sz="6" w:space="0" w:color="C4C7C5"/>
+              <w:right w:val="single" w:sz="6" w:space="0" w:color="C4C7C5"/>
+            </w:tcBorders>
+            <w:tcMar>
+              <w:top w:w="120" w:type="dxa"/>
+              <w:left w:w="180" w:type="dxa"/>
+              <w:bottom w:w="120" w:type="dxa"/>
+              <w:right w:w="180" w:type="dxa"/>
+            </w:tcMar>
+            <w:vAlign w:val="center"/>
+            <w:hideMark/>
+          </w:tcPr>
+          <w:p>
+            <w:pPr>
+              <w:spacing w:after="480" w:line="240" w:lineRule="auto"/>
+              <w:rPr>
+                <w:rFonts w:ascii="Times New Roman" w:eastAsia="Times New Roman" w:hAnsi="Times New Roman" w:cs="Times New Roman"/>
+                <w:sz w:val="24"/>
+                <w:szCs w:val="24"/>
+                <w:lang w:val="hu-HU"/>
+              </w:rPr>
+            </w:pPr>
+            <w:r>
+              <w:rPr>
+                <w:rFonts w:ascii="Times New Roman" w:eastAsia="Times New Roman" w:hAnsi="Times New Roman" w:cs="Times New Roman"/>
+                <w:sz w:val="24"/>
+                <w:szCs w:val="24"/>
+                <w:lang w:val="hu-HU"/>
+              </w:rPr>
+              <w:t xml:space="preserve">Rekord betöltése </w:t>
+            </w:r>
+            <w:proofErr w:type="spellStart"/>
+            <w:r>
+              <w:rPr>
+                <w:rFonts w:ascii="Times New Roman" w:eastAsia="Times New Roman" w:hAnsi="Times New Roman" w:cs="Times New Roman"/>
+                <w:sz w:val="24"/>
+                <w:szCs w:val="24"/>
+                <w:lang w:val="hu-HU"/>
+              </w:rPr>
+              <w:t>újratöltéskor</w:t>
+            </w:r>
+            <w:proofErr w:type="spellEnd"/>
+          </w:p>
+        </w:tc>
+        <w:tc>
+          <w:tcPr>
+            <w:tcW w:w="0" w:type="auto"/>
+            <w:tcBorders>
+              <w:top w:val="single" w:sz="6" w:space="0" w:color="C4C7C5"/>
+              <w:left w:val="single" w:sz="6" w:space="0" w:color="C4C7C5"/>
+              <w:bottom w:val="single" w:sz="6" w:space="0" w:color="C4C7C5"/>
+              <w:right w:val="single" w:sz="6" w:space="0" w:color="C4C7C5"/>
+            </w:tcBorders>
+            <w:tcMar>
+              <w:top w:w="120" w:type="dxa"/>
+              <w:left w:w="180" w:type="dxa"/>
+              <w:bottom w:w="120" w:type="dxa"/>
+              <w:right w:w="180" w:type="dxa"/>
+            </w:tcMar>
+            <w:vAlign w:val="center"/>
+            <w:hideMark/>
+          </w:tcPr>
+          <w:p>
+            <w:pPr>
+              <w:spacing w:after="480" w:line="240" w:lineRule="auto"/>
+              <w:rPr>
+                <w:rFonts w:ascii="Times New Roman" w:eastAsia="Times New Roman" w:hAnsi="Times New Roman" w:cs="Times New Roman"/>
+                <w:sz w:val="24"/>
+                <w:szCs w:val="24"/>
+                <w:lang w:val="hu-HU"/>
+              </w:rPr>
+            </w:pPr>
+            <w:r>
+              <w:rPr>
+                <w:rFonts w:ascii="Times New Roman" w:eastAsia="Times New Roman" w:hAnsi="Times New Roman" w:cs="Times New Roman"/>
+                <w:sz w:val="24"/>
+                <w:szCs w:val="24"/>
+                <w:lang w:val="hu-HU"/>
+              </w:rPr>
+              <w:t xml:space="preserve">Oldal </w:t>
+            </w:r>
+            <w:proofErr w:type="spellStart"/>
+            <w:r>
+              <w:rPr>
+                <w:rFonts w:ascii="Times New Roman" w:eastAsia="Times New Roman" w:hAnsi="Times New Roman" w:cs="Times New Roman"/>
+                <w:sz w:val="24"/>
+                <w:szCs w:val="24"/>
+                <w:lang w:val="hu-HU"/>
+              </w:rPr>
+              <w:t>újratöltése</w:t>
+            </w:r>
+            <w:proofErr w:type="spellEnd"/>
+            <w:r>
+              <w:rPr>
+                <w:rFonts w:ascii="Times New Roman" w:eastAsia="Times New Roman" w:hAnsi="Times New Roman" w:cs="Times New Roman"/>
+                <w:sz w:val="24"/>
+                <w:szCs w:val="24"/>
+                <w:lang w:val="hu-HU"/>
+              </w:rPr>
+              <w:t xml:space="preserve"> (</w:t>
+            </w:r>
+            <w:r>
+              <w:rPr>
+                <w:rFonts w:ascii="Courier New" w:eastAsia="Times New Roman" w:hAnsi="Courier New" w:cs="Courier New"/>
+                <w:sz w:val="20"/>
+                <w:szCs w:val="20"/>
+                <w:lang w:val="hu-HU"/>
+              </w:rPr>
+              <w:t>F5</w:t>
+            </w:r>
+            <w:r>
+              <w:rPr>
+                <w:rFonts w:ascii="Times New Roman" w:eastAsia="Times New Roman" w:hAnsi="Times New Roman" w:cs="Times New Roman"/>
+                <w:sz w:val="24"/>
+                <w:szCs w:val="24"/>
+                <w:lang w:val="hu-HU"/>
+              </w:rPr>
+              <w:t>)</w:t>
+            </w:r>
+          </w:p>
+        </w:tc>
+        <w:tc>
+          <w:tcPr>
+            <w:tcW w:w="0" w:type="auto"/>
+            <w:tcBorders>
+              <w:top w:val="single" w:sz="6" w:space="0" w:color="C4C7C5"/>
+              <w:left w:val="single" w:sz="6" w:space="0" w:color="C4C7C5"/>
+              <w:bottom w:val="single" w:sz="6" w:space="0" w:color="C4C7C5"/>
+              <w:right w:val="single" w:sz="6" w:space="0" w:color="C4C7C5"/>
+            </w:tcBorders>
+            <w:tcMar>
+              <w:top w:w="120" w:type="dxa"/>
+              <w:left w:w="180" w:type="dxa"/>
+              <w:bottom w:w="120" w:type="dxa"/>
+              <w:right w:w="180" w:type="dxa"/>
+            </w:tcMar>
+            <w:vAlign w:val="center"/>
+            <w:hideMark/>
+          </w:tcPr>
+          <w:p>
+            <w:pPr>
+              <w:spacing w:after="480" w:line="240" w:lineRule="auto"/>
+              <w:rPr>
+                <w:rFonts w:ascii="Times New Roman" w:eastAsia="Times New Roman" w:hAnsi="Times New Roman" w:cs="Times New Roman"/>
+                <w:sz w:val="24"/>
+                <w:szCs w:val="24"/>
+                <w:lang w:val="hu-HU"/>
+              </w:rPr>
+            </w:pPr>
+            <w:r>
+              <w:rPr>
+                <w:rFonts w:ascii="Times New Roman" w:eastAsia="Times New Roman" w:hAnsi="Times New Roman" w:cs="Times New Roman"/>
+                <w:sz w:val="24"/>
+                <w:szCs w:val="24"/>
+                <w:lang w:val="hu-HU"/>
+              </w:rPr>
+              <w:t>Az előzőleg elért legmagasabb pontszám (BEST) megjelenik a kezdőképernyőn.</w:t>
+            </w:r>
+          </w:p>
+        </w:tc>
+        <w:tc>
+          <w:tcPr>
+            <w:tcW w:w="0" w:type="auto"/>
+            <w:tcBorders>
+              <w:top w:val="single" w:sz="6" w:space="0" w:color="C4C7C5"/>
+              <w:left w:val="single" w:sz="6" w:space="0" w:color="C4C7C5"/>
+              <w:bottom w:val="single" w:sz="6" w:space="0" w:color="C4C7C5"/>
+              <w:right w:val="single" w:sz="6" w:space="0" w:color="C4C7C5"/>
+            </w:tcBorders>
+            <w:tcMar>
+              <w:top w:w="120" w:type="dxa"/>
+              <w:left w:w="180" w:type="dxa"/>
+              <w:bottom w:w="120" w:type="dxa"/>
+              <w:right w:w="180" w:type="dxa"/>
+            </w:tcMar>
+            <w:vAlign w:val="center"/>
+            <w:hideMark/>
+          </w:tcPr>
+          <w:p>
+            <w:pPr>
+              <w:spacing w:after="480" w:line="240" w:lineRule="auto"/>
+              <w:rPr>
+                <w:rFonts w:ascii="Times New Roman" w:eastAsia="Times New Roman" w:hAnsi="Times New Roman" w:cs="Times New Roman"/>
+                <w:sz w:val="24"/>
+                <w:szCs w:val="24"/>
+                <w:lang w:val="hu-HU"/>
+              </w:rPr>
+            </w:pPr>
+            <w:r>
+              <w:rPr>
+                <w:rFonts w:ascii="Times New Roman" w:eastAsia="Times New Roman" w:hAnsi="Times New Roman" w:cs="Times New Roman"/>
+                <w:sz w:val="24"/>
+                <w:szCs w:val="24"/>
+                <w:lang w:val="hu-HU"/>
+              </w:rPr>
+              <w:t>A rekord sikeresen beolvasásra került a LocalStorage-</w:t>
+            </w:r>
+            <w:proofErr w:type="spellStart"/>
+            <w:r>
+              <w:rPr>
+                <w:rFonts w:ascii="Times New Roman" w:eastAsia="Times New Roman" w:hAnsi="Times New Roman" w:cs="Times New Roman"/>
+                <w:sz w:val="24"/>
+                <w:szCs w:val="24"/>
+                <w:lang w:val="hu-HU"/>
+              </w:rPr>
+              <w:t>ból</w:t>
+            </w:r>
+            <w:proofErr w:type="spellEnd"/>
+            <w:r>
+              <w:rPr>
+                <w:rFonts w:ascii="Times New Roman" w:eastAsia="Times New Roman" w:hAnsi="Times New Roman" w:cs="Times New Roman"/>
+                <w:sz w:val="24"/>
+                <w:szCs w:val="24"/>
+                <w:lang w:val="hu-HU"/>
+              </w:rPr>
+              <w:t>.</w:t>
+            </w:r>
+          </w:p>
+        </w:tc>
+        <w:tc>
+          <w:tcPr>
+            <w:tcW w:w="0" w:type="auto"/>
+            <w:tcBorders>
+              <w:top w:val="single" w:sz="6" w:space="0" w:color="C4C7C5"/>
+              <w:left w:val="single" w:sz="6" w:space="0" w:color="C4C7C5"/>
+              <w:bottom w:val="single" w:sz="6" w:space="0" w:color="C4C7C5"/>
+              <w:right w:val="single" w:sz="6" w:space="0" w:color="C4C7C5"/>
+            </w:tcBorders>
+            <w:tcMar>
+              <w:top w:w="120" w:type="dxa"/>
+              <w:left w:w="180" w:type="dxa"/>
+              <w:bottom w:w="120" w:type="dxa"/>
+              <w:right w:w="180" w:type="dxa"/>
+            </w:tcMar>
+            <w:vAlign w:val="center"/>
+            <w:hideMark/>
+          </w:tcPr>
+          <w:p>
+            <w:pPr>
+              <w:spacing w:after="480" w:line="240" w:lineRule="auto"/>
+              <w:rPr>
+                <w:rFonts w:ascii="Times New Roman" w:eastAsia="Times New Roman" w:hAnsi="Times New Roman" w:cs="Times New Roman"/>
+                <w:sz w:val="24"/>
+                <w:szCs w:val="24"/>
+                <w:lang w:val="hu-HU"/>
+              </w:rPr>
+            </w:pPr>
+            <w:r>
+              <w:rPr>
+                <w:rFonts w:ascii="Times New Roman" w:eastAsia="Times New Roman" w:hAnsi="Times New Roman" w:cs="Times New Roman"/>
+                <w:b/>
+                <w:bCs/>
+                <w:sz w:val="24"/>
+                <w:szCs w:val="24"/>
+                <w:lang w:val="hu-HU"/>
+              </w:rPr>
+              <w:t>SIKERES</w:t>
+            </w:r>
+          </w:p>
+        </w:tc>
+      </w:tr>
+      <w:tr>
+        <w:trPr>
+          <w:tblCellSpacing w:w="15" w:type="dxa"/>
+        </w:trPr>
+        <w:tc>
+          <w:tcPr>
+            <w:tcW w:w="0" w:type="auto"/>
+            <w:tcBorders>
+              <w:top w:val="single" w:sz="6" w:space="0" w:color="C4C7C5"/>
+              <w:left w:val="single" w:sz="6" w:space="0" w:color="C4C7C5"/>
+              <w:bottom w:val="single" w:sz="6" w:space="0" w:color="C4C7C5"/>
+              <w:right w:val="single" w:sz="6" w:space="0" w:color="C4C7C5"/>
+            </w:tcBorders>
+            <w:tcMar>
+              <w:top w:w="120" w:type="dxa"/>
+              <w:left w:w="180" w:type="dxa"/>
+              <w:bottom w:w="120" w:type="dxa"/>
+              <w:right w:w="180" w:type="dxa"/>
+            </w:tcMar>
+            <w:vAlign w:val="center"/>
+            <w:hideMark/>
+          </w:tcPr>
+          <w:p>
+            <w:pPr>
+              <w:spacing w:after="480" w:line="240" w:lineRule="auto"/>
+              <w:rPr>
+                <w:rFonts w:ascii="Times New Roman" w:eastAsia="Times New Roman" w:hAnsi="Times New Roman" w:cs="Times New Roman"/>
+                <w:sz w:val="24"/>
+                <w:szCs w:val="24"/>
+                <w:lang w:val="hu-HU"/>
+              </w:rPr>
+            </w:pPr>
+            <w:r>
+              <w:rPr>
+                <w:rFonts w:ascii="Times New Roman" w:eastAsia="Times New Roman" w:hAnsi="Times New Roman" w:cs="Times New Roman"/>
+                <w:b/>
+                <w:bCs/>
+                <w:sz w:val="24"/>
+                <w:szCs w:val="24"/>
+                <w:lang w:val="hu-HU"/>
+              </w:rPr>
+              <w:lastRenderedPageBreak/>
+              <w:t>TC-10</w:t>
+            </w:r>
+          </w:p>
+        </w:tc>
+        <w:tc>
+          <w:tcPr>
+            <w:tcW w:w="0" w:type="auto"/>
+            <w:tcBorders>
+              <w:top w:val="single" w:sz="6" w:space="0" w:color="C4C7C5"/>
+              <w:left w:val="single" w:sz="6" w:space="0" w:color="C4C7C5"/>
+              <w:bottom w:val="single" w:sz="6" w:space="0" w:color="C4C7C5"/>
+              <w:right w:val="single" w:sz="6" w:space="0" w:color="C4C7C5"/>
+            </w:tcBorders>
+            <w:tcMar>
+              <w:top w:w="120" w:type="dxa"/>
+              <w:left w:w="180" w:type="dxa"/>
+              <w:bottom w:w="120" w:type="dxa"/>
+              <w:right w:w="180" w:type="dxa"/>
+            </w:tcMar>
+            <w:vAlign w:val="center"/>
+            <w:hideMark/>
+          </w:tcPr>
+          <w:p>
+            <w:pPr>
+              <w:spacing w:after="480" w:line="240" w:lineRule="auto"/>
+              <w:rPr>
+                <w:rFonts w:ascii="Times New Roman" w:eastAsia="Times New Roman" w:hAnsi="Times New Roman" w:cs="Times New Roman"/>
+                <w:sz w:val="24"/>
+                <w:szCs w:val="24"/>
+                <w:lang w:val="hu-HU"/>
+              </w:rPr>
+            </w:pPr>
+            <w:r>
+              <w:rPr>
+                <w:rFonts w:ascii="Times New Roman" w:eastAsia="Times New Roman" w:hAnsi="Times New Roman" w:cs="Times New Roman"/>
+                <w:sz w:val="24"/>
+                <w:szCs w:val="24"/>
+                <w:lang w:val="hu-HU"/>
+              </w:rPr>
+              <w:t xml:space="preserve">Témaváltás (Nappal / Éjszaka / </w:t>
+            </w:r>
+            <w:proofErr w:type="spellStart"/>
+            <w:r>
+              <w:rPr>
+                <w:rFonts w:ascii="Times New Roman" w:eastAsia="Times New Roman" w:hAnsi="Times New Roman" w:cs="Times New Roman"/>
+                <w:sz w:val="24"/>
+                <w:szCs w:val="24"/>
+                <w:lang w:val="hu-HU"/>
+              </w:rPr>
+              <w:t>Cyberpunk</w:t>
+            </w:r>
+            <w:proofErr w:type="spellEnd"/>
+            <w:r>
+              <w:rPr>
+                <w:rFonts w:ascii="Times New Roman" w:eastAsia="Times New Roman" w:hAnsi="Times New Roman" w:cs="Times New Roman"/>
+                <w:sz w:val="24"/>
+                <w:szCs w:val="24"/>
+                <w:lang w:val="hu-HU"/>
+              </w:rPr>
+              <w:t>)</w:t>
+            </w:r>
+          </w:p>
+        </w:tc>
+        <w:tc>
+          <w:tcPr>
+            <w:tcW w:w="0" w:type="auto"/>
+            <w:tcBorders>
+              <w:top w:val="single" w:sz="6" w:space="0" w:color="C4C7C5"/>
+              <w:left w:val="single" w:sz="6" w:space="0" w:color="C4C7C5"/>
+              <w:bottom w:val="single" w:sz="6" w:space="0" w:color="C4C7C5"/>
+              <w:right w:val="single" w:sz="6" w:space="0" w:color="C4C7C5"/>
+            </w:tcBorders>
+            <w:tcMar>
+              <w:top w:w="120" w:type="dxa"/>
+              <w:left w:w="180" w:type="dxa"/>
+              <w:bottom w:w="120" w:type="dxa"/>
+              <w:right w:w="180" w:type="dxa"/>
+            </w:tcMar>
+            <w:vAlign w:val="center"/>
+            <w:hideMark/>
+          </w:tcPr>
+          <w:p>
+            <w:pPr>
+              <w:spacing w:after="480" w:line="240" w:lineRule="auto"/>
+              <w:rPr>
+                <w:rFonts w:ascii="Times New Roman" w:eastAsia="Times New Roman" w:hAnsi="Times New Roman" w:cs="Times New Roman"/>
+                <w:sz w:val="24"/>
+                <w:szCs w:val="24"/>
+                <w:lang w:val="hu-HU"/>
+              </w:rPr>
+            </w:pPr>
+            <w:r>
+              <w:rPr>
+                <w:rFonts w:ascii="Times New Roman" w:eastAsia="Times New Roman" w:hAnsi="Times New Roman" w:cs="Times New Roman"/>
+                <w:sz w:val="24"/>
+                <w:szCs w:val="24"/>
+                <w:lang w:val="hu-HU"/>
+              </w:rPr>
+              <w:t>Kattintás a téma gombokra a menüben</w:t>
+            </w:r>
+          </w:p>
+        </w:tc>
+        <w:tc>
+          <w:tcPr>
+            <w:tcW w:w="0" w:type="auto"/>
+            <w:tcBorders>
+              <w:top w:val="single" w:sz="6" w:space="0" w:color="C4C7C5"/>
+              <w:left w:val="single" w:sz="6" w:space="0" w:color="C4C7C5"/>
+              <w:bottom w:val="single" w:sz="6" w:space="0" w:color="C4C7C5"/>
+              <w:right w:val="single" w:sz="6" w:space="0" w:color="C4C7C5"/>
+            </w:tcBorders>
+            <w:tcMar>
+              <w:top w:w="120" w:type="dxa"/>
+              <w:left w:w="180" w:type="dxa"/>
+              <w:bottom w:w="120" w:type="dxa"/>
+              <w:right w:w="180" w:type="dxa"/>
+            </w:tcMar>
+            <w:vAlign w:val="center"/>
+            <w:hideMark/>
+          </w:tcPr>
+          <w:p>
+            <w:pPr>
+              <w:spacing w:after="480" w:line="240" w:lineRule="auto"/>
+              <w:rPr>
+                <w:rFonts w:ascii="Times New Roman" w:eastAsia="Times New Roman" w:hAnsi="Times New Roman" w:cs="Times New Roman"/>
+                <w:sz w:val="24"/>
+                <w:szCs w:val="24"/>
+                <w:lang w:val="hu-HU"/>
+              </w:rPr>
+            </w:pPr>
+            <w:r>
+              <w:rPr>
+                <w:rFonts w:ascii="Times New Roman" w:eastAsia="Times New Roman" w:hAnsi="Times New Roman" w:cs="Times New Roman"/>
+                <w:sz w:val="24"/>
+                <w:szCs w:val="24"/>
+                <w:lang w:val="hu-HU"/>
+              </w:rPr>
+              <w:t>A játéktér CSS osztálya megváltozik (</w:t>
+            </w:r>
+            <w:proofErr w:type="spellStart"/>
+            <w:r>
+              <w:rPr>
+                <w:rFonts w:ascii="Courier New" w:eastAsia="Times New Roman" w:hAnsi="Courier New" w:cs="Courier New"/>
+                <w:sz w:val="20"/>
+                <w:szCs w:val="20"/>
+                <w:lang w:val="hu-HU"/>
+              </w:rPr>
+              <w:t>tema</w:t>
+            </w:r>
+            <w:proofErr w:type="spellEnd"/>
+            <w:r>
+              <w:rPr>
+                <w:rFonts w:ascii="Courier New" w:eastAsia="Times New Roman" w:hAnsi="Courier New" w:cs="Courier New"/>
+                <w:sz w:val="20"/>
+                <w:szCs w:val="20"/>
+                <w:lang w:val="hu-HU"/>
+              </w:rPr>
+              <w:t>-nappal</w:t>
+            </w:r>
+            <w:r>
+              <w:rPr>
+                <w:rFonts w:ascii="Times New Roman" w:eastAsia="Times New Roman" w:hAnsi="Times New Roman" w:cs="Times New Roman"/>
+                <w:sz w:val="24"/>
+                <w:szCs w:val="24"/>
+                <w:lang w:val="hu-HU"/>
+              </w:rPr>
+              <w:t xml:space="preserve">, </w:t>
+            </w:r>
+            <w:proofErr w:type="spellStart"/>
+            <w:r>
+              <w:rPr>
+                <w:rFonts w:ascii="Courier New" w:eastAsia="Times New Roman" w:hAnsi="Courier New" w:cs="Courier New"/>
+                <w:sz w:val="20"/>
+                <w:szCs w:val="20"/>
+                <w:lang w:val="hu-HU"/>
+              </w:rPr>
+              <w:t>tema-ejszaka</w:t>
+            </w:r>
+            <w:proofErr w:type="spellEnd"/>
+            <w:r>
+              <w:rPr>
+                <w:rFonts w:ascii="Times New Roman" w:eastAsia="Times New Roman" w:hAnsi="Times New Roman" w:cs="Times New Roman"/>
+                <w:sz w:val="24"/>
+                <w:szCs w:val="24"/>
+                <w:lang w:val="hu-HU"/>
+              </w:rPr>
+              <w:t xml:space="preserve">, </w:t>
+            </w:r>
+            <w:proofErr w:type="spellStart"/>
+            <w:r>
+              <w:rPr>
+                <w:rFonts w:ascii="Courier New" w:eastAsia="Times New Roman" w:hAnsi="Courier New" w:cs="Courier New"/>
+                <w:sz w:val="20"/>
+                <w:szCs w:val="20"/>
+                <w:lang w:val="hu-HU"/>
+              </w:rPr>
+              <w:t>tema-cyberpunk</w:t>
+            </w:r>
+            <w:proofErr w:type="spellEnd"/>
+            <w:r>
+              <w:rPr>
+                <w:rFonts w:ascii="Times New Roman" w:eastAsia="Times New Roman" w:hAnsi="Times New Roman" w:cs="Times New Roman"/>
+                <w:sz w:val="24"/>
+                <w:szCs w:val="24"/>
+                <w:lang w:val="hu-HU"/>
+              </w:rPr>
+              <w:t>), és a háttér/oszlopok színe átvált.</w:t>
+            </w:r>
+          </w:p>
+        </w:tc>
+        <w:tc>
+          <w:tcPr>
+            <w:tcW w:w="0" w:type="auto"/>
+            <w:tcBorders>
+              <w:top w:val="single" w:sz="6" w:space="0" w:color="C4C7C5"/>
+              <w:left w:val="single" w:sz="6" w:space="0" w:color="C4C7C5"/>
+              <w:bottom w:val="single" w:sz="6" w:space="0" w:color="C4C7C5"/>
+              <w:right w:val="single" w:sz="6" w:space="0" w:color="C4C7C5"/>
+            </w:tcBorders>
+            <w:tcMar>
+              <w:top w:w="120" w:type="dxa"/>
+              <w:left w:w="180" w:type="dxa"/>
+              <w:bottom w:w="120" w:type="dxa"/>
+              <w:right w:w="180" w:type="dxa"/>
+            </w:tcMar>
+            <w:vAlign w:val="center"/>
+            <w:hideMark/>
+          </w:tcPr>
+          <w:p>
+            <w:pPr>
+              <w:spacing w:after="480" w:line="240" w:lineRule="auto"/>
+              <w:rPr>
+                <w:rFonts w:ascii="Times New Roman" w:eastAsia="Times New Roman" w:hAnsi="Times New Roman" w:cs="Times New Roman"/>
+                <w:sz w:val="24"/>
+                <w:szCs w:val="24"/>
+                <w:lang w:val="hu-HU"/>
+              </w:rPr>
+            </w:pPr>
+            <w:r>
+              <w:rPr>
+                <w:rFonts w:ascii="Times New Roman" w:eastAsia="Times New Roman" w:hAnsi="Times New Roman" w:cs="Times New Roman"/>
+                <w:sz w:val="24"/>
+                <w:szCs w:val="24"/>
+                <w:lang w:val="hu-HU"/>
+              </w:rPr>
+              <w:t xml:space="preserve">A témák azonnal és hibamentesen </w:t>
+            </w:r>
+            <w:proofErr w:type="spellStart"/>
+            <w:r>
+              <w:rPr>
+                <w:rFonts w:ascii="Times New Roman" w:eastAsia="Times New Roman" w:hAnsi="Times New Roman" w:cs="Times New Roman"/>
+                <w:sz w:val="24"/>
+                <w:szCs w:val="24"/>
+                <w:lang w:val="hu-HU"/>
+              </w:rPr>
+              <w:t>váltódtak</w:t>
+            </w:r>
+            <w:proofErr w:type="spellEnd"/>
+            <w:r>
+              <w:rPr>
+                <w:rFonts w:ascii="Times New Roman" w:eastAsia="Times New Roman" w:hAnsi="Times New Roman" w:cs="Times New Roman"/>
+                <w:sz w:val="24"/>
+                <w:szCs w:val="24"/>
+                <w:lang w:val="hu-HU"/>
+              </w:rPr>
+              <w:t>.</w:t>
+            </w:r>
+          </w:p>
+        </w:tc>
+        <w:tc>
+          <w:tcPr>
+            <w:tcW w:w="0" w:type="auto"/>
+            <w:tcBorders>
+              <w:top w:val="single" w:sz="6" w:space="0" w:color="C4C7C5"/>
+              <w:left w:val="single" w:sz="6" w:space="0" w:color="C4C7C5"/>
+              <w:bottom w:val="single" w:sz="6" w:space="0" w:color="C4C7C5"/>
+              <w:right w:val="single" w:sz="6" w:space="0" w:color="C4C7C5"/>
+            </w:tcBorders>
+            <w:tcMar>
+              <w:top w:w="120" w:type="dxa"/>
+              <w:left w:w="180" w:type="dxa"/>
+              <w:bottom w:w="120" w:type="dxa"/>
+              <w:right w:w="180" w:type="dxa"/>
+            </w:tcMar>
+            <w:vAlign w:val="center"/>
+            <w:hideMark/>
+          </w:tcPr>
+          <w:p>
+            <w:pPr>
+              <w:spacing w:after="480" w:line="240" w:lineRule="auto"/>
+              <w:rPr>
+                <w:rFonts w:ascii="Times New Roman" w:eastAsia="Times New Roman" w:hAnsi="Times New Roman" w:cs="Times New Roman"/>
+                <w:sz w:val="24"/>
+                <w:szCs w:val="24"/>
+                <w:lang w:val="hu-HU"/>
+              </w:rPr>
+            </w:pPr>
+            <w:r>
+              <w:rPr>
+                <w:rFonts w:ascii="Times New Roman" w:eastAsia="Times New Roman" w:hAnsi="Times New Roman" w:cs="Times New Roman"/>
+                <w:b/>
+                <w:bCs/>
+                <w:sz w:val="24"/>
+                <w:szCs w:val="24"/>
+                <w:lang w:val="hu-HU"/>
+              </w:rPr>
+              <w:t>SIKERES</w:t>
+            </w:r>
+          </w:p>
+        </w:tc>
+      </w:tr>
+      <w:tr>
+        <w:trPr>
+          <w:tblCellSpacing w:w="15" w:type="dxa"/>
+        </w:trPr>
+        <w:tc>
+          <w:tcPr>
+            <w:tcW w:w="0" w:type="auto"/>
+            <w:tcBorders>
+              <w:top w:val="single" w:sz="6" w:space="0" w:color="C4C7C5"/>
+              <w:left w:val="single" w:sz="6" w:space="0" w:color="C4C7C5"/>
+              <w:bottom w:val="single" w:sz="6" w:space="0" w:color="C4C7C5"/>
+              <w:right w:val="single" w:sz="6" w:space="0" w:color="C4C7C5"/>
+            </w:tcBorders>
+            <w:tcMar>
+              <w:top w:w="120" w:type="dxa"/>
+              <w:left w:w="180" w:type="dxa"/>
+              <w:bottom w:w="120" w:type="dxa"/>
+              <w:right w:w="180" w:type="dxa"/>
+            </w:tcMar>
+            <w:vAlign w:val="center"/>
+            <w:hideMark/>
+          </w:tcPr>
+          <w:p>
+            <w:pPr>
+              <w:spacing w:after="480" w:line="240" w:lineRule="auto"/>
+              <w:rPr>
+                <w:rFonts w:ascii="Times New Roman" w:eastAsia="Times New Roman" w:hAnsi="Times New Roman" w:cs="Times New Roman"/>
+                <w:sz w:val="24"/>
+                <w:szCs w:val="24"/>
+                <w:lang w:val="hu-HU"/>
+              </w:rPr>
+            </w:pPr>
+            <w:r>
+              <w:rPr>
+                <w:rFonts w:ascii="Times New Roman" w:eastAsia="Times New Roman" w:hAnsi="Times New Roman" w:cs="Times New Roman"/>
+                <w:b/>
+                <w:bCs/>
+                <w:sz w:val="24"/>
+                <w:szCs w:val="24"/>
+                <w:lang w:val="hu-HU"/>
+              </w:rPr>
+              <w:t>TC-11</w:t>
+            </w:r>
+          </w:p>
+        </w:tc>
+        <w:tc>
+          <w:tcPr>
+            <w:tcW w:w="0" w:type="auto"/>
+            <w:tcBorders>
+              <w:top w:val="single" w:sz="6" w:space="0" w:color="C4C7C5"/>
+              <w:left w:val="single" w:sz="6" w:space="0" w:color="C4C7C5"/>
+              <w:bottom w:val="single" w:sz="6" w:space="0" w:color="C4C7C5"/>
+              <w:right w:val="single" w:sz="6" w:space="0" w:color="C4C7C5"/>
+            </w:tcBorders>
+            <w:tcMar>
+              <w:top w:w="120" w:type="dxa"/>
+              <w:left w:w="180" w:type="dxa"/>
+              <w:bottom w:w="120" w:type="dxa"/>
+              <w:right w:w="180" w:type="dxa"/>
+            </w:tcMar>
+            <w:vAlign w:val="center"/>
+            <w:hideMark/>
+          </w:tcPr>
+          <w:p>
+            <w:pPr>
+              <w:spacing w:after="480" w:line="240" w:lineRule="auto"/>
+              <w:rPr>
+                <w:rFonts w:ascii="Times New Roman" w:eastAsia="Times New Roman" w:hAnsi="Times New Roman" w:cs="Times New Roman"/>
+                <w:sz w:val="24"/>
+                <w:szCs w:val="24"/>
+                <w:lang w:val="hu-HU"/>
+              </w:rPr>
+            </w:pPr>
+            <w:proofErr w:type="spellStart"/>
+            <w:r>
+              <w:rPr>
+                <w:rFonts w:ascii="Times New Roman" w:eastAsia="Times New Roman" w:hAnsi="Times New Roman" w:cs="Times New Roman"/>
+                <w:sz w:val="24"/>
+                <w:szCs w:val="24"/>
+                <w:lang w:val="hu-HU"/>
+              </w:rPr>
+              <w:t>Újrajáték</w:t>
+            </w:r>
+            <w:proofErr w:type="spellEnd"/>
+            <w:r>
+              <w:rPr>
+                <w:rFonts w:ascii="Times New Roman" w:eastAsia="Times New Roman" w:hAnsi="Times New Roman" w:cs="Times New Roman"/>
+                <w:sz w:val="24"/>
+                <w:szCs w:val="24"/>
+                <w:lang w:val="hu-HU"/>
+              </w:rPr>
+              <w:t xml:space="preserve"> (RESTART gomb)</w:t>
+            </w:r>
+          </w:p>
+        </w:tc>
+        <w:tc>
+          <w:tcPr>
+            <w:tcW w:w="0" w:type="auto"/>
+            <w:tcBorders>
+              <w:top w:val="single" w:sz="6" w:space="0" w:color="C4C7C5"/>
+              <w:left w:val="single" w:sz="6" w:space="0" w:color="C4C7C5"/>
+              <w:bottom w:val="single" w:sz="6" w:space="0" w:color="C4C7C5"/>
+              <w:right w:val="single" w:sz="6" w:space="0" w:color="C4C7C5"/>
+            </w:tcBorders>
+            <w:tcMar>
+              <w:top w:w="120" w:type="dxa"/>
+              <w:left w:w="180" w:type="dxa"/>
+              <w:bottom w:w="120" w:type="dxa"/>
+              <w:right w:w="180" w:type="dxa"/>
+            </w:tcMar>
+            <w:vAlign w:val="center"/>
+            <w:hideMark/>
+          </w:tcPr>
+          <w:p>
+            <w:pPr>
+              <w:spacing w:after="480" w:line="240" w:lineRule="auto"/>
+              <w:rPr>
+                <w:rFonts w:ascii="Times New Roman" w:eastAsia="Times New Roman" w:hAnsi="Times New Roman" w:cs="Times New Roman"/>
+                <w:sz w:val="24"/>
+                <w:szCs w:val="24"/>
+                <w:lang w:val="hu-HU"/>
+              </w:rPr>
+            </w:pPr>
+            <w:r>
+              <w:rPr>
+                <w:rFonts w:ascii="Times New Roman" w:eastAsia="Times New Roman" w:hAnsi="Times New Roman" w:cs="Times New Roman"/>
+                <w:sz w:val="24"/>
+                <w:szCs w:val="24"/>
+                <w:lang w:val="hu-HU"/>
+              </w:rPr>
+              <w:t>Kattintás a RESTART gombra a Game Over képernyőn</w:t>
+            </w:r>
+          </w:p>
+        </w:tc>
+        <w:tc>
+          <w:tcPr>
+            <w:tcW w:w="0" w:type="auto"/>
+            <w:tcBorders>
+              <w:top w:val="single" w:sz="6" w:space="0" w:color="C4C7C5"/>
+              <w:left w:val="single" w:sz="6" w:space="0" w:color="C4C7C5"/>
+              <w:bottom w:val="single" w:sz="6" w:space="0" w:color="C4C7C5"/>
+              <w:right w:val="single" w:sz="6" w:space="0" w:color="C4C7C5"/>
+            </w:tcBorders>
+            <w:tcMar>
+              <w:top w:w="120" w:type="dxa"/>
+              <w:left w:w="180" w:type="dxa"/>
+              <w:bottom w:w="120" w:type="dxa"/>
+              <w:right w:w="180" w:type="dxa"/>
+            </w:tcMar>
+            <w:vAlign w:val="center"/>
+            <w:hideMark/>
+          </w:tcPr>
+          <w:p>
+            <w:pPr>
+              <w:spacing w:after="480" w:line="240" w:lineRule="auto"/>
+              <w:rPr>
+                <w:rFonts w:ascii="Times New Roman" w:eastAsia="Times New Roman" w:hAnsi="Times New Roman" w:cs="Times New Roman"/>
+                <w:sz w:val="24"/>
+                <w:szCs w:val="24"/>
+                <w:lang w:val="hu-HU"/>
+              </w:rPr>
+            </w:pPr>
+            <w:r>
+              <w:rPr>
+                <w:rFonts w:ascii="Times New Roman" w:eastAsia="Times New Roman" w:hAnsi="Times New Roman" w:cs="Times New Roman"/>
+                <w:sz w:val="24"/>
+                <w:szCs w:val="24"/>
+                <w:lang w:val="hu-HU"/>
+              </w:rPr>
+              <w:t xml:space="preserve">A pontszám </w:t>
+            </w:r>
+            <w:proofErr w:type="spellStart"/>
+            <w:r>
+              <w:rPr>
+                <w:rFonts w:ascii="Times New Roman" w:eastAsia="Times New Roman" w:hAnsi="Times New Roman" w:cs="Times New Roman"/>
+                <w:sz w:val="24"/>
+                <w:szCs w:val="24"/>
+                <w:lang w:val="hu-HU"/>
+              </w:rPr>
+              <w:t>lenullázódik</w:t>
+            </w:r>
+            <w:proofErr w:type="spellEnd"/>
+            <w:r>
+              <w:rPr>
+                <w:rFonts w:ascii="Times New Roman" w:eastAsia="Times New Roman" w:hAnsi="Times New Roman" w:cs="Times New Roman"/>
+                <w:sz w:val="24"/>
+                <w:szCs w:val="24"/>
+                <w:lang w:val="hu-HU"/>
+              </w:rPr>
+              <w:t>, az meglévő oszlopok törlődnek, a méhecske alaphelyzetbe áll és a játék újraindul.</w:t>
+            </w:r>
+          </w:p>
+        </w:tc>
+        <w:tc>
+          <w:tcPr>
+            <w:tcW w:w="0" w:type="auto"/>
+            <w:tcBorders>
+              <w:top w:val="single" w:sz="6" w:space="0" w:color="C4C7C5"/>
+              <w:left w:val="single" w:sz="6" w:space="0" w:color="C4C7C5"/>
+              <w:bottom w:val="single" w:sz="6" w:space="0" w:color="C4C7C5"/>
+              <w:right w:val="single" w:sz="6" w:space="0" w:color="C4C7C5"/>
+            </w:tcBorders>
+            <w:tcMar>
+              <w:top w:w="120" w:type="dxa"/>
+              <w:left w:w="180" w:type="dxa"/>
+              <w:bottom w:w="120" w:type="dxa"/>
+              <w:right w:w="180" w:type="dxa"/>
+            </w:tcMar>
+            <w:vAlign w:val="center"/>
+            <w:hideMark/>
+          </w:tcPr>
+          <w:p>
+            <w:pPr>
+              <w:spacing w:after="480" w:line="240" w:lineRule="auto"/>
+              <w:rPr>
+                <w:rFonts w:ascii="Times New Roman" w:eastAsia="Times New Roman" w:hAnsi="Times New Roman" w:cs="Times New Roman"/>
+                <w:sz w:val="24"/>
+                <w:szCs w:val="24"/>
+                <w:lang w:val="hu-HU"/>
+              </w:rPr>
+            </w:pPr>
+            <w:r>
+              <w:rPr>
+                <w:rFonts w:ascii="Times New Roman" w:eastAsia="Times New Roman" w:hAnsi="Times New Roman" w:cs="Times New Roman"/>
+                <w:sz w:val="24"/>
+                <w:szCs w:val="24"/>
+                <w:lang w:val="hu-HU"/>
+              </w:rPr>
+              <w:t xml:space="preserve">A játék az oszlopok törlése után tisztán </w:t>
+            </w:r>
+            <w:proofErr w:type="spellStart"/>
+            <w:r>
+              <w:rPr>
+                <w:rFonts w:ascii="Times New Roman" w:eastAsia="Times New Roman" w:hAnsi="Times New Roman" w:cs="Times New Roman"/>
+                <w:sz w:val="24"/>
+                <w:szCs w:val="24"/>
+                <w:lang w:val="hu-HU"/>
+              </w:rPr>
+              <w:t>újraindult</w:t>
+            </w:r>
+            <w:proofErr w:type="spellEnd"/>
+            <w:r>
+              <w:rPr>
+                <w:rFonts w:ascii="Times New Roman" w:eastAsia="Times New Roman" w:hAnsi="Times New Roman" w:cs="Times New Roman"/>
+                <w:sz w:val="24"/>
+                <w:szCs w:val="24"/>
+                <w:lang w:val="hu-HU"/>
+              </w:rPr>
+              <w:t>.</w:t>
+            </w:r>
+          </w:p>
+        </w:tc>
+        <w:tc>
+          <w:tcPr>
+            <w:tcW w:w="0" w:type="auto"/>
+            <w:tcBorders>
+              <w:top w:val="single" w:sz="6" w:space="0" w:color="C4C7C5"/>
+              <w:left w:val="single" w:sz="6" w:space="0" w:color="C4C7C5"/>
+              <w:bottom w:val="single" w:sz="6" w:space="0" w:color="C4C7C5"/>
+              <w:right w:val="single" w:sz="6" w:space="0" w:color="C4C7C5"/>
+            </w:tcBorders>
+            <w:tcMar>
+              <w:top w:w="120" w:type="dxa"/>
+              <w:left w:w="180" w:type="dxa"/>
+              <w:bottom w:w="120" w:type="dxa"/>
+              <w:right w:w="180" w:type="dxa"/>
+            </w:tcMar>
+            <w:vAlign w:val="center"/>
+            <w:hideMark/>
+          </w:tcPr>
+          <w:p>
+            <w:pPr>
+              <w:spacing w:after="480" w:line="240" w:lineRule="auto"/>
+              <w:rPr>
+                <w:rFonts w:ascii="Times New Roman" w:eastAsia="Times New Roman" w:hAnsi="Times New Roman" w:cs="Times New Roman"/>
+                <w:sz w:val="24"/>
+                <w:szCs w:val="24"/>
+                <w:lang w:val="hu-HU"/>
+              </w:rPr>
+            </w:pPr>
+            <w:r>
+              <w:rPr>
+                <w:rFonts w:ascii="Times New Roman" w:eastAsia="Times New Roman" w:hAnsi="Times New Roman" w:cs="Times New Roman"/>
+                <w:b/>
+                <w:bCs/>
+                <w:sz w:val="24"/>
+                <w:szCs w:val="24"/>
+                <w:lang w:val="hu-HU"/>
+              </w:rPr>
+              <w:t>SIKERES</w:t>
+            </w:r>
+          </w:p>
+        </w:tc>
+      </w:tr>
+      <w:tr>
+        <w:trPr>
+          <w:tblCellSpacing w:w="15" w:type="dxa"/>
+        </w:trPr>
+        <w:tc>
+          <w:tcPr>
+            <w:tcW w:w="0" w:type="auto"/>
+            <w:tcBorders>
+              <w:top w:val="single" w:sz="6" w:space="0" w:color="C4C7C5"/>
+              <w:left w:val="single" w:sz="6" w:space="0" w:color="C4C7C5"/>
+              <w:bottom w:val="single" w:sz="6" w:space="0" w:color="C4C7C5"/>
+              <w:right w:val="single" w:sz="6" w:space="0" w:color="C4C7C5"/>
+            </w:tcBorders>
+            <w:tcMar>
+              <w:top w:w="120" w:type="dxa"/>
+              <w:left w:w="180" w:type="dxa"/>
+              <w:bottom w:w="120" w:type="dxa"/>
+              <w:right w:w="180" w:type="dxa"/>
+            </w:tcMar>
+            <w:vAlign w:val="center"/>
+            <w:hideMark/>
+          </w:tcPr>
+          <w:p>
+            <w:pPr>
+              <w:spacing w:after="480" w:line="240" w:lineRule="auto"/>
+              <w:rPr>
+                <w:rFonts w:ascii="Times New Roman" w:eastAsia="Times New Roman" w:hAnsi="Times New Roman" w:cs="Times New Roman"/>
+                <w:sz w:val="24"/>
+                <w:szCs w:val="24"/>
+                <w:lang w:val="hu-HU"/>
+              </w:rPr>
+            </w:pPr>
+            <w:r>
+              <w:rPr>
+                <w:rFonts w:ascii="Times New Roman" w:eastAsia="Times New Roman" w:hAnsi="Times New Roman" w:cs="Times New Roman"/>
+                <w:b/>
+                <w:bCs/>
+                <w:sz w:val="24"/>
+                <w:szCs w:val="24"/>
+                <w:lang w:val="hu-HU"/>
+              </w:rPr>
+              <w:t>TC-12</w:t>
+            </w:r>
+          </w:p>
+        </w:tc>
+        <w:tc>
+          <w:tcPr>
+            <w:tcW w:w="0" w:type="auto"/>
+            <w:tcBorders>
+              <w:top w:val="single" w:sz="6" w:space="0" w:color="C4C7C5"/>
+              <w:left w:val="single" w:sz="6" w:space="0" w:color="C4C7C5"/>
+              <w:bottom w:val="single" w:sz="6" w:space="0" w:color="C4C7C5"/>
+              <w:right w:val="single" w:sz="6" w:space="0" w:color="C4C7C5"/>
+            </w:tcBorders>
+            <w:tcMar>
+              <w:top w:w="120" w:type="dxa"/>
+              <w:left w:w="180" w:type="dxa"/>
+              <w:bottom w:w="120" w:type="dxa"/>
+              <w:right w:w="180" w:type="dxa"/>
+            </w:tcMar>
+            <w:vAlign w:val="center"/>
+            <w:hideMark/>
+          </w:tcPr>
+          <w:p>
+            <w:pPr>
+              <w:spacing w:after="480" w:line="240" w:lineRule="auto"/>
+              <w:rPr>
+                <w:rFonts w:ascii="Times New Roman" w:eastAsia="Times New Roman" w:hAnsi="Times New Roman" w:cs="Times New Roman"/>
+                <w:sz w:val="24"/>
+                <w:szCs w:val="24"/>
+                <w:lang w:val="hu-HU"/>
+              </w:rPr>
+            </w:pPr>
+            <w:r>
+              <w:rPr>
+                <w:rFonts w:ascii="Times New Roman" w:eastAsia="Times New Roman" w:hAnsi="Times New Roman" w:cs="Times New Roman"/>
+                <w:sz w:val="24"/>
+                <w:szCs w:val="24"/>
+                <w:lang w:val="hu-HU"/>
+              </w:rPr>
+              <w:t>Visszatérés a menübe (MENU gomb)</w:t>
+            </w:r>
+          </w:p>
+        </w:tc>
+        <w:tc>
+          <w:tcPr>
+            <w:tcW w:w="0" w:type="auto"/>
+            <w:tcBorders>
+              <w:top w:val="single" w:sz="6" w:space="0" w:color="C4C7C5"/>
+              <w:left w:val="single" w:sz="6" w:space="0" w:color="C4C7C5"/>
+              <w:bottom w:val="single" w:sz="6" w:space="0" w:color="C4C7C5"/>
+              <w:right w:val="single" w:sz="6" w:space="0" w:color="C4C7C5"/>
+            </w:tcBorders>
+            <w:tcMar>
+              <w:top w:w="120" w:type="dxa"/>
+              <w:left w:w="180" w:type="dxa"/>
+              <w:bottom w:w="120" w:type="dxa"/>
+              <w:right w:w="180" w:type="dxa"/>
+            </w:tcMar>
+            <w:vAlign w:val="center"/>
+            <w:hideMark/>
+          </w:tcPr>
+          <w:p>
+            <w:pPr>
+              <w:spacing w:after="480" w:line="240" w:lineRule="auto"/>
+              <w:rPr>
+                <w:rFonts w:ascii="Times New Roman" w:eastAsia="Times New Roman" w:hAnsi="Times New Roman" w:cs="Times New Roman"/>
+                <w:sz w:val="24"/>
+                <w:szCs w:val="24"/>
+                <w:lang w:val="hu-HU"/>
+              </w:rPr>
+            </w:pPr>
+            <w:r>
+              <w:rPr>
+                <w:rFonts w:ascii="Times New Roman" w:eastAsia="Times New Roman" w:hAnsi="Times New Roman" w:cs="Times New Roman"/>
+                <w:sz w:val="24"/>
+                <w:szCs w:val="24"/>
+                <w:lang w:val="hu-HU"/>
+              </w:rPr>
+              <w:t>Kattintás a MENU gombra Game Over után</w:t>
+            </w:r>
+          </w:p>
+        </w:tc>
+        <w:tc>
+          <w:tcPr>
+            <w:tcW w:w="0" w:type="auto"/>
+            <w:tcBorders>
+              <w:top w:val="single" w:sz="6" w:space="0" w:color="C4C7C5"/>
+              <w:left w:val="single" w:sz="6" w:space="0" w:color="C4C7C5"/>
+              <w:bottom w:val="single" w:sz="6" w:space="0" w:color="C4C7C5"/>
+              <w:right w:val="single" w:sz="6" w:space="0" w:color="C4C7C5"/>
+            </w:tcBorders>
+            <w:tcMar>
+              <w:top w:w="120" w:type="dxa"/>
+              <w:left w:w="180" w:type="dxa"/>
+              <w:bottom w:w="120" w:type="dxa"/>
+              <w:right w:w="180" w:type="dxa"/>
+            </w:tcMar>
+            <w:vAlign w:val="center"/>
+            <w:hideMark/>
+          </w:tcPr>
+          <w:p>
+            <w:pPr>
+              <w:spacing w:after="480" w:line="240" w:lineRule="auto"/>
+              <w:rPr>
+                <w:rFonts w:ascii="Times New Roman" w:eastAsia="Times New Roman" w:hAnsi="Times New Roman" w:cs="Times New Roman"/>
+                <w:sz w:val="24"/>
+                <w:szCs w:val="24"/>
+                <w:lang w:val="hu-HU"/>
+              </w:rPr>
+            </w:pPr>
+            <w:r>
+              <w:rPr>
+                <w:rFonts w:ascii="Times New Roman" w:eastAsia="Times New Roman" w:hAnsi="Times New Roman" w:cs="Times New Roman"/>
+                <w:sz w:val="24"/>
+                <w:szCs w:val="24"/>
+                <w:lang w:val="hu-HU"/>
+              </w:rPr>
+              <w:t>A Game Over képernyő eltűnik, a Start képernyő megjelenik a frissített rekorddal.</w:t>
+            </w:r>
+          </w:p>
+        </w:tc>
+        <w:tc>
+          <w:tcPr>
+            <w:tcW w:w="0" w:type="auto"/>
+            <w:tcBorders>
+              <w:top w:val="single" w:sz="6" w:space="0" w:color="C4C7C5"/>
+              <w:left w:val="single" w:sz="6" w:space="0" w:color="C4C7C5"/>
+              <w:bottom w:val="single" w:sz="6" w:space="0" w:color="C4C7C5"/>
+              <w:right w:val="single" w:sz="6" w:space="0" w:color="C4C7C5"/>
+            </w:tcBorders>
+            <w:tcMar>
+              <w:top w:w="120" w:type="dxa"/>
+              <w:left w:w="180" w:type="dxa"/>
+              <w:bottom w:w="120" w:type="dxa"/>
+              <w:right w:w="180" w:type="dxa"/>
+            </w:tcMar>
+            <w:vAlign w:val="center"/>
+            <w:hideMark/>
+          </w:tcPr>
+          <w:p>
+            <w:pPr>
+              <w:spacing w:after="480" w:line="240" w:lineRule="auto"/>
+              <w:rPr>
+                <w:rFonts w:ascii="Times New Roman" w:eastAsia="Times New Roman" w:hAnsi="Times New Roman" w:cs="Times New Roman"/>
+                <w:sz w:val="24"/>
+                <w:szCs w:val="24"/>
+                <w:lang w:val="hu-HU"/>
+              </w:rPr>
+            </w:pPr>
+            <w:r>
+              <w:rPr>
+                <w:rFonts w:ascii="Times New Roman" w:eastAsia="Times New Roman" w:hAnsi="Times New Roman" w:cs="Times New Roman"/>
+                <w:sz w:val="24"/>
+                <w:szCs w:val="24"/>
+                <w:lang w:val="hu-HU"/>
+              </w:rPr>
+              <w:t>A főmenü hibátlanul megjelent.</w:t>
+            </w:r>
+          </w:p>
+        </w:tc>
+        <w:tc>
+          <w:tcPr>
+            <w:tcW w:w="0" w:type="auto"/>
+            <w:tcBorders>
+              <w:top w:val="single" w:sz="6" w:space="0" w:color="C4C7C5"/>
+              <w:left w:val="single" w:sz="6" w:space="0" w:color="C4C7C5"/>
+              <w:bottom w:val="single" w:sz="6" w:space="0" w:color="C4C7C5"/>
+              <w:right w:val="single" w:sz="6" w:space="0" w:color="C4C7C5"/>
+            </w:tcBorders>
+            <w:tcMar>
+              <w:top w:w="120" w:type="dxa"/>
+              <w:left w:w="180" w:type="dxa"/>
+              <w:bottom w:w="120" w:type="dxa"/>
+              <w:right w:w="180" w:type="dxa"/>
+            </w:tcMar>
+            <w:vAlign w:val="center"/>
+            <w:hideMark/>
+          </w:tcPr>
+          <w:p>
+            <w:pPr>
+              <w:spacing w:after="480" w:line="240" w:lineRule="auto"/>
+              <w:rPr>
+                <w:rFonts w:ascii="Times New Roman" w:eastAsia="Times New Roman" w:hAnsi="Times New Roman" w:cs="Times New Roman"/>
+                <w:sz w:val="24"/>
+                <w:szCs w:val="24"/>
+                <w:lang w:val="hu-HU"/>
+              </w:rPr>
+            </w:pPr>
+            <w:r>
+              <w:rPr>
+                <w:rFonts w:ascii="Times New Roman" w:eastAsia="Times New Roman" w:hAnsi="Times New Roman" w:cs="Times New Roman"/>
+                <w:b/>
+                <w:bCs/>
+                <w:sz w:val="24"/>
+                <w:szCs w:val="24"/>
+                <w:lang w:val="hu-HU"/>
+              </w:rPr>
+              <w:t>SIKERES</w:t>
+            </w:r>
+          </w:p>
+        </w:tc>
+      </w:tr>
+      <w:tr>
+        <w:trPr>
+          <w:tblCellSpacing w:w="15" w:type="dxa"/>
+        </w:trPr>
+        <w:tc>
+          <w:tcPr>
+            <w:tcW w:w="0" w:type="auto"/>
+            <w:tcBorders>
+              <w:top w:val="single" w:sz="6" w:space="0" w:color="C4C7C5"/>
+              <w:left w:val="single" w:sz="6" w:space="0" w:color="C4C7C5"/>
+              <w:bottom w:val="single" w:sz="6" w:space="0" w:color="C4C7C5"/>
+              <w:right w:val="single" w:sz="6" w:space="0" w:color="C4C7C5"/>
+            </w:tcBorders>
+            <w:tcMar>
+              <w:top w:w="120" w:type="dxa"/>
+              <w:left w:w="180" w:type="dxa"/>
+              <w:bottom w:w="120" w:type="dxa"/>
+              <w:right w:w="180" w:type="dxa"/>
+            </w:tcMar>
+            <w:vAlign w:val="center"/>
+            <w:hideMark/>
+          </w:tcPr>
+          <w:p>
+            <w:pPr>
+              <w:spacing w:after="480" w:line="240" w:lineRule="auto"/>
+              <w:rPr>
+                <w:rFonts w:ascii="Times New Roman" w:eastAsia="Times New Roman" w:hAnsi="Times New Roman" w:cs="Times New Roman"/>
+                <w:sz w:val="24"/>
+                <w:szCs w:val="24"/>
+                <w:lang w:val="hu-HU"/>
+              </w:rPr>
+            </w:pPr>
+            <w:r>
+              <w:rPr>
+                <w:rFonts w:ascii="Times New Roman" w:eastAsia="Times New Roman" w:hAnsi="Times New Roman" w:cs="Times New Roman"/>
+                <w:b/>
+                <w:bCs/>
+                <w:sz w:val="24"/>
+                <w:szCs w:val="24"/>
+                <w:lang w:val="hu-HU"/>
+              </w:rPr>
+              <w:t>TC-13</w:t>
+            </w:r>
+          </w:p>
+        </w:tc>
+        <w:tc>
+          <w:tcPr>
+            <w:tcW w:w="0" w:type="auto"/>
+            <w:tcBorders>
+              <w:top w:val="single" w:sz="6" w:space="0" w:color="C4C7C5"/>
+              <w:left w:val="single" w:sz="6" w:space="0" w:color="C4C7C5"/>
+              <w:bottom w:val="single" w:sz="6" w:space="0" w:color="C4C7C5"/>
+              <w:right w:val="single" w:sz="6" w:space="0" w:color="C4C7C5"/>
+            </w:tcBorders>
+            <w:tcMar>
+              <w:top w:w="120" w:type="dxa"/>
+              <w:left w:w="180" w:type="dxa"/>
+              <w:bottom w:w="120" w:type="dxa"/>
+              <w:right w:w="180" w:type="dxa"/>
+            </w:tcMar>
+            <w:vAlign w:val="center"/>
+            <w:hideMark/>
+          </w:tcPr>
+          <w:p>
+            <w:pPr>
+              <w:spacing w:after="480" w:line="240" w:lineRule="auto"/>
+              <w:rPr>
+                <w:rFonts w:ascii="Times New Roman" w:eastAsia="Times New Roman" w:hAnsi="Times New Roman" w:cs="Times New Roman"/>
+                <w:sz w:val="24"/>
+                <w:szCs w:val="24"/>
+                <w:lang w:val="hu-HU"/>
+              </w:rPr>
+            </w:pPr>
+            <w:r>
+              <w:rPr>
+                <w:rFonts w:ascii="Times New Roman" w:eastAsia="Times New Roman" w:hAnsi="Times New Roman" w:cs="Times New Roman"/>
+                <w:sz w:val="24"/>
+                <w:szCs w:val="24"/>
+                <w:lang w:val="hu-HU"/>
+              </w:rPr>
+              <w:t>Gomb kattintás védelem játék közben</w:t>
+            </w:r>
+          </w:p>
+        </w:tc>
+        <w:tc>
+          <w:tcPr>
+            <w:tcW w:w="0" w:type="auto"/>
+            <w:tcBorders>
+              <w:top w:val="single" w:sz="6" w:space="0" w:color="C4C7C5"/>
+              <w:left w:val="single" w:sz="6" w:space="0" w:color="C4C7C5"/>
+              <w:bottom w:val="single" w:sz="6" w:space="0" w:color="C4C7C5"/>
+              <w:right w:val="single" w:sz="6" w:space="0" w:color="C4C7C5"/>
+            </w:tcBorders>
+            <w:tcMar>
+              <w:top w:w="120" w:type="dxa"/>
+              <w:left w:w="180" w:type="dxa"/>
+              <w:bottom w:w="120" w:type="dxa"/>
+              <w:right w:w="180" w:type="dxa"/>
+            </w:tcMar>
+            <w:vAlign w:val="center"/>
+            <w:hideMark/>
+          </w:tcPr>
+          <w:p>
+            <w:pPr>
+              <w:spacing w:after="480" w:line="240" w:lineRule="auto"/>
+              <w:rPr>
+                <w:rFonts w:ascii="Times New Roman" w:eastAsia="Times New Roman" w:hAnsi="Times New Roman" w:cs="Times New Roman"/>
+                <w:sz w:val="24"/>
+                <w:szCs w:val="24"/>
+                <w:lang w:val="hu-HU"/>
+              </w:rPr>
+            </w:pPr>
+            <w:r>
+              <w:rPr>
+                <w:rFonts w:ascii="Times New Roman" w:eastAsia="Times New Roman" w:hAnsi="Times New Roman" w:cs="Times New Roman"/>
+                <w:sz w:val="24"/>
+                <w:szCs w:val="24"/>
+                <w:lang w:val="hu-HU"/>
+              </w:rPr>
+              <w:t>Kattintás egy gombra játék közben</w:t>
+            </w:r>
+          </w:p>
+        </w:tc>
+        <w:tc>
+          <w:tcPr>
+            <w:tcW w:w="0" w:type="auto"/>
+            <w:tcBorders>
+              <w:top w:val="single" w:sz="6" w:space="0" w:color="C4C7C5"/>
+              <w:left w:val="single" w:sz="6" w:space="0" w:color="C4C7C5"/>
+              <w:bottom w:val="single" w:sz="6" w:space="0" w:color="C4C7C5"/>
+              <w:right w:val="single" w:sz="6" w:space="0" w:color="C4C7C5"/>
+            </w:tcBorders>
+            <w:tcMar>
+              <w:top w:w="120" w:type="dxa"/>
+              <w:left w:w="180" w:type="dxa"/>
+              <w:bottom w:w="120" w:type="dxa"/>
+              <w:right w:w="180" w:type="dxa"/>
+            </w:tcMar>
+            <w:vAlign w:val="center"/>
+            <w:hideMark/>
+          </w:tcPr>
+          <w:p>
+            <w:pPr>
+              <w:spacing w:after="480" w:line="240" w:lineRule="auto"/>
+              <w:rPr>
+                <w:rFonts w:ascii="Times New Roman" w:eastAsia="Times New Roman" w:hAnsi="Times New Roman" w:cs="Times New Roman"/>
+                <w:sz w:val="24"/>
+                <w:szCs w:val="24"/>
+                <w:lang w:val="hu-HU"/>
+              </w:rPr>
+            </w:pPr>
+            <w:r>
+              <w:rPr>
+                <w:rFonts w:ascii="Times New Roman" w:eastAsia="Times New Roman" w:hAnsi="Times New Roman" w:cs="Times New Roman"/>
+                <w:sz w:val="24"/>
+                <w:szCs w:val="24"/>
+                <w:lang w:val="hu-HU"/>
+              </w:rPr>
+              <w:t xml:space="preserve">A gombra kattintás nem vált ki nem kívánt ugrást (a </w:t>
+            </w:r>
+            <w:proofErr w:type="spellStart"/>
+            <w:r>
+              <w:rPr>
+                <w:rFonts w:ascii="Courier New" w:eastAsia="Times New Roman" w:hAnsi="Courier New" w:cs="Courier New"/>
+                <w:sz w:val="20"/>
+                <w:szCs w:val="20"/>
+                <w:lang w:val="hu-HU"/>
+              </w:rPr>
+              <w:t>closest</w:t>
+            </w:r>
+            <w:proofErr w:type="spellEnd"/>
+            <w:r>
+              <w:rPr>
+                <w:rFonts w:ascii="Courier New" w:eastAsia="Times New Roman" w:hAnsi="Courier New" w:cs="Courier New"/>
+                <w:sz w:val="20"/>
+                <w:szCs w:val="20"/>
+                <w:lang w:val="hu-HU"/>
+              </w:rPr>
+              <w:t>('</w:t>
+            </w:r>
+            <w:proofErr w:type="spellStart"/>
+            <w:r>
+              <w:rPr>
+                <w:rFonts w:ascii="Courier New" w:eastAsia="Times New Roman" w:hAnsi="Courier New" w:cs="Courier New"/>
+                <w:sz w:val="20"/>
+                <w:szCs w:val="20"/>
+                <w:lang w:val="hu-HU"/>
+              </w:rPr>
+              <w:t>button</w:t>
+            </w:r>
+            <w:proofErr w:type="spellEnd"/>
+            <w:r>
+              <w:rPr>
+                <w:rFonts w:ascii="Courier New" w:eastAsia="Times New Roman" w:hAnsi="Courier New" w:cs="Courier New"/>
+                <w:sz w:val="20"/>
+                <w:szCs w:val="20"/>
+                <w:lang w:val="hu-HU"/>
+              </w:rPr>
+              <w:t>')</w:t>
+            </w:r>
+            <w:r>
+              <w:rPr>
+                <w:rFonts w:ascii="Times New Roman" w:eastAsia="Times New Roman" w:hAnsi="Times New Roman" w:cs="Times New Roman"/>
+                <w:sz w:val="24"/>
+                <w:szCs w:val="24"/>
+                <w:lang w:val="hu-HU"/>
+              </w:rPr>
+              <w:t xml:space="preserve"> ellenőrzés miatt).</w:t>
+            </w:r>
+          </w:p>
+        </w:tc>
+        <w:tc>
+          <w:tcPr>
+            <w:tcW w:w="0" w:type="auto"/>
+            <w:tcBorders>
+              <w:top w:val="single" w:sz="6" w:space="0" w:color="C4C7C5"/>
+              <w:left w:val="single" w:sz="6" w:space="0" w:color="C4C7C5"/>
+              <w:bottom w:val="single" w:sz="6" w:space="0" w:color="C4C7C5"/>
+              <w:right w:val="single" w:sz="6" w:space="0" w:color="C4C7C5"/>
+            </w:tcBorders>
+            <w:tcMar>
+              <w:top w:w="120" w:type="dxa"/>
+              <w:left w:w="180" w:type="dxa"/>
+              <w:bottom w:w="120" w:type="dxa"/>
+              <w:right w:w="180" w:type="dxa"/>
+            </w:tcMar>
+            <w:vAlign w:val="center"/>
+            <w:hideMark/>
+          </w:tcPr>
+          <w:p>
+            <w:pPr>
+              <w:spacing w:after="480" w:line="240" w:lineRule="auto"/>
+              <w:rPr>
+                <w:rFonts w:ascii="Times New Roman" w:eastAsia="Times New Roman" w:hAnsi="Times New Roman" w:cs="Times New Roman"/>
+                <w:sz w:val="24"/>
+                <w:szCs w:val="24"/>
+                <w:lang w:val="hu-HU"/>
+              </w:rPr>
+            </w:pPr>
+            <w:r>
+              <w:rPr>
+                <w:rFonts w:ascii="Times New Roman" w:eastAsia="Times New Roman" w:hAnsi="Times New Roman" w:cs="Times New Roman"/>
+                <w:sz w:val="24"/>
+                <w:szCs w:val="24"/>
+                <w:lang w:val="hu-HU"/>
+              </w:rPr>
+              <w:t>A gombok megnyomása nem okozott plusz ugrást.</w:t>
+            </w:r>
+          </w:p>
+        </w:tc>
+        <w:tc>
+          <w:tcPr>
+            <w:tcW w:w="0" w:type="auto"/>
+            <w:tcBorders>
+              <w:top w:val="single" w:sz="6" w:space="0" w:color="C4C7C5"/>
+              <w:left w:val="single" w:sz="6" w:space="0" w:color="C4C7C5"/>
+              <w:bottom w:val="single" w:sz="6" w:space="0" w:color="C4C7C5"/>
+              <w:right w:val="single" w:sz="6" w:space="0" w:color="C4C7C5"/>
+            </w:tcBorders>
+            <w:tcMar>
+              <w:top w:w="120" w:type="dxa"/>
+              <w:left w:w="180" w:type="dxa"/>
+              <w:bottom w:w="120" w:type="dxa"/>
+              <w:right w:w="180" w:type="dxa"/>
+            </w:tcMar>
+            <w:vAlign w:val="center"/>
+            <w:hideMark/>
+          </w:tcPr>
+          <w:p>
+            <w:pPr>
+              <w:spacing w:after="480" w:line="240" w:lineRule="auto"/>
+              <w:rPr>
+                <w:rFonts w:ascii="Times New Roman" w:eastAsia="Times New Roman" w:hAnsi="Times New Roman" w:cs="Times New Roman"/>
+                <w:sz w:val="24"/>
+                <w:szCs w:val="24"/>
+                <w:lang w:val="hu-HU"/>
+              </w:rPr>
+            </w:pPr>
+            <w:r>
+              <w:rPr>
+                <w:rFonts w:ascii="Times New Roman" w:eastAsia="Times New Roman" w:hAnsi="Times New Roman" w:cs="Times New Roman"/>
+                <w:b/>
+                <w:bCs/>
+                <w:sz w:val="24"/>
+                <w:szCs w:val="24"/>
+                <w:lang w:val="hu-HU"/>
+              </w:rPr>
               <w:t>SIKERES</w:t>
             </w:r>
           </w:p>
@@ -2145,32 +5183,16 @@
     </w:p>
     <w:p>
       <w:r>
-        <w:t>|</w:t>
-      </w:r>
-      <w:proofErr w:type="gramStart"/>
-      <w:r>
-        <w:t xml:space="preserve"> </w:t>
+        <w:t xml:space="preserve">| </w:t>
       </w:r>
       <w:r>
         <w:t xml:space="preserve">  </w:t>
       </w:r>
       <w:r>
-        <w:t>[</w:t>
-      </w:r>
-      <w:proofErr w:type="gramEnd"/>
-      <w:r>
-        <w:t xml:space="preserve">Téma: Nyár] [Téma: </w:t>
-      </w:r>
-      <w:proofErr w:type="gramStart"/>
-      <w:r>
-        <w:t>Ősz]</w:t>
-      </w:r>
-      <w:r>
-        <w:t xml:space="preserve">   </w:t>
-      </w:r>
-      <w:proofErr w:type="gramEnd"/>
-      <w:r>
-        <w:t xml:space="preserve"> </w:t>
+        <w:t>[Téma: Nyár] [Téma: Ősz]</w:t>
+      </w:r>
+      <w:r>
+        <w:t xml:space="preserve">    </w:t>
       </w:r>
       <w:r>
         <w:t>|</w:t>
@@ -2181,29 +5203,13 @@
         <w:t>|</w:t>
       </w:r>
       <w:r>
-        <w:t xml:space="preserve">             </w:t>
-      </w:r>
-      <w:proofErr w:type="gramStart"/>
-      <w:r>
-        <w:t xml:space="preserve">  </w:t>
-      </w:r>
-      <w:r>
-        <w:t xml:space="preserve"> [</w:t>
-      </w:r>
-      <w:proofErr w:type="gramEnd"/>
-      <w:r>
-        <w:t xml:space="preserve">Téma: </w:t>
-      </w:r>
-      <w:proofErr w:type="gramStart"/>
-      <w:r>
-        <w:t xml:space="preserve">Éj] </w:t>
-      </w:r>
-      <w:r>
-        <w:t xml:space="preserve">  </w:t>
-      </w:r>
-      <w:proofErr w:type="gramEnd"/>
-      <w:r>
-        <w:t xml:space="preserve">             </w:t>
+        <w:t xml:space="preserve">               </w:t>
+      </w:r>
+      <w:r>
+        <w:t xml:space="preserve"> [Téma: Éj] </w:t>
+      </w:r>
+      <w:r>
+        <w:t xml:space="preserve">               </w:t>
       </w:r>
       <w:r>
         <w:t xml:space="preserve">| </w:t>
@@ -2252,32 +5258,11 @@
       <w:r>
         <w:t xml:space="preserve">| </w:t>
       </w:r>
-      <w:proofErr w:type="gramStart"/>
       <w:r>
         <w:t xml:space="preserve">   </w:t>
       </w:r>
       <w:r>
-        <w:t>[</w:t>
-      </w:r>
-      <w:proofErr w:type="gramEnd"/>
-      <w:r>
-        <w:t xml:space="preserve"> </w:t>
-      </w:r>
-      <w:proofErr w:type="gramStart"/>
-      <w:r>
-        <w:t>ÚJRAJÁTÉK ]</w:t>
-      </w:r>
-      <w:proofErr w:type="gramEnd"/>
-      <w:r>
-        <w:t xml:space="preserve"> </w:t>
-      </w:r>
-      <w:proofErr w:type="gramStart"/>
-      <w:r>
-        <w:t>[ MENÜ</w:t>
-      </w:r>
-      <w:proofErr w:type="gramEnd"/>
-      <w:r>
-        <w:t xml:space="preserve"> ] </w:t>
+        <w:t xml:space="preserve">[ ÚJRAJÁTÉK ] [ MENÜ ] </w:t>
       </w:r>
       <w:r>
         <w:t xml:space="preserve">    </w:t>
@@ -2305,7 +5290,7 @@
 </file>
 
 <file path=word/numbering.xml><?xml version="1.0" encoding="utf-8"?>
-<w:numbering xmlns:wpc="http://schemas.microsoft.com/office/word/2010/wordprocessingCanvas" xmlns:cx="http://schemas.microsoft.com/office/drawing/2014/chartex" xmlns:cx1="http://schemas.microsoft.com/office/drawing/2015/9/8/chartex" xmlns:cx2="http://schemas.microsoft.com/office/drawing/2015/10/21/chartex" xmlns:cx3="http://schemas.microsoft.com/office/drawing/2016/5/9/chartex" xmlns:cx4="http://schemas.microsoft.com/office/drawing/2016/5/10/chartex" xmlns:cx5="http://schemas.microsoft.com/office/drawing/2016/5/11/chartex" xmlns:cx6="http://schemas.microsoft.com/office/drawing/2016/5/12/chartex" xmlns:cx7="http://schemas.microsoft.com/office/drawing/2016/5/13/chartex" xmlns:cx8="http://schemas.microsoft.com/office/drawing/2016/5/14/chartex" xmlns:mc="http://schemas.openxmlformats.org/markup-compatibility/2006" xmlns:aink="http://schemas.microsoft.com/office/drawing/2016/ink" xmlns:am3d="http://schemas.microsoft.com/office/drawing/2017/model3d" xmlns:o="urn:schemas-microsoft-com:office:office" xmlns:oel="http://schemas.microsoft.com/office/2019/extlst" xmlns:r="http://schemas.openxmlformats.org/officeDocument/2006/relationships" xmlns:m="http://schemas.openxmlformats.org/officeDocument/2006/math" xmlns:v="urn:schemas-microsoft-com:vml" xmlns:wp14="http://schemas.microsoft.com/office/word/2010/wordprocessingDrawing" xmlns:wp="http://schemas.openxmlformats.org/drawingml/2006/wordprocessingDrawing" xmlns:w10="urn:schemas-microsoft-com:office:word" xmlns:w="http://schemas.openxmlformats.org/wordprocessingml/2006/main" xmlns:w14="http://schemas.microsoft.com/office/word/2010/wordml" xmlns:w15="http://schemas.microsoft.com/office/word/2012/wordml" xmlns:w16cex="http://schemas.microsoft.com/office/word/2018/wordml/cex" xmlns:w16cid="http://schemas.microsoft.com/office/word/2016/wordml/cid" xmlns:w16="http://schemas.microsoft.com/office/word/2018/wordml" xmlns:w16du="http://schemas.microsoft.com/office/word/2023/wordml/word16du" xmlns:w16sdtdh="http://schemas.microsoft.com/office/word/2020/wordml/sdtdatahash" xmlns:w16sdtfl="http://schemas.microsoft.com/office/word/2024/wordml/sdtformatlock" xmlns:w16se="http://schemas.microsoft.com/office/word/2015/wordml/symex" xmlns:wpg="http://schemas.microsoft.com/office/word/2010/wordprocessingGroup" xmlns:wpi="http://schemas.microsoft.com/office/word/2010/wordprocessingInk" xmlns:wne="http://schemas.microsoft.com/office/word/2006/wordml" xmlns:wps="http://schemas.microsoft.com/office/word/2010/wordprocessingShape" mc:Ignorable="w14 w15 w16se w16cid w16 w16cex w16sdtdh w16sdtfl w16du wp14">
+<w:numbering xmlns:wpc="http://schemas.microsoft.com/office/word/2010/wordprocessingCanvas" xmlns:cx="http://schemas.microsoft.com/office/drawing/2014/chartex" xmlns:cx1="http://schemas.microsoft.com/office/drawing/2015/9/8/chartex" xmlns:cx2="http://schemas.microsoft.com/office/drawing/2015/10/21/chartex" xmlns:cx3="http://schemas.microsoft.com/office/drawing/2016/5/9/chartex" xmlns:cx4="http://schemas.microsoft.com/office/drawing/2016/5/10/chartex" xmlns:cx5="http://schemas.microsoft.com/office/drawing/2016/5/11/chartex" xmlns:cx6="http://schemas.microsoft.com/office/drawing/2016/5/12/chartex" xmlns:cx7="http://schemas.microsoft.com/office/drawing/2016/5/13/chartex" xmlns:cx8="http://schemas.microsoft.com/office/drawing/2016/5/14/chartex" xmlns:mc="http://schemas.openxmlformats.org/markup-compatibility/2006" xmlns:aink="http://schemas.microsoft.com/office/drawing/2016/ink" xmlns:am3d="http://schemas.microsoft.com/office/drawing/2017/model3d" xmlns:o="urn:schemas-microsoft-com:office:office" xmlns:r="http://schemas.openxmlformats.org/officeDocument/2006/relationships" xmlns:m="http://schemas.openxmlformats.org/officeDocument/2006/math" xmlns:v="urn:schemas-microsoft-com:vml" xmlns:wp14="http://schemas.microsoft.com/office/word/2010/wordprocessingDrawing" xmlns:wp="http://schemas.openxmlformats.org/drawingml/2006/wordprocessingDrawing" xmlns:w10="urn:schemas-microsoft-com:office:word" xmlns:w="http://schemas.openxmlformats.org/wordprocessingml/2006/main" xmlns:w14="http://schemas.microsoft.com/office/word/2010/wordml" xmlns:w15="http://schemas.microsoft.com/office/word/2012/wordml" xmlns:w16cex="http://schemas.microsoft.com/office/word/2018/wordml/cex" xmlns:w16cid="http://schemas.microsoft.com/office/word/2016/wordml/cid" xmlns:w16="http://schemas.microsoft.com/office/word/2018/wordml" xmlns:w16sdtdh="http://schemas.microsoft.com/office/word/2020/wordml/sdtdatahash" xmlns:w16se="http://schemas.microsoft.com/office/word/2015/wordml/symex" xmlns:wpg="http://schemas.microsoft.com/office/word/2010/wordprocessingGroup" xmlns:wpi="http://schemas.microsoft.com/office/word/2010/wordprocessingInk" xmlns:wne="http://schemas.microsoft.com/office/word/2006/wordml" xmlns:wps="http://schemas.microsoft.com/office/word/2010/wordprocessingShape" mc:Ignorable="w14 w15 w16se w16cid w16 w16cex w16sdtdh wp14">
   <w:abstractNum w:abstractNumId="0" w15:restartNumberingAfterBreak="0">
     <w:nsid w:val="0907755C"/>
     <w:multiLevelType w:val="multilevel"/>
@@ -3439,41 +6424,41 @@
       </w:rPr>
     </w:lvl>
   </w:abstractNum>
-  <w:num w:numId="1" w16cid:durableId="1625388367">
+  <w:num w:numId="1">
     <w:abstractNumId w:val="6"/>
   </w:num>
-  <w:num w:numId="2" w16cid:durableId="793138330">
+  <w:num w:numId="2">
     <w:abstractNumId w:val="7"/>
   </w:num>
-  <w:num w:numId="3" w16cid:durableId="1938168324">
+  <w:num w:numId="3">
     <w:abstractNumId w:val="0"/>
   </w:num>
-  <w:num w:numId="4" w16cid:durableId="1422676335">
+  <w:num w:numId="4">
     <w:abstractNumId w:val="5"/>
   </w:num>
-  <w:num w:numId="5" w16cid:durableId="871458744">
+  <w:num w:numId="5">
     <w:abstractNumId w:val="8"/>
   </w:num>
-  <w:num w:numId="6" w16cid:durableId="1810442638">
+  <w:num w:numId="6">
     <w:abstractNumId w:val="9"/>
   </w:num>
-  <w:num w:numId="7" w16cid:durableId="45229288">
+  <w:num w:numId="7">
     <w:abstractNumId w:val="3"/>
   </w:num>
-  <w:num w:numId="8" w16cid:durableId="1687901616">
+  <w:num w:numId="8">
     <w:abstractNumId w:val="1"/>
   </w:num>
-  <w:num w:numId="9" w16cid:durableId="1854420309">
+  <w:num w:numId="9">
     <w:abstractNumId w:val="4"/>
   </w:num>
-  <w:num w:numId="10" w16cid:durableId="163404089">
+  <w:num w:numId="10">
     <w:abstractNumId w:val="2"/>
   </w:num>
 </w:numbering>
 </file>
 
 <file path=word/styles.xml><?xml version="1.0" encoding="utf-8"?>
-<w:styles xmlns:mc="http://schemas.openxmlformats.org/markup-compatibility/2006" xmlns:r="http://schemas.openxmlformats.org/officeDocument/2006/relationships" xmlns:w="http://schemas.openxmlformats.org/wordprocessingml/2006/main" xmlns:w14="http://schemas.microsoft.com/office/word/2010/wordml" xmlns:w15="http://schemas.microsoft.com/office/word/2012/wordml" xmlns:w16cex="http://schemas.microsoft.com/office/word/2018/wordml/cex" xmlns:w16cid="http://schemas.microsoft.com/office/word/2016/wordml/cid" xmlns:w16="http://schemas.microsoft.com/office/word/2018/wordml" xmlns:w16du="http://schemas.microsoft.com/office/word/2023/wordml/word16du" xmlns:w16sdtdh="http://schemas.microsoft.com/office/word/2020/wordml/sdtdatahash" xmlns:w16sdtfl="http://schemas.microsoft.com/office/word/2024/wordml/sdtformatlock" xmlns:w16se="http://schemas.microsoft.com/office/word/2015/wordml/symex" mc:Ignorable="w14 w15 w16se w16cid w16 w16cex w16sdtdh w16sdtfl w16du">
+<w:styles xmlns:mc="http://schemas.openxmlformats.org/markup-compatibility/2006" xmlns:r="http://schemas.openxmlformats.org/officeDocument/2006/relationships" xmlns:w="http://schemas.openxmlformats.org/wordprocessingml/2006/main" xmlns:w14="http://schemas.microsoft.com/office/word/2010/wordml" xmlns:w15="http://schemas.microsoft.com/office/word/2012/wordml" xmlns:w16cex="http://schemas.microsoft.com/office/word/2018/wordml/cex" xmlns:w16cid="http://schemas.microsoft.com/office/word/2016/wordml/cid" xmlns:w16="http://schemas.microsoft.com/office/word/2018/wordml" xmlns:w16sdtdh="http://schemas.microsoft.com/office/word/2020/wordml/sdtdatahash" xmlns:w16se="http://schemas.microsoft.com/office/word/2015/wordml/symex" mc:Ignorable="w14 w15 w16se w16cid w16 w16cex w16sdtdh">
   <w:docDefaults>
     <w:rPrDefault>
       <w:rPr>
@@ -3986,6 +6971,7 @@
   <w:style w:type="character" w:default="1" w:styleId="Bekezdsalapbettpusa">
     <w:name w:val="Default Paragraph Font"/>
     <w:uiPriority w:val="1"/>
+    <w:semiHidden/>
     <w:unhideWhenUsed/>
   </w:style>
   <w:style w:type="table" w:default="1" w:styleId="Normltblzat">
@@ -4119,6 +7105,17 @@
         <w:insideV w:val="single" w:sz="4" w:space="0" w:color="auto"/>
       </w:tblBorders>
     </w:tblPr>
+  </w:style>
+  <w:style w:type="character" w:styleId="Kiemels2">
+    <w:name w:val="Strong"/>
+    <w:basedOn w:val="Bekezdsalapbettpusa"/>
+    <w:uiPriority w:val="22"/>
+    <w:qFormat/>
+    <w:rsid w:val="00955846"/>
+    <w:rPr>
+      <w:b/>
+      <w:bCs/>
+    </w:rPr>
   </w:style>
 </w:styles>
 </file>
